--- a/Lab_5/ПМД_КН-2327Б_Багрій-Белз_ЛР-5.docx
+++ b/Lab_5/ПМД_КН-2327Б_Багрій-Белз_ЛР-5.docx
@@ -2751,7 +2751,7 @@
           <w:b w:val="0"/>
           <w:sz w:val="19"/>
         </w:rPr>
-        <w:t>// === lib/widgets/image_banner_card.dart ===</w:t>
+        <w:t>// === lib/widgets/priority_switch_card.dart ===</w:t>
       </w:r>
     </w:p>
     <w:p>
@@ -2785,7 +2785,7 @@
           <w:b w:val="0"/>
           <w:sz w:val="19"/>
         </w:rPr>
-        <w:t>class ImageBannerCard extends StatelessWidget {</w:t>
+        <w:t>class PrioritySwitchCard extends StatelessWidget {</w:t>
       </w:r>
     </w:p>
     <w:p>
@@ -2799,7 +2799,7 @@
           <w:b w:val="0"/>
           <w:sz w:val="19"/>
         </w:rPr>
-        <w:t xml:space="preserve">  final IconData icon;</w:t>
+        <w:t xml:space="preserve">  final bool isUrgent;</w:t>
       </w:r>
     </w:p>
     <w:p>
@@ -2813,8 +2813,14 @@
           <w:b w:val="0"/>
           <w:sz w:val="19"/>
         </w:rPr>
-        <w:t xml:space="preserve">  final double height;</w:t>
+        <w:t xml:space="preserve">  final ValueChanged&lt;bool&gt; onChanged;</w:t>
       </w:r>
+    </w:p>
+    <w:p>
+      <w:pPr>
+        <w:spacing w:line="190" w:lineRule="exact" w:after="0"/>
+        <w:jc w:val="left"/>
+      </w:pPr>
     </w:p>
     <w:p>
       <w:pPr>
@@ -2827,55 +2833,7 @@
           <w:b w:val="0"/>
           <w:sz w:val="19"/>
         </w:rPr>
-        <w:t xml:space="preserve">  final Color iconColor;</w:t>
-      </w:r>
-    </w:p>
-    <w:p>
-      <w:pPr>
-        <w:spacing w:line="190" w:lineRule="exact" w:after="0"/>
-        <w:jc w:val="left"/>
-      </w:pPr>
-      <w:r>
-        <w:rPr>
-          <w:rFonts w:ascii="Cascadia Mono" w:hAnsi="Cascadia Mono" w:cs="Cascadia Mono"/>
-          <w:b w:val="0"/>
-          <w:sz w:val="19"/>
-        </w:rPr>
-        <w:t xml:space="preserve">  final Color backgroundColor;</w:t>
-      </w:r>
-    </w:p>
-    <w:p>
-      <w:pPr>
-        <w:spacing w:line="190" w:lineRule="exact" w:after="0"/>
-        <w:jc w:val="left"/>
-      </w:pPr>
-      <w:r>
-        <w:rPr>
-          <w:rFonts w:ascii="Cascadia Mono" w:hAnsi="Cascadia Mono" w:cs="Cascadia Mono"/>
-          <w:b w:val="0"/>
-          <w:sz w:val="19"/>
-        </w:rPr>
-        <w:t xml:space="preserve">  final Color borderColor;</w:t>
-      </w:r>
-    </w:p>
-    <w:p>
-      <w:pPr>
-        <w:spacing w:line="190" w:lineRule="exact" w:after="0"/>
-        <w:jc w:val="left"/>
-      </w:pPr>
-    </w:p>
-    <w:p>
-      <w:pPr>
-        <w:spacing w:line="190" w:lineRule="exact" w:after="0"/>
-        <w:jc w:val="left"/>
-      </w:pPr>
-      <w:r>
-        <w:rPr>
-          <w:rFonts w:ascii="Cascadia Mono" w:hAnsi="Cascadia Mono" w:cs="Cascadia Mono"/>
-          <w:b w:val="0"/>
-          <w:sz w:val="19"/>
-        </w:rPr>
-        <w:t xml:space="preserve">  const ImageBannerCard({</w:t>
+        <w:t xml:space="preserve">  const PrioritySwitchCard({</w:t>
       </w:r>
     </w:p>
     <w:p>
@@ -2903,7 +2861,7 @@
           <w:b w:val="0"/>
           <w:sz w:val="19"/>
         </w:rPr>
-        <w:t xml:space="preserve">    required this.icon,</w:t>
+        <w:t xml:space="preserve">    required this.isUrgent,</w:t>
       </w:r>
     </w:p>
     <w:p>
@@ -2917,49 +2875,7 @@
           <w:b w:val="0"/>
           <w:sz w:val="19"/>
         </w:rPr>
-        <w:t xml:space="preserve">    required this.height,</w:t>
-      </w:r>
-    </w:p>
-    <w:p>
-      <w:pPr>
-        <w:spacing w:line="190" w:lineRule="exact" w:after="0"/>
-        <w:jc w:val="left"/>
-      </w:pPr>
-      <w:r>
-        <w:rPr>
-          <w:rFonts w:ascii="Cascadia Mono" w:hAnsi="Cascadia Mono" w:cs="Cascadia Mono"/>
-          <w:b w:val="0"/>
-          <w:sz w:val="19"/>
-        </w:rPr>
-        <w:t xml:space="preserve">    required this.iconColor,</w:t>
-      </w:r>
-    </w:p>
-    <w:p>
-      <w:pPr>
-        <w:spacing w:line="190" w:lineRule="exact" w:after="0"/>
-        <w:jc w:val="left"/>
-      </w:pPr>
-      <w:r>
-        <w:rPr>
-          <w:rFonts w:ascii="Cascadia Mono" w:hAnsi="Cascadia Mono" w:cs="Cascadia Mono"/>
-          <w:b w:val="0"/>
-          <w:sz w:val="19"/>
-        </w:rPr>
-        <w:t xml:space="preserve">    required this.backgroundColor,</w:t>
-      </w:r>
-    </w:p>
-    <w:p>
-      <w:pPr>
-        <w:spacing w:line="190" w:lineRule="exact" w:after="0"/>
-        <w:jc w:val="left"/>
-      </w:pPr>
-      <w:r>
-        <w:rPr>
-          <w:rFonts w:ascii="Cascadia Mono" w:hAnsi="Cascadia Mono" w:cs="Cascadia Mono"/>
-          <w:b w:val="0"/>
-          <w:sz w:val="19"/>
-        </w:rPr>
-        <w:t xml:space="preserve">    required this.borderColor,</w:t>
+        <w:t xml:space="preserve">    required this.onChanged,</w:t>
       </w:r>
     </w:p>
     <w:p>
@@ -3021,7 +2937,7 @@
           <w:b w:val="0"/>
           <w:sz w:val="19"/>
         </w:rPr>
-        <w:t xml:space="preserve">    return Container(</w:t>
+        <w:t xml:space="preserve">    return Material(</w:t>
       </w:r>
     </w:p>
     <w:p>
@@ -3035,7 +2951,7 @@
           <w:b w:val="0"/>
           <w:sz w:val="19"/>
         </w:rPr>
-        <w:t xml:space="preserve">      height: height,</w:t>
+        <w:t xml:space="preserve">      color: const Color(0xFF15181F),</w:t>
       </w:r>
     </w:p>
     <w:p>
@@ -3049,7 +2965,7 @@
           <w:b w:val="0"/>
           <w:sz w:val="19"/>
         </w:rPr>
-        <w:t xml:space="preserve">      decoration: BoxDecoration(</w:t>
+        <w:t xml:space="preserve">      shape: RoundedRectangleBorder(</w:t>
       </w:r>
     </w:p>
     <w:p>
@@ -3063,7 +2979,7 @@
           <w:b w:val="0"/>
           <w:sz w:val="19"/>
         </w:rPr>
-        <w:t xml:space="preserve">        color: backgroundColor,</w:t>
+        <w:t xml:space="preserve">        borderRadius: BorderRadius.circular(12),</w:t>
       </w:r>
     </w:p>
     <w:p>
@@ -3077,7 +2993,7 @@
           <w:b w:val="0"/>
           <w:sz w:val="19"/>
         </w:rPr>
-        <w:t xml:space="preserve">        borderRadius: BorderRadius.circular(16),</w:t>
+        <w:t xml:space="preserve">        side: const BorderSide(</w:t>
       </w:r>
     </w:p>
     <w:p>
@@ -3091,21 +3007,7 @@
           <w:b w:val="0"/>
           <w:sz w:val="19"/>
         </w:rPr>
-        <w:t xml:space="preserve">        border: Border.all(</w:t>
-      </w:r>
-    </w:p>
-    <w:p>
-      <w:pPr>
-        <w:spacing w:line="190" w:lineRule="exact" w:after="0"/>
-        <w:jc w:val="left"/>
-      </w:pPr>
-      <w:r>
-        <w:rPr>
-          <w:rFonts w:ascii="Cascadia Mono" w:hAnsi="Cascadia Mono" w:cs="Cascadia Mono"/>
-          <w:b w:val="0"/>
-          <w:sz w:val="19"/>
-        </w:rPr>
-        <w:t xml:space="preserve">          color: borderColor,</w:t>
+        <w:t xml:space="preserve">          color: Color(0xFF2A3142),</w:t>
       </w:r>
     </w:p>
     <w:p>
@@ -3161,7 +3063,7 @@
           <w:b w:val="0"/>
           <w:sz w:val="19"/>
         </w:rPr>
-        <w:t xml:space="preserve">      child: Center(</w:t>
+        <w:t xml:space="preserve">      child: SwitchListTile(</w:t>
       </w:r>
     </w:p>
     <w:p>
@@ -3175,7 +3077,7 @@
           <w:b w:val="0"/>
           <w:sz w:val="19"/>
         </w:rPr>
-        <w:t xml:space="preserve">        child: Icon(</w:t>
+        <w:t xml:space="preserve">        title: const Text(</w:t>
       </w:r>
     </w:p>
     <w:p>
@@ -3189,7 +3091,7 @@
           <w:b w:val="0"/>
           <w:sz w:val="19"/>
         </w:rPr>
-        <w:t xml:space="preserve">          icon,</w:t>
+        <w:t xml:space="preserve">          'Терміновий статус',</w:t>
       </w:r>
     </w:p>
     <w:p>
@@ -3203,7 +3105,7 @@
           <w:b w:val="0"/>
           <w:sz w:val="19"/>
         </w:rPr>
-        <w:t xml:space="preserve">          size: 72,</w:t>
+        <w:t xml:space="preserve">          style: TextStyle(</w:t>
       </w:r>
     </w:p>
     <w:p>
@@ -3217,7 +3119,49 @@
           <w:b w:val="0"/>
           <w:sz w:val="19"/>
         </w:rPr>
-        <w:t xml:space="preserve">          color: iconColor,</w:t>
+        <w:t xml:space="preserve">            fontSize: 15,</w:t>
+      </w:r>
+    </w:p>
+    <w:p>
+      <w:pPr>
+        <w:spacing w:line="190" w:lineRule="exact" w:after="0"/>
+        <w:jc w:val="left"/>
+      </w:pPr>
+      <w:r>
+        <w:rPr>
+          <w:rFonts w:ascii="Cascadia Mono" w:hAnsi="Cascadia Mono" w:cs="Cascadia Mono"/>
+          <w:b w:val="0"/>
+          <w:sz w:val="19"/>
+        </w:rPr>
+        <w:t xml:space="preserve">            fontWeight: FontWeight.w600,</w:t>
+      </w:r>
+    </w:p>
+    <w:p>
+      <w:pPr>
+        <w:spacing w:line="190" w:lineRule="exact" w:after="0"/>
+        <w:jc w:val="left"/>
+      </w:pPr>
+      <w:r>
+        <w:rPr>
+          <w:rFonts w:ascii="Cascadia Mono" w:hAnsi="Cascadia Mono" w:cs="Cascadia Mono"/>
+          <w:b w:val="0"/>
+          <w:sz w:val="19"/>
+        </w:rPr>
+        <w:t xml:space="preserve">            color: Colors.white,</w:t>
+      </w:r>
+    </w:p>
+    <w:p>
+      <w:pPr>
+        <w:spacing w:line="190" w:lineRule="exact" w:after="0"/>
+        <w:jc w:val="left"/>
+      </w:pPr>
+      <w:r>
+        <w:rPr>
+          <w:rFonts w:ascii="Cascadia Mono" w:hAnsi="Cascadia Mono" w:cs="Cascadia Mono"/>
+          <w:b w:val="0"/>
+          <w:sz w:val="19"/>
+        </w:rPr>
+        <w:t xml:space="preserve">          ),</w:t>
       </w:r>
     </w:p>
     <w:p>
@@ -3245,7 +3189,7 @@
           <w:b w:val="0"/>
           <w:sz w:val="19"/>
         </w:rPr>
-        <w:t xml:space="preserve">      ),</w:t>
+        <w:t xml:space="preserve">        subtitle: Text(</w:t>
       </w:r>
     </w:p>
     <w:p>
@@ -3259,7 +3203,7 @@
           <w:b w:val="0"/>
           <w:sz w:val="19"/>
         </w:rPr>
-        <w:t xml:space="preserve">    );</w:t>
+        <w:t xml:space="preserve">          isUrgent</w:t>
       </w:r>
     </w:p>
     <w:p>
@@ -3273,7 +3217,7 @@
           <w:b w:val="0"/>
           <w:sz w:val="19"/>
         </w:rPr>
-        <w:t xml:space="preserve">  }</w:t>
+        <w:t xml:space="preserve">              ? 'Активовано бейдж, змінено стиль та підсвічування'</w:t>
       </w:r>
     </w:p>
     <w:p>
@@ -3287,14 +3231,8 @@
           <w:b w:val="0"/>
           <w:sz w:val="19"/>
         </w:rPr>
-        <w:t>}</w:t>
+        <w:t xml:space="preserve">              : 'Увімкніть для виділення терміновості завдання',</w:t>
       </w:r>
-    </w:p>
-    <w:p>
-      <w:pPr>
-        <w:spacing w:line="190" w:lineRule="exact" w:after="0"/>
-        <w:jc w:val="left"/>
-      </w:pPr>
     </w:p>
     <w:p>
       <w:pPr>
@@ -3307,7 +3245,7 @@
           <w:b w:val="0"/>
           <w:sz w:val="19"/>
         </w:rPr>
-        <w:t>// === lib/widgets/task_header.dart ===</w:t>
+        <w:t xml:space="preserve">          style: TextStyle(</w:t>
       </w:r>
     </w:p>
     <w:p>
@@ -3321,14 +3259,8 @@
           <w:b w:val="0"/>
           <w:sz w:val="19"/>
         </w:rPr>
-        <w:t>import 'package:flutter/material.dart';</w:t>
+        <w:t xml:space="preserve">            fontSize: 12,</w:t>
       </w:r>
-    </w:p>
-    <w:p>
-      <w:pPr>
-        <w:spacing w:line="190" w:lineRule="exact" w:after="0"/>
-        <w:jc w:val="left"/>
-      </w:pPr>
     </w:p>
     <w:p>
       <w:pPr>
@@ -3341,915 +3273,7 @@
           <w:b w:val="0"/>
           <w:sz w:val="19"/>
         </w:rPr>
-        <w:t>class TaskHeader extends StatelessWidget {</w:t>
-      </w:r>
-    </w:p>
-    <w:p>
-      <w:pPr>
-        <w:spacing w:line="190" w:lineRule="exact" w:after="0"/>
-        <w:jc w:val="left"/>
-      </w:pPr>
-      <w:r>
-        <w:rPr>
-          <w:rFonts w:ascii="Cascadia Mono" w:hAnsi="Cascadia Mono" w:cs="Cascadia Mono"/>
-          <w:b w:val="0"/>
-          <w:sz w:val="19"/>
-        </w:rPr>
-        <w:t xml:space="preserve">  final String title;</w:t>
-      </w:r>
-    </w:p>
-    <w:p>
-      <w:pPr>
-        <w:spacing w:line="190" w:lineRule="exact" w:after="0"/>
-        <w:jc w:val="left"/>
-      </w:pPr>
-      <w:r>
-        <w:rPr>
-          <w:rFonts w:ascii="Cascadia Mono" w:hAnsi="Cascadia Mono" w:cs="Cascadia Mono"/>
-          <w:b w:val="0"/>
-          <w:sz w:val="19"/>
-        </w:rPr>
-        <w:t xml:space="preserve">  final bool isFavorite;</w:t>
-      </w:r>
-    </w:p>
-    <w:p>
-      <w:pPr>
-        <w:spacing w:line="190" w:lineRule="exact" w:after="0"/>
-        <w:jc w:val="left"/>
-      </w:pPr>
-      <w:r>
-        <w:rPr>
-          <w:rFonts w:ascii="Cascadia Mono" w:hAnsi="Cascadia Mono" w:cs="Cascadia Mono"/>
-          <w:b w:val="0"/>
-          <w:sz w:val="19"/>
-        </w:rPr>
-        <w:t xml:space="preserve">  final bool isUrgent;</w:t>
-      </w:r>
-    </w:p>
-    <w:p>
-      <w:pPr>
-        <w:spacing w:line="190" w:lineRule="exact" w:after="0"/>
-        <w:jc w:val="left"/>
-      </w:pPr>
-      <w:r>
-        <w:rPr>
-          <w:rFonts w:ascii="Cascadia Mono" w:hAnsi="Cascadia Mono" w:cs="Cascadia Mono"/>
-          <w:b w:val="0"/>
-          <w:sz w:val="19"/>
-        </w:rPr>
-        <w:t xml:space="preserve">  final VoidCallback onFavoriteToggle;</w:t>
-      </w:r>
-    </w:p>
-    <w:p>
-      <w:pPr>
-        <w:spacing w:line="190" w:lineRule="exact" w:after="0"/>
-        <w:jc w:val="left"/>
-      </w:pPr>
-    </w:p>
-    <w:p>
-      <w:pPr>
-        <w:spacing w:line="190" w:lineRule="exact" w:after="0"/>
-        <w:jc w:val="left"/>
-      </w:pPr>
-      <w:r>
-        <w:rPr>
-          <w:rFonts w:ascii="Cascadia Mono" w:hAnsi="Cascadia Mono" w:cs="Cascadia Mono"/>
-          <w:b w:val="0"/>
-          <w:sz w:val="19"/>
-        </w:rPr>
-        <w:t xml:space="preserve">  const TaskHeader({</w:t>
-      </w:r>
-    </w:p>
-    <w:p>
-      <w:pPr>
-        <w:spacing w:line="190" w:lineRule="exact" w:after="0"/>
-        <w:jc w:val="left"/>
-      </w:pPr>
-      <w:r>
-        <w:rPr>
-          <w:rFonts w:ascii="Cascadia Mono" w:hAnsi="Cascadia Mono" w:cs="Cascadia Mono"/>
-          <w:b w:val="0"/>
-          <w:sz w:val="19"/>
-        </w:rPr>
-        <w:t xml:space="preserve">    super.key,</w:t>
-      </w:r>
-    </w:p>
-    <w:p>
-      <w:pPr>
-        <w:spacing w:line="190" w:lineRule="exact" w:after="0"/>
-        <w:jc w:val="left"/>
-      </w:pPr>
-      <w:r>
-        <w:rPr>
-          <w:rFonts w:ascii="Cascadia Mono" w:hAnsi="Cascadia Mono" w:cs="Cascadia Mono"/>
-          <w:b w:val="0"/>
-          <w:sz w:val="19"/>
-        </w:rPr>
-        <w:t xml:space="preserve">    required this.title,</w:t>
-      </w:r>
-    </w:p>
-    <w:p>
-      <w:pPr>
-        <w:spacing w:line="190" w:lineRule="exact" w:after="0"/>
-        <w:jc w:val="left"/>
-      </w:pPr>
-      <w:r>
-        <w:rPr>
-          <w:rFonts w:ascii="Cascadia Mono" w:hAnsi="Cascadia Mono" w:cs="Cascadia Mono"/>
-          <w:b w:val="0"/>
-          <w:sz w:val="19"/>
-        </w:rPr>
-        <w:t xml:space="preserve">    required this.isFavorite,</w:t>
-      </w:r>
-    </w:p>
-    <w:p>
-      <w:pPr>
-        <w:spacing w:line="190" w:lineRule="exact" w:after="0"/>
-        <w:jc w:val="left"/>
-      </w:pPr>
-      <w:r>
-        <w:rPr>
-          <w:rFonts w:ascii="Cascadia Mono" w:hAnsi="Cascadia Mono" w:cs="Cascadia Mono"/>
-          <w:b w:val="0"/>
-          <w:sz w:val="19"/>
-        </w:rPr>
-        <w:t xml:space="preserve">    required this.isUrgent,</w:t>
-      </w:r>
-    </w:p>
-    <w:p>
-      <w:pPr>
-        <w:spacing w:line="190" w:lineRule="exact" w:after="0"/>
-        <w:jc w:val="left"/>
-      </w:pPr>
-      <w:r>
-        <w:rPr>
-          <w:rFonts w:ascii="Cascadia Mono" w:hAnsi="Cascadia Mono" w:cs="Cascadia Mono"/>
-          <w:b w:val="0"/>
-          <w:sz w:val="19"/>
-        </w:rPr>
-        <w:t xml:space="preserve">    required this.onFavoriteToggle,</w:t>
-      </w:r>
-    </w:p>
-    <w:p>
-      <w:pPr>
-        <w:spacing w:line="190" w:lineRule="exact" w:after="0"/>
-        <w:jc w:val="left"/>
-      </w:pPr>
-      <w:r>
-        <w:rPr>
-          <w:rFonts w:ascii="Cascadia Mono" w:hAnsi="Cascadia Mono" w:cs="Cascadia Mono"/>
-          <w:b w:val="0"/>
-          <w:sz w:val="19"/>
-        </w:rPr>
-        <w:t xml:space="preserve">  });</w:t>
-      </w:r>
-    </w:p>
-    <w:p>
-      <w:pPr>
-        <w:spacing w:line="190" w:lineRule="exact" w:after="0"/>
-        <w:jc w:val="left"/>
-      </w:pPr>
-    </w:p>
-    <w:p>
-      <w:pPr>
-        <w:spacing w:line="190" w:lineRule="exact" w:after="0"/>
-        <w:jc w:val="left"/>
-      </w:pPr>
-      <w:r>
-        <w:rPr>
-          <w:rFonts w:ascii="Cascadia Mono" w:hAnsi="Cascadia Mono" w:cs="Cascadia Mono"/>
-          <w:b w:val="0"/>
-          <w:sz w:val="19"/>
-        </w:rPr>
-        <w:t xml:space="preserve">  @override</w:t>
-      </w:r>
-    </w:p>
-    <w:p>
-      <w:pPr>
-        <w:spacing w:line="190" w:lineRule="exact" w:after="0"/>
-        <w:jc w:val="left"/>
-      </w:pPr>
-      <w:r>
-        <w:rPr>
-          <w:rFonts w:ascii="Cascadia Mono" w:hAnsi="Cascadia Mono" w:cs="Cascadia Mono"/>
-          <w:b w:val="0"/>
-          <w:sz w:val="19"/>
-        </w:rPr>
-        <w:t xml:space="preserve">  Widget build(BuildContext context) {</w:t>
-      </w:r>
-    </w:p>
-    <w:p>
-      <w:pPr>
-        <w:spacing w:line="190" w:lineRule="exact" w:after="0"/>
-        <w:jc w:val="left"/>
-      </w:pPr>
-      <w:r>
-        <w:rPr>
-          <w:rFonts w:ascii="Cascadia Mono" w:hAnsi="Cascadia Mono" w:cs="Cascadia Mono"/>
-          <w:b w:val="0"/>
-          <w:sz w:val="19"/>
-        </w:rPr>
-        <w:t xml:space="preserve">    return Row(</w:t>
-      </w:r>
-    </w:p>
-    <w:p>
-      <w:pPr>
-        <w:spacing w:line="190" w:lineRule="exact" w:after="0"/>
-        <w:jc w:val="left"/>
-      </w:pPr>
-      <w:r>
-        <w:rPr>
-          <w:rFonts w:ascii="Cascadia Mono" w:hAnsi="Cascadia Mono" w:cs="Cascadia Mono"/>
-          <w:b w:val="0"/>
-          <w:sz w:val="19"/>
-        </w:rPr>
-        <w:t xml:space="preserve">      crossAxisAlignment: CrossAxisAlignment.center,</w:t>
-      </w:r>
-    </w:p>
-    <w:p>
-      <w:pPr>
-        <w:spacing w:line="190" w:lineRule="exact" w:after="0"/>
-        <w:jc w:val="left"/>
-      </w:pPr>
-      <w:r>
-        <w:rPr>
-          <w:rFonts w:ascii="Cascadia Mono" w:hAnsi="Cascadia Mono" w:cs="Cascadia Mono"/>
-          <w:b w:val="0"/>
-          <w:sz w:val="19"/>
-        </w:rPr>
-        <w:t xml:space="preserve">      children: [</w:t>
-      </w:r>
-    </w:p>
-    <w:p>
-      <w:pPr>
-        <w:spacing w:line="190" w:lineRule="exact" w:after="0"/>
-        <w:jc w:val="left"/>
-      </w:pPr>
-      <w:r>
-        <w:rPr>
-          <w:rFonts w:ascii="Cascadia Mono" w:hAnsi="Cascadia Mono" w:cs="Cascadia Mono"/>
-          <w:b w:val="0"/>
-          <w:sz w:val="19"/>
-        </w:rPr>
-        <w:t xml:space="preserve">        Expanded(</w:t>
-      </w:r>
-    </w:p>
-    <w:p>
-      <w:pPr>
-        <w:spacing w:line="190" w:lineRule="exact" w:after="0"/>
-        <w:jc w:val="left"/>
-      </w:pPr>
-      <w:r>
-        <w:rPr>
-          <w:rFonts w:ascii="Cascadia Mono" w:hAnsi="Cascadia Mono" w:cs="Cascadia Mono"/>
-          <w:b w:val="0"/>
-          <w:sz w:val="19"/>
-        </w:rPr>
-        <w:t xml:space="preserve">          child: Column(</w:t>
-      </w:r>
-    </w:p>
-    <w:p>
-      <w:pPr>
-        <w:spacing w:line="190" w:lineRule="exact" w:after="0"/>
-        <w:jc w:val="left"/>
-      </w:pPr>
-      <w:r>
-        <w:rPr>
-          <w:rFonts w:ascii="Cascadia Mono" w:hAnsi="Cascadia Mono" w:cs="Cascadia Mono"/>
-          <w:b w:val="0"/>
-          <w:sz w:val="19"/>
-        </w:rPr>
-        <w:t xml:space="preserve">            crossAxisAlignment: CrossAxisAlignment.start,</w:t>
-      </w:r>
-    </w:p>
-    <w:p>
-      <w:pPr>
-        <w:spacing w:line="190" w:lineRule="exact" w:after="0"/>
-        <w:jc w:val="left"/>
-      </w:pPr>
-      <w:r>
-        <w:rPr>
-          <w:rFonts w:ascii="Cascadia Mono" w:hAnsi="Cascadia Mono" w:cs="Cascadia Mono"/>
-          <w:b w:val="0"/>
-          <w:sz w:val="19"/>
-        </w:rPr>
-        <w:t xml:space="preserve">            children: [</w:t>
-      </w:r>
-    </w:p>
-    <w:p>
-      <w:pPr>
-        <w:spacing w:line="190" w:lineRule="exact" w:after="0"/>
-        <w:jc w:val="left"/>
-      </w:pPr>
-      <w:r>
-        <w:rPr>
-          <w:rFonts w:ascii="Cascadia Mono" w:hAnsi="Cascadia Mono" w:cs="Cascadia Mono"/>
-          <w:b w:val="0"/>
-          <w:sz w:val="19"/>
-        </w:rPr>
-        <w:t xml:space="preserve">              Text(</w:t>
-      </w:r>
-    </w:p>
-    <w:p>
-      <w:pPr>
-        <w:spacing w:line="190" w:lineRule="exact" w:after="0"/>
-        <w:jc w:val="left"/>
-      </w:pPr>
-      <w:r>
-        <w:rPr>
-          <w:rFonts w:ascii="Cascadia Mono" w:hAnsi="Cascadia Mono" w:cs="Cascadia Mono"/>
-          <w:b w:val="0"/>
-          <w:sz w:val="19"/>
-        </w:rPr>
-        <w:t xml:space="preserve">                title,</w:t>
-      </w:r>
-    </w:p>
-    <w:p>
-      <w:pPr>
-        <w:spacing w:line="190" w:lineRule="exact" w:after="0"/>
-        <w:jc w:val="left"/>
-      </w:pPr>
-      <w:r>
-        <w:rPr>
-          <w:rFonts w:ascii="Cascadia Mono" w:hAnsi="Cascadia Mono" w:cs="Cascadia Mono"/>
-          <w:b w:val="0"/>
-          <w:sz w:val="19"/>
-        </w:rPr>
-        <w:t xml:space="preserve">                style: TextStyle(</w:t>
-      </w:r>
-    </w:p>
-    <w:p>
-      <w:pPr>
-        <w:spacing w:line="190" w:lineRule="exact" w:after="0"/>
-        <w:jc w:val="left"/>
-      </w:pPr>
-      <w:r>
-        <w:rPr>
-          <w:rFonts w:ascii="Cascadia Mono" w:hAnsi="Cascadia Mono" w:cs="Cascadia Mono"/>
-          <w:b w:val="0"/>
-          <w:sz w:val="19"/>
-        </w:rPr>
-        <w:t xml:space="preserve">                  fontSize: 20,</w:t>
-      </w:r>
-    </w:p>
-    <w:p>
-      <w:pPr>
-        <w:spacing w:line="190" w:lineRule="exact" w:after="0"/>
-        <w:jc w:val="left"/>
-      </w:pPr>
-      <w:r>
-        <w:rPr>
-          <w:rFonts w:ascii="Cascadia Mono" w:hAnsi="Cascadia Mono" w:cs="Cascadia Mono"/>
-          <w:b w:val="0"/>
-          <w:sz w:val="19"/>
-        </w:rPr>
-        <w:t xml:space="preserve">                  fontWeight: FontWeight.bold,</w:t>
-      </w:r>
-    </w:p>
-    <w:p>
-      <w:pPr>
-        <w:spacing w:line="190" w:lineRule="exact" w:after="0"/>
-        <w:jc w:val="left"/>
-      </w:pPr>
-      <w:r>
-        <w:rPr>
-          <w:rFonts w:ascii="Cascadia Mono" w:hAnsi="Cascadia Mono" w:cs="Cascadia Mono"/>
-          <w:b w:val="0"/>
-          <w:sz w:val="19"/>
-        </w:rPr>
-        <w:t xml:space="preserve">                  color: isUrgent ? const Color(0xFFFF6B6B) : Colors.white,</w:t>
-      </w:r>
-    </w:p>
-    <w:p>
-      <w:pPr>
-        <w:spacing w:line="190" w:lineRule="exact" w:after="0"/>
-        <w:jc w:val="left"/>
-      </w:pPr>
-      <w:r>
-        <w:rPr>
-          <w:rFonts w:ascii="Cascadia Mono" w:hAnsi="Cascadia Mono" w:cs="Cascadia Mono"/>
-          <w:b w:val="0"/>
-          <w:sz w:val="19"/>
-        </w:rPr>
-        <w:t xml:space="preserve">                  letterSpacing: 0.3,</w:t>
-      </w:r>
-    </w:p>
-    <w:p>
-      <w:pPr>
-        <w:spacing w:line="190" w:lineRule="exact" w:after="0"/>
-        <w:jc w:val="left"/>
-      </w:pPr>
-      <w:r>
-        <w:rPr>
-          <w:rFonts w:ascii="Cascadia Mono" w:hAnsi="Cascadia Mono" w:cs="Cascadia Mono"/>
-          <w:b w:val="0"/>
-          <w:sz w:val="19"/>
-        </w:rPr>
-        <w:t xml:space="preserve">                ),</w:t>
-      </w:r>
-    </w:p>
-    <w:p>
-      <w:pPr>
-        <w:spacing w:line="190" w:lineRule="exact" w:after="0"/>
-        <w:jc w:val="left"/>
-      </w:pPr>
-      <w:r>
-        <w:rPr>
-          <w:rFonts w:ascii="Cascadia Mono" w:hAnsi="Cascadia Mono" w:cs="Cascadia Mono"/>
-          <w:b w:val="0"/>
-          <w:sz w:val="19"/>
-        </w:rPr>
-        <w:t xml:space="preserve">              ),</w:t>
-      </w:r>
-    </w:p>
-    <w:p>
-      <w:pPr>
-        <w:spacing w:line="190" w:lineRule="exact" w:after="0"/>
-        <w:jc w:val="left"/>
-      </w:pPr>
-      <w:r>
-        <w:rPr>
-          <w:rFonts w:ascii="Cascadia Mono" w:hAnsi="Cascadia Mono" w:cs="Cascadia Mono"/>
-          <w:b w:val="0"/>
-          <w:sz w:val="19"/>
-        </w:rPr>
-        <w:t xml:space="preserve">              if (isUrgent) ...[</w:t>
-      </w:r>
-    </w:p>
-    <w:p>
-      <w:pPr>
-        <w:spacing w:line="190" w:lineRule="exact" w:after="0"/>
-        <w:jc w:val="left"/>
-      </w:pPr>
-      <w:r>
-        <w:rPr>
-          <w:rFonts w:ascii="Cascadia Mono" w:hAnsi="Cascadia Mono" w:cs="Cascadia Mono"/>
-          <w:b w:val="0"/>
-          <w:sz w:val="19"/>
-        </w:rPr>
-        <w:t xml:space="preserve">                const SizedBox(height: 6),</w:t>
-      </w:r>
-    </w:p>
-    <w:p>
-      <w:pPr>
-        <w:spacing w:line="190" w:lineRule="exact" w:after="0"/>
-        <w:jc w:val="left"/>
-      </w:pPr>
-      <w:r>
-        <w:rPr>
-          <w:rFonts w:ascii="Cascadia Mono" w:hAnsi="Cascadia Mono" w:cs="Cascadia Mono"/>
-          <w:b w:val="0"/>
-          <w:sz w:val="19"/>
-        </w:rPr>
-        <w:t xml:space="preserve">                Container(</w:t>
-      </w:r>
-    </w:p>
-    <w:p>
-      <w:pPr>
-        <w:spacing w:line="190" w:lineRule="exact" w:after="0"/>
-        <w:jc w:val="left"/>
-      </w:pPr>
-      <w:r>
-        <w:rPr>
-          <w:rFonts w:ascii="Cascadia Mono" w:hAnsi="Cascadia Mono" w:cs="Cascadia Mono"/>
-          <w:b w:val="0"/>
-          <w:sz w:val="19"/>
-        </w:rPr>
-        <w:t xml:space="preserve">                  padding: const EdgeInsets.symmetric(horizontal: 8, vertical: 3),</w:t>
-      </w:r>
-    </w:p>
-    <w:p>
-      <w:pPr>
-        <w:spacing w:line="190" w:lineRule="exact" w:after="0"/>
-        <w:jc w:val="left"/>
-      </w:pPr>
-      <w:r>
-        <w:rPr>
-          <w:rFonts w:ascii="Cascadia Mono" w:hAnsi="Cascadia Mono" w:cs="Cascadia Mono"/>
-          <w:b w:val="0"/>
-          <w:sz w:val="19"/>
-        </w:rPr>
-        <w:t xml:space="preserve">                  decoration: BoxDecoration(</w:t>
-      </w:r>
-    </w:p>
-    <w:p>
-      <w:pPr>
-        <w:spacing w:line="190" w:lineRule="exact" w:after="0"/>
-        <w:jc w:val="left"/>
-      </w:pPr>
-      <w:r>
-        <w:rPr>
-          <w:rFonts w:ascii="Cascadia Mono" w:hAnsi="Cascadia Mono" w:cs="Cascadia Mono"/>
-          <w:b w:val="0"/>
-          <w:sz w:val="19"/>
-        </w:rPr>
-        <w:t xml:space="preserve">                    color: const Color(0xFFFF6B6B).withValues(alpha: 0.2),</w:t>
-      </w:r>
-    </w:p>
-    <w:p>
-      <w:pPr>
-        <w:spacing w:line="190" w:lineRule="exact" w:after="0"/>
-        <w:jc w:val="left"/>
-      </w:pPr>
-      <w:r>
-        <w:rPr>
-          <w:rFonts w:ascii="Cascadia Mono" w:hAnsi="Cascadia Mono" w:cs="Cascadia Mono"/>
-          <w:b w:val="0"/>
-          <w:sz w:val="19"/>
-        </w:rPr>
-        <w:t xml:space="preserve">                    borderRadius: BorderRadius.circular(6),</w:t>
-      </w:r>
-    </w:p>
-    <w:p>
-      <w:pPr>
-        <w:spacing w:line="190" w:lineRule="exact" w:after="0"/>
-        <w:jc w:val="left"/>
-      </w:pPr>
-      <w:r>
-        <w:rPr>
-          <w:rFonts w:ascii="Cascadia Mono" w:hAnsi="Cascadia Mono" w:cs="Cascadia Mono"/>
-          <w:b w:val="0"/>
-          <w:sz w:val="19"/>
-        </w:rPr>
-        <w:t xml:space="preserve">                    border: Border.all(</w:t>
-      </w:r>
-    </w:p>
-    <w:p>
-      <w:pPr>
-        <w:spacing w:line="190" w:lineRule="exact" w:after="0"/>
-        <w:jc w:val="left"/>
-      </w:pPr>
-      <w:r>
-        <w:rPr>
-          <w:rFonts w:ascii="Cascadia Mono" w:hAnsi="Cascadia Mono" w:cs="Cascadia Mono"/>
-          <w:b w:val="0"/>
-          <w:sz w:val="19"/>
-        </w:rPr>
-        <w:t xml:space="preserve">                      color: const Color(0xFFFF6B6B),</w:t>
-      </w:r>
-    </w:p>
-    <w:p>
-      <w:pPr>
-        <w:spacing w:line="190" w:lineRule="exact" w:after="0"/>
-        <w:jc w:val="left"/>
-      </w:pPr>
-      <w:r>
-        <w:rPr>
-          <w:rFonts w:ascii="Cascadia Mono" w:hAnsi="Cascadia Mono" w:cs="Cascadia Mono"/>
-          <w:b w:val="0"/>
-          <w:sz w:val="19"/>
-        </w:rPr>
-        <w:t xml:space="preserve">                      width: 1,</w:t>
-      </w:r>
-    </w:p>
-    <w:p>
-      <w:pPr>
-        <w:spacing w:line="190" w:lineRule="exact" w:after="0"/>
-        <w:jc w:val="left"/>
-      </w:pPr>
-      <w:r>
-        <w:rPr>
-          <w:rFonts w:ascii="Cascadia Mono" w:hAnsi="Cascadia Mono" w:cs="Cascadia Mono"/>
-          <w:b w:val="0"/>
-          <w:sz w:val="19"/>
-        </w:rPr>
-        <w:t xml:space="preserve">                    ),</w:t>
-      </w:r>
-    </w:p>
-    <w:p>
-      <w:pPr>
-        <w:spacing w:line="190" w:lineRule="exact" w:after="0"/>
-        <w:jc w:val="left"/>
-      </w:pPr>
-      <w:r>
-        <w:rPr>
-          <w:rFonts w:ascii="Cascadia Mono" w:hAnsi="Cascadia Mono" w:cs="Cascadia Mono"/>
-          <w:b w:val="0"/>
-          <w:sz w:val="19"/>
-        </w:rPr>
-        <w:t xml:space="preserve">                  ),</w:t>
-      </w:r>
-    </w:p>
-    <w:p>
-      <w:pPr>
-        <w:spacing w:line="190" w:lineRule="exact" w:after="0"/>
-        <w:jc w:val="left"/>
-      </w:pPr>
-      <w:r>
-        <w:rPr>
-          <w:rFonts w:ascii="Cascadia Mono" w:hAnsi="Cascadia Mono" w:cs="Cascadia Mono"/>
-          <w:b w:val="0"/>
-          <w:sz w:val="19"/>
-        </w:rPr>
-        <w:t xml:space="preserve">                  child: const Row(</w:t>
-      </w:r>
-    </w:p>
-    <w:p>
-      <w:pPr>
-        <w:spacing w:line="190" w:lineRule="exact" w:after="0"/>
-        <w:jc w:val="left"/>
-      </w:pPr>
-      <w:r>
-        <w:rPr>
-          <w:rFonts w:ascii="Cascadia Mono" w:hAnsi="Cascadia Mono" w:cs="Cascadia Mono"/>
-          <w:b w:val="0"/>
-          <w:sz w:val="19"/>
-        </w:rPr>
-        <w:t xml:space="preserve">                    mainAxisSize: MainAxisSize.min,</w:t>
-      </w:r>
-    </w:p>
-    <w:p>
-      <w:pPr>
-        <w:spacing w:line="190" w:lineRule="exact" w:after="0"/>
-        <w:jc w:val="left"/>
-      </w:pPr>
-      <w:r>
-        <w:rPr>
-          <w:rFonts w:ascii="Cascadia Mono" w:hAnsi="Cascadia Mono" w:cs="Cascadia Mono"/>
-          <w:b w:val="0"/>
-          <w:sz w:val="19"/>
-        </w:rPr>
-        <w:t xml:space="preserve">                    children: [</w:t>
-      </w:r>
-    </w:p>
-    <w:p>
-      <w:pPr>
-        <w:spacing w:line="190" w:lineRule="exact" w:after="0"/>
-        <w:jc w:val="left"/>
-      </w:pPr>
-      <w:r>
-        <w:rPr>
-          <w:rFonts w:ascii="Cascadia Mono" w:hAnsi="Cascadia Mono" w:cs="Cascadia Mono"/>
-          <w:b w:val="0"/>
-          <w:sz w:val="19"/>
-        </w:rPr>
-        <w:t xml:space="preserve">                      Icon(</w:t>
-      </w:r>
-    </w:p>
-    <w:p>
-      <w:pPr>
-        <w:spacing w:line="190" w:lineRule="exact" w:after="0"/>
-        <w:jc w:val="left"/>
-      </w:pPr>
-      <w:r>
-        <w:rPr>
-          <w:rFonts w:ascii="Cascadia Mono" w:hAnsi="Cascadia Mono" w:cs="Cascadia Mono"/>
-          <w:b w:val="0"/>
-          <w:sz w:val="19"/>
-        </w:rPr>
-        <w:t xml:space="preserve">                        Icons.warning_amber_rounded,</w:t>
-      </w:r>
-    </w:p>
-    <w:p>
-      <w:pPr>
-        <w:spacing w:line="190" w:lineRule="exact" w:after="0"/>
-        <w:jc w:val="left"/>
-      </w:pPr>
-      <w:r>
-        <w:rPr>
-          <w:rFonts w:ascii="Cascadia Mono" w:hAnsi="Cascadia Mono" w:cs="Cascadia Mono"/>
-          <w:b w:val="0"/>
-          <w:sz w:val="19"/>
-        </w:rPr>
-        <w:t xml:space="preserve">                        color: Color(0xFFFF6B6B),</w:t>
-      </w:r>
-    </w:p>
-    <w:p>
-      <w:pPr>
-        <w:spacing w:line="190" w:lineRule="exact" w:after="0"/>
-        <w:jc w:val="left"/>
-      </w:pPr>
-      <w:r>
-        <w:rPr>
-          <w:rFonts w:ascii="Cascadia Mono" w:hAnsi="Cascadia Mono" w:cs="Cascadia Mono"/>
-          <w:b w:val="0"/>
-          <w:sz w:val="19"/>
-        </w:rPr>
-        <w:t xml:space="preserve">                        size: 14,</w:t>
-      </w:r>
-    </w:p>
-    <w:p>
-      <w:pPr>
-        <w:spacing w:line="190" w:lineRule="exact" w:after="0"/>
-        <w:jc w:val="left"/>
-      </w:pPr>
-      <w:r>
-        <w:rPr>
-          <w:rFonts w:ascii="Cascadia Mono" w:hAnsi="Cascadia Mono" w:cs="Cascadia Mono"/>
-          <w:b w:val="0"/>
-          <w:sz w:val="19"/>
-        </w:rPr>
-        <w:t xml:space="preserve">                      ),</w:t>
-      </w:r>
-    </w:p>
-    <w:p>
-      <w:pPr>
-        <w:spacing w:line="190" w:lineRule="exact" w:after="0"/>
-        <w:jc w:val="left"/>
-      </w:pPr>
-      <w:r>
-        <w:rPr>
-          <w:rFonts w:ascii="Cascadia Mono" w:hAnsi="Cascadia Mono" w:cs="Cascadia Mono"/>
-          <w:b w:val="0"/>
-          <w:sz w:val="19"/>
-        </w:rPr>
-        <w:t xml:space="preserve">                      SizedBox(width: 4),</w:t>
-      </w:r>
-    </w:p>
-    <w:p>
-      <w:pPr>
-        <w:spacing w:line="190" w:lineRule="exact" w:after="0"/>
-        <w:jc w:val="left"/>
-      </w:pPr>
-      <w:r>
-        <w:rPr>
-          <w:rFonts w:ascii="Cascadia Mono" w:hAnsi="Cascadia Mono" w:cs="Cascadia Mono"/>
-          <w:b w:val="0"/>
-          <w:sz w:val="19"/>
-        </w:rPr>
-        <w:t xml:space="preserve">                      Text(</w:t>
-      </w:r>
-    </w:p>
-    <w:p>
-      <w:pPr>
-        <w:spacing w:line="190" w:lineRule="exact" w:after="0"/>
-        <w:jc w:val="left"/>
-      </w:pPr>
-      <w:r>
-        <w:rPr>
-          <w:rFonts w:ascii="Cascadia Mono" w:hAnsi="Cascadia Mono" w:cs="Cascadia Mono"/>
-          <w:b w:val="0"/>
-          <w:sz w:val="19"/>
-        </w:rPr>
-        <w:t xml:space="preserve">                        'ВИСОКИЙ ПРІОРИТЕТ',</w:t>
-      </w:r>
-    </w:p>
-    <w:p>
-      <w:pPr>
-        <w:spacing w:line="190" w:lineRule="exact" w:after="0"/>
-        <w:jc w:val="left"/>
-      </w:pPr>
-      <w:r>
-        <w:rPr>
-          <w:rFonts w:ascii="Cascadia Mono" w:hAnsi="Cascadia Mono" w:cs="Cascadia Mono"/>
-          <w:b w:val="0"/>
-          <w:sz w:val="19"/>
-        </w:rPr>
-        <w:t xml:space="preserve">                        style: TextStyle(</w:t>
-      </w:r>
-    </w:p>
-    <w:p>
-      <w:pPr>
-        <w:spacing w:line="190" w:lineRule="exact" w:after="0"/>
-        <w:jc w:val="left"/>
-      </w:pPr>
-      <w:r>
-        <w:rPr>
-          <w:rFonts w:ascii="Cascadia Mono" w:hAnsi="Cascadia Mono" w:cs="Cascadia Mono"/>
-          <w:b w:val="0"/>
-          <w:sz w:val="19"/>
-        </w:rPr>
-        <w:t xml:space="preserve">                          color: Color(0xFFFF6B6B),</w:t>
-      </w:r>
-    </w:p>
-    <w:p>
-      <w:pPr>
-        <w:spacing w:line="190" w:lineRule="exact" w:after="0"/>
-        <w:jc w:val="left"/>
-      </w:pPr>
-      <w:r>
-        <w:rPr>
-          <w:rFonts w:ascii="Cascadia Mono" w:hAnsi="Cascadia Mono" w:cs="Cascadia Mono"/>
-          <w:b w:val="0"/>
-          <w:sz w:val="19"/>
-        </w:rPr>
-        <w:t xml:space="preserve">                          fontSize: 11,</w:t>
-      </w:r>
-    </w:p>
-    <w:p>
-      <w:pPr>
-        <w:spacing w:line="190" w:lineRule="exact" w:after="0"/>
-        <w:jc w:val="left"/>
-      </w:pPr>
-      <w:r>
-        <w:rPr>
-          <w:rFonts w:ascii="Cascadia Mono" w:hAnsi="Cascadia Mono" w:cs="Cascadia Mono"/>
-          <w:b w:val="0"/>
-          <w:sz w:val="19"/>
-        </w:rPr>
-        <w:t xml:space="preserve">                          fontWeight: FontWeight.w700,</w:t>
-      </w:r>
-    </w:p>
-    <w:p>
-      <w:pPr>
-        <w:spacing w:line="190" w:lineRule="exact" w:after="0"/>
-        <w:jc w:val="left"/>
-      </w:pPr>
-      <w:r>
-        <w:rPr>
-          <w:rFonts w:ascii="Cascadia Mono" w:hAnsi="Cascadia Mono" w:cs="Cascadia Mono"/>
-          <w:b w:val="0"/>
-          <w:sz w:val="19"/>
-        </w:rPr>
-        <w:t xml:space="preserve">                          letterSpacing: 0.5,</w:t>
-      </w:r>
-    </w:p>
-    <w:p>
-      <w:pPr>
-        <w:spacing w:line="190" w:lineRule="exact" w:after="0"/>
-        <w:jc w:val="left"/>
-      </w:pPr>
-      <w:r>
-        <w:rPr>
-          <w:rFonts w:ascii="Cascadia Mono" w:hAnsi="Cascadia Mono" w:cs="Cascadia Mono"/>
-          <w:b w:val="0"/>
-          <w:sz w:val="19"/>
-        </w:rPr>
-        <w:t xml:space="preserve">                        ),</w:t>
-      </w:r>
-    </w:p>
-    <w:p>
-      <w:pPr>
-        <w:spacing w:line="190" w:lineRule="exact" w:after="0"/>
-        <w:jc w:val="left"/>
-      </w:pPr>
-      <w:r>
-        <w:rPr>
-          <w:rFonts w:ascii="Cascadia Mono" w:hAnsi="Cascadia Mono" w:cs="Cascadia Mono"/>
-          <w:b w:val="0"/>
-          <w:sz w:val="19"/>
-        </w:rPr>
-        <w:t xml:space="preserve">                      ),</w:t>
-      </w:r>
-    </w:p>
-    <w:p>
-      <w:pPr>
-        <w:spacing w:line="190" w:lineRule="exact" w:after="0"/>
-        <w:jc w:val="left"/>
-      </w:pPr>
-      <w:r>
-        <w:rPr>
-          <w:rFonts w:ascii="Cascadia Mono" w:hAnsi="Cascadia Mono" w:cs="Cascadia Mono"/>
-          <w:b w:val="0"/>
-          <w:sz w:val="19"/>
-        </w:rPr>
-        <w:t xml:space="preserve">                    ],</w:t>
-      </w:r>
-    </w:p>
-    <w:p>
-      <w:pPr>
-        <w:spacing w:line="190" w:lineRule="exact" w:after="0"/>
-        <w:jc w:val="left"/>
-      </w:pPr>
-      <w:r>
-        <w:rPr>
-          <w:rFonts w:ascii="Cascadia Mono" w:hAnsi="Cascadia Mono" w:cs="Cascadia Mono"/>
-          <w:b w:val="0"/>
-          <w:sz w:val="19"/>
-        </w:rPr>
-        <w:t xml:space="preserve">                  ),</w:t>
-      </w:r>
-    </w:p>
-    <w:p>
-      <w:pPr>
-        <w:spacing w:line="190" w:lineRule="exact" w:after="0"/>
-        <w:jc w:val="left"/>
-      </w:pPr>
-      <w:r>
-        <w:rPr>
-          <w:rFonts w:ascii="Cascadia Mono" w:hAnsi="Cascadia Mono" w:cs="Cascadia Mono"/>
-          <w:b w:val="0"/>
-          <w:sz w:val="19"/>
-        </w:rPr>
-        <w:t xml:space="preserve">                ),</w:t>
-      </w:r>
-    </w:p>
-    <w:p>
-      <w:pPr>
-        <w:spacing w:line="190" w:lineRule="exact" w:after="0"/>
-        <w:jc w:val="left"/>
-      </w:pPr>
-      <w:r>
-        <w:rPr>
-          <w:rFonts w:ascii="Cascadia Mono" w:hAnsi="Cascadia Mono" w:cs="Cascadia Mono"/>
-          <w:b w:val="0"/>
-          <w:sz w:val="19"/>
-        </w:rPr>
-        <w:t xml:space="preserve">              ],</w:t>
-      </w:r>
-    </w:p>
-    <w:p>
-      <w:pPr>
-        <w:spacing w:line="190" w:lineRule="exact" w:after="0"/>
-        <w:jc w:val="left"/>
-      </w:pPr>
-      <w:r>
-        <w:rPr>
-          <w:rFonts w:ascii="Cascadia Mono" w:hAnsi="Cascadia Mono" w:cs="Cascadia Mono"/>
-          <w:b w:val="0"/>
-          <w:sz w:val="19"/>
-        </w:rPr>
-        <w:t xml:space="preserve">            ],</w:t>
+        <w:t xml:space="preserve">            color: isUrgent ? const Color(0xFFFF8B8B) : const Color(0xFF8B949E),</w:t>
       </w:r>
     </w:p>
     <w:p>
@@ -4291,7 +3315,7 @@
           <w:b w:val="0"/>
           <w:sz w:val="19"/>
         </w:rPr>
-        <w:t xml:space="preserve">        IconButton(</w:t>
+        <w:t xml:space="preserve">        secondary: Icon(</w:t>
       </w:r>
     </w:p>
     <w:p>
@@ -4305,7 +3329,7 @@
           <w:b w:val="0"/>
           <w:sz w:val="19"/>
         </w:rPr>
-        <w:t xml:space="preserve">          tooltip: isFavorite ? 'Видалити з обраного' : 'Додати в обране',</w:t>
+        <w:t xml:space="preserve">          Icons.bolt,</w:t>
       </w:r>
     </w:p>
     <w:p>
@@ -4319,77 +3343,7 @@
           <w:b w:val="0"/>
           <w:sz w:val="19"/>
         </w:rPr>
-        <w:t xml:space="preserve">          icon: Icon(</w:t>
-      </w:r>
-    </w:p>
-    <w:p>
-      <w:pPr>
-        <w:spacing w:line="190" w:lineRule="exact" w:after="0"/>
-        <w:jc w:val="left"/>
-      </w:pPr>
-      <w:r>
-        <w:rPr>
-          <w:rFonts w:ascii="Cascadia Mono" w:hAnsi="Cascadia Mono" w:cs="Cascadia Mono"/>
-          <w:b w:val="0"/>
-          <w:sz w:val="19"/>
-        </w:rPr>
-        <w:t xml:space="preserve">            isFavorite ? Icons.favorite : Icons.favorite_border,</w:t>
-      </w:r>
-    </w:p>
-    <w:p>
-      <w:pPr>
-        <w:spacing w:line="190" w:lineRule="exact" w:after="0"/>
-        <w:jc w:val="left"/>
-      </w:pPr>
-      <w:r>
-        <w:rPr>
-          <w:rFonts w:ascii="Cascadia Mono" w:hAnsi="Cascadia Mono" w:cs="Cascadia Mono"/>
-          <w:b w:val="0"/>
-          <w:sz w:val="19"/>
-        </w:rPr>
-        <w:t xml:space="preserve">            color: isFavorite ? const Color(0xFFFF4B6E) : const Color(0xFF8B949E),</w:t>
-      </w:r>
-    </w:p>
-    <w:p>
-      <w:pPr>
-        <w:spacing w:line="190" w:lineRule="exact" w:after="0"/>
-        <w:jc w:val="left"/>
-      </w:pPr>
-      <w:r>
-        <w:rPr>
-          <w:rFonts w:ascii="Cascadia Mono" w:hAnsi="Cascadia Mono" w:cs="Cascadia Mono"/>
-          <w:b w:val="0"/>
-          <w:sz w:val="19"/>
-        </w:rPr>
-        <w:t xml:space="preserve">            size: 28,</w:t>
-      </w:r>
-    </w:p>
-    <w:p>
-      <w:pPr>
-        <w:spacing w:line="190" w:lineRule="exact" w:after="0"/>
-        <w:jc w:val="left"/>
-      </w:pPr>
-      <w:r>
-        <w:rPr>
-          <w:rFonts w:ascii="Cascadia Mono" w:hAnsi="Cascadia Mono" w:cs="Cascadia Mono"/>
-          <w:b w:val="0"/>
-          <w:sz w:val="19"/>
-        </w:rPr>
-        <w:t xml:space="preserve">          ),</w:t>
-      </w:r>
-    </w:p>
-    <w:p>
-      <w:pPr>
-        <w:spacing w:line="190" w:lineRule="exact" w:after="0"/>
-        <w:jc w:val="left"/>
-      </w:pPr>
-      <w:r>
-        <w:rPr>
-          <w:rFonts w:ascii="Cascadia Mono" w:hAnsi="Cascadia Mono" w:cs="Cascadia Mono"/>
-          <w:b w:val="0"/>
-          <w:sz w:val="19"/>
-        </w:rPr>
-        <w:t xml:space="preserve">          onPressed: onFavoriteToggle,</w:t>
+        <w:t xml:space="preserve">          color: isUrgent ? const Color(0xFFFF6B6B) : const Color(0xFF8B949E),</w:t>
       </w:r>
     </w:p>
     <w:p>
@@ -4417,1804 +3371,6 @@
           <w:b w:val="0"/>
           <w:sz w:val="19"/>
         </w:rPr>
-        <w:t xml:space="preserve">      ],</w:t>
-      </w:r>
-    </w:p>
-    <w:p>
-      <w:pPr>
-        <w:spacing w:line="190" w:lineRule="exact" w:after="0"/>
-        <w:jc w:val="left"/>
-      </w:pPr>
-      <w:r>
-        <w:rPr>
-          <w:rFonts w:ascii="Cascadia Mono" w:hAnsi="Cascadia Mono" w:cs="Cascadia Mono"/>
-          <w:b w:val="0"/>
-          <w:sz w:val="19"/>
-        </w:rPr>
-        <w:t xml:space="preserve">    );</w:t>
-      </w:r>
-    </w:p>
-    <w:p>
-      <w:pPr>
-        <w:spacing w:line="190" w:lineRule="exact" w:after="0"/>
-        <w:jc w:val="left"/>
-      </w:pPr>
-      <w:r>
-        <w:rPr>
-          <w:rFonts w:ascii="Cascadia Mono" w:hAnsi="Cascadia Mono" w:cs="Cascadia Mono"/>
-          <w:b w:val="0"/>
-          <w:sz w:val="19"/>
-        </w:rPr>
-        <w:t xml:space="preserve">  }</w:t>
-      </w:r>
-    </w:p>
-    <w:p>
-      <w:pPr>
-        <w:spacing w:line="190" w:lineRule="exact" w:after="0"/>
-        <w:jc w:val="left"/>
-      </w:pPr>
-      <w:r>
-        <w:rPr>
-          <w:rFonts w:ascii="Cascadia Mono" w:hAnsi="Cascadia Mono" w:cs="Cascadia Mono"/>
-          <w:b w:val="0"/>
-          <w:sz w:val="19"/>
-        </w:rPr>
-        <w:t>}</w:t>
-      </w:r>
-    </w:p>
-    <w:p>
-      <w:pPr>
-        <w:spacing w:line="190" w:lineRule="exact" w:after="0"/>
-        <w:jc w:val="left"/>
-      </w:pPr>
-    </w:p>
-    <w:p>
-      <w:pPr>
-        <w:spacing w:line="190" w:lineRule="exact" w:after="0"/>
-        <w:jc w:val="left"/>
-      </w:pPr>
-      <w:r>
-        <w:rPr>
-          <w:rFonts w:ascii="Cascadia Mono" w:hAnsi="Cascadia Mono" w:cs="Cascadia Mono"/>
-          <w:b w:val="0"/>
-          <w:sz w:val="19"/>
-        </w:rPr>
-        <w:t>// === lib/widgets/task_info_card.dart ===</w:t>
-      </w:r>
-    </w:p>
-    <w:p>
-      <w:pPr>
-        <w:spacing w:line="190" w:lineRule="exact" w:after="0"/>
-        <w:jc w:val="left"/>
-      </w:pPr>
-      <w:r>
-        <w:rPr>
-          <w:rFonts w:ascii="Cascadia Mono" w:hAnsi="Cascadia Mono" w:cs="Cascadia Mono"/>
-          <w:b w:val="0"/>
-          <w:sz w:val="19"/>
-        </w:rPr>
-        <w:t>import 'package:flutter/material.dart';</w:t>
-      </w:r>
-    </w:p>
-    <w:p>
-      <w:pPr>
-        <w:spacing w:line="190" w:lineRule="exact" w:after="0"/>
-        <w:jc w:val="left"/>
-      </w:pPr>
-    </w:p>
-    <w:p>
-      <w:pPr>
-        <w:spacing w:line="190" w:lineRule="exact" w:after="0"/>
-        <w:jc w:val="left"/>
-      </w:pPr>
-      <w:r>
-        <w:rPr>
-          <w:rFonts w:ascii="Cascadia Mono" w:hAnsi="Cascadia Mono" w:cs="Cascadia Mono"/>
-          <w:b w:val="0"/>
-          <w:sz w:val="19"/>
-        </w:rPr>
-        <w:t>class TaskInfoCard extends StatelessWidget {</w:t>
-      </w:r>
-    </w:p>
-    <w:p>
-      <w:pPr>
-        <w:spacing w:line="190" w:lineRule="exact" w:after="0"/>
-        <w:jc w:val="left"/>
-      </w:pPr>
-      <w:r>
-        <w:rPr>
-          <w:rFonts w:ascii="Cascadia Mono" w:hAnsi="Cascadia Mono" w:cs="Cascadia Mono"/>
-          <w:b w:val="0"/>
-          <w:sz w:val="19"/>
-        </w:rPr>
-        <w:t xml:space="preserve">  final String description;</w:t>
-      </w:r>
-    </w:p>
-    <w:p>
-      <w:pPr>
-        <w:spacing w:line="190" w:lineRule="exact" w:after="0"/>
-        <w:jc w:val="left"/>
-      </w:pPr>
-      <w:r>
-        <w:rPr>
-          <w:rFonts w:ascii="Cascadia Mono" w:hAnsi="Cascadia Mono" w:cs="Cascadia Mono"/>
-          <w:b w:val="0"/>
-          <w:sz w:val="19"/>
-        </w:rPr>
-        <w:t xml:space="preserve">  final bool isUrgent;</w:t>
-      </w:r>
-    </w:p>
-    <w:p>
-      <w:pPr>
-        <w:spacing w:line="190" w:lineRule="exact" w:after="0"/>
-        <w:jc w:val="left"/>
-      </w:pPr>
-      <w:r>
-        <w:rPr>
-          <w:rFonts w:ascii="Cascadia Mono" w:hAnsi="Cascadia Mono" w:cs="Cascadia Mono"/>
-          <w:b w:val="0"/>
-          <w:sz w:val="19"/>
-        </w:rPr>
-        <w:t xml:space="preserve">  final Color backgroundColor;</w:t>
-      </w:r>
-    </w:p>
-    <w:p>
-      <w:pPr>
-        <w:spacing w:line="190" w:lineRule="exact" w:after="0"/>
-        <w:jc w:val="left"/>
-      </w:pPr>
-      <w:r>
-        <w:rPr>
-          <w:rFonts w:ascii="Cascadia Mono" w:hAnsi="Cascadia Mono" w:cs="Cascadia Mono"/>
-          <w:b w:val="0"/>
-          <w:sz w:val="19"/>
-        </w:rPr>
-        <w:t xml:space="preserve">  final Color borderColor;</w:t>
-      </w:r>
-    </w:p>
-    <w:p>
-      <w:pPr>
-        <w:spacing w:line="190" w:lineRule="exact" w:after="0"/>
-        <w:jc w:val="left"/>
-      </w:pPr>
-      <w:r>
-        <w:rPr>
-          <w:rFonts w:ascii="Cascadia Mono" w:hAnsi="Cascadia Mono" w:cs="Cascadia Mono"/>
-          <w:b w:val="0"/>
-          <w:sz w:val="19"/>
-        </w:rPr>
-        <w:t xml:space="preserve">  final Color textColor;</w:t>
-      </w:r>
-    </w:p>
-    <w:p>
-      <w:pPr>
-        <w:spacing w:line="190" w:lineRule="exact" w:after="0"/>
-        <w:jc w:val="left"/>
-      </w:pPr>
-    </w:p>
-    <w:p>
-      <w:pPr>
-        <w:spacing w:line="190" w:lineRule="exact" w:after="0"/>
-        <w:jc w:val="left"/>
-      </w:pPr>
-      <w:r>
-        <w:rPr>
-          <w:rFonts w:ascii="Cascadia Mono" w:hAnsi="Cascadia Mono" w:cs="Cascadia Mono"/>
-          <w:b w:val="0"/>
-          <w:sz w:val="19"/>
-        </w:rPr>
-        <w:t xml:space="preserve">  const TaskInfoCard({</w:t>
-      </w:r>
-    </w:p>
-    <w:p>
-      <w:pPr>
-        <w:spacing w:line="190" w:lineRule="exact" w:after="0"/>
-        <w:jc w:val="left"/>
-      </w:pPr>
-      <w:r>
-        <w:rPr>
-          <w:rFonts w:ascii="Cascadia Mono" w:hAnsi="Cascadia Mono" w:cs="Cascadia Mono"/>
-          <w:b w:val="0"/>
-          <w:sz w:val="19"/>
-        </w:rPr>
-        <w:t xml:space="preserve">    super.key,</w:t>
-      </w:r>
-    </w:p>
-    <w:p>
-      <w:pPr>
-        <w:spacing w:line="190" w:lineRule="exact" w:after="0"/>
-        <w:jc w:val="left"/>
-      </w:pPr>
-      <w:r>
-        <w:rPr>
-          <w:rFonts w:ascii="Cascadia Mono" w:hAnsi="Cascadia Mono" w:cs="Cascadia Mono"/>
-          <w:b w:val="0"/>
-          <w:sz w:val="19"/>
-        </w:rPr>
-        <w:t xml:space="preserve">    required this.description,</w:t>
-      </w:r>
-    </w:p>
-    <w:p>
-      <w:pPr>
-        <w:spacing w:line="190" w:lineRule="exact" w:after="0"/>
-        <w:jc w:val="left"/>
-      </w:pPr>
-      <w:r>
-        <w:rPr>
-          <w:rFonts w:ascii="Cascadia Mono" w:hAnsi="Cascadia Mono" w:cs="Cascadia Mono"/>
-          <w:b w:val="0"/>
-          <w:sz w:val="19"/>
-        </w:rPr>
-        <w:t xml:space="preserve">    required this.isUrgent,</w:t>
-      </w:r>
-    </w:p>
-    <w:p>
-      <w:pPr>
-        <w:spacing w:line="190" w:lineRule="exact" w:after="0"/>
-        <w:jc w:val="left"/>
-      </w:pPr>
-      <w:r>
-        <w:rPr>
-          <w:rFonts w:ascii="Cascadia Mono" w:hAnsi="Cascadia Mono" w:cs="Cascadia Mono"/>
-          <w:b w:val="0"/>
-          <w:sz w:val="19"/>
-        </w:rPr>
-        <w:t xml:space="preserve">    required this.backgroundColor,</w:t>
-      </w:r>
-    </w:p>
-    <w:p>
-      <w:pPr>
-        <w:spacing w:line="190" w:lineRule="exact" w:after="0"/>
-        <w:jc w:val="left"/>
-      </w:pPr>
-      <w:r>
-        <w:rPr>
-          <w:rFonts w:ascii="Cascadia Mono" w:hAnsi="Cascadia Mono" w:cs="Cascadia Mono"/>
-          <w:b w:val="0"/>
-          <w:sz w:val="19"/>
-        </w:rPr>
-        <w:t xml:space="preserve">    required this.borderColor,</w:t>
-      </w:r>
-    </w:p>
-    <w:p>
-      <w:pPr>
-        <w:spacing w:line="190" w:lineRule="exact" w:after="0"/>
-        <w:jc w:val="left"/>
-      </w:pPr>
-      <w:r>
-        <w:rPr>
-          <w:rFonts w:ascii="Cascadia Mono" w:hAnsi="Cascadia Mono" w:cs="Cascadia Mono"/>
-          <w:b w:val="0"/>
-          <w:sz w:val="19"/>
-        </w:rPr>
-        <w:t xml:space="preserve">    required this.textColor,</w:t>
-      </w:r>
-    </w:p>
-    <w:p>
-      <w:pPr>
-        <w:spacing w:line="190" w:lineRule="exact" w:after="0"/>
-        <w:jc w:val="left"/>
-      </w:pPr>
-      <w:r>
-        <w:rPr>
-          <w:rFonts w:ascii="Cascadia Mono" w:hAnsi="Cascadia Mono" w:cs="Cascadia Mono"/>
-          <w:b w:val="0"/>
-          <w:sz w:val="19"/>
-        </w:rPr>
-        <w:t xml:space="preserve">  });</w:t>
-      </w:r>
-    </w:p>
-    <w:p>
-      <w:pPr>
-        <w:spacing w:line="190" w:lineRule="exact" w:after="0"/>
-        <w:jc w:val="left"/>
-      </w:pPr>
-    </w:p>
-    <w:p>
-      <w:pPr>
-        <w:spacing w:line="190" w:lineRule="exact" w:after="0"/>
-        <w:jc w:val="left"/>
-      </w:pPr>
-      <w:r>
-        <w:rPr>
-          <w:rFonts w:ascii="Cascadia Mono" w:hAnsi="Cascadia Mono" w:cs="Cascadia Mono"/>
-          <w:b w:val="0"/>
-          <w:sz w:val="19"/>
-        </w:rPr>
-        <w:t xml:space="preserve">  @override</w:t>
-      </w:r>
-    </w:p>
-    <w:p>
-      <w:pPr>
-        <w:spacing w:line="190" w:lineRule="exact" w:after="0"/>
-        <w:jc w:val="left"/>
-      </w:pPr>
-      <w:r>
-        <w:rPr>
-          <w:rFonts w:ascii="Cascadia Mono" w:hAnsi="Cascadia Mono" w:cs="Cascadia Mono"/>
-          <w:b w:val="0"/>
-          <w:sz w:val="19"/>
-        </w:rPr>
-        <w:t xml:space="preserve">  Widget build(BuildContext context) {</w:t>
-      </w:r>
-    </w:p>
-    <w:p>
-      <w:pPr>
-        <w:spacing w:line="190" w:lineRule="exact" w:after="0"/>
-        <w:jc w:val="left"/>
-      </w:pPr>
-      <w:r>
-        <w:rPr>
-          <w:rFonts w:ascii="Cascadia Mono" w:hAnsi="Cascadia Mono" w:cs="Cascadia Mono"/>
-          <w:b w:val="0"/>
-          <w:sz w:val="19"/>
-        </w:rPr>
-        <w:t xml:space="preserve">    return Container(</w:t>
-      </w:r>
-    </w:p>
-    <w:p>
-      <w:pPr>
-        <w:spacing w:line="190" w:lineRule="exact" w:after="0"/>
-        <w:jc w:val="left"/>
-      </w:pPr>
-      <w:r>
-        <w:rPr>
-          <w:rFonts w:ascii="Cascadia Mono" w:hAnsi="Cascadia Mono" w:cs="Cascadia Mono"/>
-          <w:b w:val="0"/>
-          <w:sz w:val="19"/>
-        </w:rPr>
-        <w:t xml:space="preserve">      width: double.infinity,</w:t>
-      </w:r>
-    </w:p>
-    <w:p>
-      <w:pPr>
-        <w:spacing w:line="190" w:lineRule="exact" w:after="0"/>
-        <w:jc w:val="left"/>
-      </w:pPr>
-      <w:r>
-        <w:rPr>
-          <w:rFonts w:ascii="Cascadia Mono" w:hAnsi="Cascadia Mono" w:cs="Cascadia Mono"/>
-          <w:b w:val="0"/>
-          <w:sz w:val="19"/>
-        </w:rPr>
-        <w:t xml:space="preserve">      padding: const EdgeInsets.all(16),</w:t>
-      </w:r>
-    </w:p>
-    <w:p>
-      <w:pPr>
-        <w:spacing w:line="190" w:lineRule="exact" w:after="0"/>
-        <w:jc w:val="left"/>
-      </w:pPr>
-      <w:r>
-        <w:rPr>
-          <w:rFonts w:ascii="Cascadia Mono" w:hAnsi="Cascadia Mono" w:cs="Cascadia Mono"/>
-          <w:b w:val="0"/>
-          <w:sz w:val="19"/>
-        </w:rPr>
-        <w:t xml:space="preserve">      decoration: BoxDecoration(</w:t>
-      </w:r>
-    </w:p>
-    <w:p>
-      <w:pPr>
-        <w:spacing w:line="190" w:lineRule="exact" w:after="0"/>
-        <w:jc w:val="left"/>
-      </w:pPr>
-      <w:r>
-        <w:rPr>
-          <w:rFonts w:ascii="Cascadia Mono" w:hAnsi="Cascadia Mono" w:cs="Cascadia Mono"/>
-          <w:b w:val="0"/>
-          <w:sz w:val="19"/>
-        </w:rPr>
-        <w:t xml:space="preserve">        color: isUrgent</w:t>
-      </w:r>
-    </w:p>
-    <w:p>
-      <w:pPr>
-        <w:spacing w:line="190" w:lineRule="exact" w:after="0"/>
-        <w:jc w:val="left"/>
-      </w:pPr>
-      <w:r>
-        <w:rPr>
-          <w:rFonts w:ascii="Cascadia Mono" w:hAnsi="Cascadia Mono" w:cs="Cascadia Mono"/>
-          <w:b w:val="0"/>
-          <w:sz w:val="19"/>
-        </w:rPr>
-        <w:t xml:space="preserve">            ? const Color(0xFF26181E)</w:t>
-      </w:r>
-    </w:p>
-    <w:p>
-      <w:pPr>
-        <w:spacing w:line="190" w:lineRule="exact" w:after="0"/>
-        <w:jc w:val="left"/>
-      </w:pPr>
-      <w:r>
-        <w:rPr>
-          <w:rFonts w:ascii="Cascadia Mono" w:hAnsi="Cascadia Mono" w:cs="Cascadia Mono"/>
-          <w:b w:val="0"/>
-          <w:sz w:val="19"/>
-        </w:rPr>
-        <w:t xml:space="preserve">            : backgroundColor,</w:t>
-      </w:r>
-    </w:p>
-    <w:p>
-      <w:pPr>
-        <w:spacing w:line="190" w:lineRule="exact" w:after="0"/>
-        <w:jc w:val="left"/>
-      </w:pPr>
-      <w:r>
-        <w:rPr>
-          <w:rFonts w:ascii="Cascadia Mono" w:hAnsi="Cascadia Mono" w:cs="Cascadia Mono"/>
-          <w:b w:val="0"/>
-          <w:sz w:val="19"/>
-        </w:rPr>
-        <w:t xml:space="preserve">        borderRadius: BorderRadius.circular(12),</w:t>
-      </w:r>
-    </w:p>
-    <w:p>
-      <w:pPr>
-        <w:spacing w:line="190" w:lineRule="exact" w:after="0"/>
-        <w:jc w:val="left"/>
-      </w:pPr>
-      <w:r>
-        <w:rPr>
-          <w:rFonts w:ascii="Cascadia Mono" w:hAnsi="Cascadia Mono" w:cs="Cascadia Mono"/>
-          <w:b w:val="0"/>
-          <w:sz w:val="19"/>
-        </w:rPr>
-        <w:t xml:space="preserve">        border: Border.all(</w:t>
-      </w:r>
-    </w:p>
-    <w:p>
-      <w:pPr>
-        <w:spacing w:line="190" w:lineRule="exact" w:after="0"/>
-        <w:jc w:val="left"/>
-      </w:pPr>
-      <w:r>
-        <w:rPr>
-          <w:rFonts w:ascii="Cascadia Mono" w:hAnsi="Cascadia Mono" w:cs="Cascadia Mono"/>
-          <w:b w:val="0"/>
-          <w:sz w:val="19"/>
-        </w:rPr>
-        <w:t xml:space="preserve">          color: isUrgent ? const Color(0xFFFF6B6B) : borderColor,</w:t>
-      </w:r>
-    </w:p>
-    <w:p>
-      <w:pPr>
-        <w:spacing w:line="190" w:lineRule="exact" w:after="0"/>
-        <w:jc w:val="left"/>
-      </w:pPr>
-      <w:r>
-        <w:rPr>
-          <w:rFonts w:ascii="Cascadia Mono" w:hAnsi="Cascadia Mono" w:cs="Cascadia Mono"/>
-          <w:b w:val="0"/>
-          <w:sz w:val="19"/>
-        </w:rPr>
-        <w:t xml:space="preserve">          width: isUrgent ? 1.5 : 1.0,</w:t>
-      </w:r>
-    </w:p>
-    <w:p>
-      <w:pPr>
-        <w:spacing w:line="190" w:lineRule="exact" w:after="0"/>
-        <w:jc w:val="left"/>
-      </w:pPr>
-      <w:r>
-        <w:rPr>
-          <w:rFonts w:ascii="Cascadia Mono" w:hAnsi="Cascadia Mono" w:cs="Cascadia Mono"/>
-          <w:b w:val="0"/>
-          <w:sz w:val="19"/>
-        </w:rPr>
-        <w:t xml:space="preserve">        ),</w:t>
-      </w:r>
-    </w:p>
-    <w:p>
-      <w:pPr>
-        <w:spacing w:line="190" w:lineRule="exact" w:after="0"/>
-        <w:jc w:val="left"/>
-      </w:pPr>
-      <w:r>
-        <w:rPr>
-          <w:rFonts w:ascii="Cascadia Mono" w:hAnsi="Cascadia Mono" w:cs="Cascadia Mono"/>
-          <w:b w:val="0"/>
-          <w:sz w:val="19"/>
-        </w:rPr>
-        <w:t xml:space="preserve">      ),</w:t>
-      </w:r>
-    </w:p>
-    <w:p>
-      <w:pPr>
-        <w:spacing w:line="190" w:lineRule="exact" w:after="0"/>
-        <w:jc w:val="left"/>
-      </w:pPr>
-      <w:r>
-        <w:rPr>
-          <w:rFonts w:ascii="Cascadia Mono" w:hAnsi="Cascadia Mono" w:cs="Cascadia Mono"/>
-          <w:b w:val="0"/>
-          <w:sz w:val="19"/>
-        </w:rPr>
-        <w:t xml:space="preserve">      child: Column(</w:t>
-      </w:r>
-    </w:p>
-    <w:p>
-      <w:pPr>
-        <w:spacing w:line="190" w:lineRule="exact" w:after="0"/>
-        <w:jc w:val="left"/>
-      </w:pPr>
-      <w:r>
-        <w:rPr>
-          <w:rFonts w:ascii="Cascadia Mono" w:hAnsi="Cascadia Mono" w:cs="Cascadia Mono"/>
-          <w:b w:val="0"/>
-          <w:sz w:val="19"/>
-        </w:rPr>
-        <w:t xml:space="preserve">        crossAxisAlignment: CrossAxisAlignment.start,</w:t>
-      </w:r>
-    </w:p>
-    <w:p>
-      <w:pPr>
-        <w:spacing w:line="190" w:lineRule="exact" w:after="0"/>
-        <w:jc w:val="left"/>
-      </w:pPr>
-      <w:r>
-        <w:rPr>
-          <w:rFonts w:ascii="Cascadia Mono" w:hAnsi="Cascadia Mono" w:cs="Cascadia Mono"/>
-          <w:b w:val="0"/>
-          <w:sz w:val="19"/>
-        </w:rPr>
-        <w:t xml:space="preserve">        children: [</w:t>
-      </w:r>
-    </w:p>
-    <w:p>
-      <w:pPr>
-        <w:spacing w:line="190" w:lineRule="exact" w:after="0"/>
-        <w:jc w:val="left"/>
-      </w:pPr>
-      <w:r>
-        <w:rPr>
-          <w:rFonts w:ascii="Cascadia Mono" w:hAnsi="Cascadia Mono" w:cs="Cascadia Mono"/>
-          <w:b w:val="0"/>
-          <w:sz w:val="19"/>
-        </w:rPr>
-        <w:t xml:space="preserve">          Text(</w:t>
-      </w:r>
-    </w:p>
-    <w:p>
-      <w:pPr>
-        <w:spacing w:line="190" w:lineRule="exact" w:after="0"/>
-        <w:jc w:val="left"/>
-      </w:pPr>
-      <w:r>
-        <w:rPr>
-          <w:rFonts w:ascii="Cascadia Mono" w:hAnsi="Cascadia Mono" w:cs="Cascadia Mono"/>
-          <w:b w:val="0"/>
-          <w:sz w:val="19"/>
-        </w:rPr>
-        <w:t xml:space="preserve">            description,</w:t>
-      </w:r>
-    </w:p>
-    <w:p>
-      <w:pPr>
-        <w:spacing w:line="190" w:lineRule="exact" w:after="0"/>
-        <w:jc w:val="left"/>
-      </w:pPr>
-      <w:r>
-        <w:rPr>
-          <w:rFonts w:ascii="Cascadia Mono" w:hAnsi="Cascadia Mono" w:cs="Cascadia Mono"/>
-          <w:b w:val="0"/>
-          <w:sz w:val="19"/>
-        </w:rPr>
-        <w:t xml:space="preserve">            style: TextStyle(</w:t>
-      </w:r>
-    </w:p>
-    <w:p>
-      <w:pPr>
-        <w:spacing w:line="190" w:lineRule="exact" w:after="0"/>
-        <w:jc w:val="left"/>
-      </w:pPr>
-      <w:r>
-        <w:rPr>
-          <w:rFonts w:ascii="Cascadia Mono" w:hAnsi="Cascadia Mono" w:cs="Cascadia Mono"/>
-          <w:b w:val="0"/>
-          <w:sz w:val="19"/>
-        </w:rPr>
-        <w:t xml:space="preserve">              fontSize: 14,</w:t>
-      </w:r>
-    </w:p>
-    <w:p>
-      <w:pPr>
-        <w:spacing w:line="190" w:lineRule="exact" w:after="0"/>
-        <w:jc w:val="left"/>
-      </w:pPr>
-      <w:r>
-        <w:rPr>
-          <w:rFonts w:ascii="Cascadia Mono" w:hAnsi="Cascadia Mono" w:cs="Cascadia Mono"/>
-          <w:b w:val="0"/>
-          <w:sz w:val="19"/>
-        </w:rPr>
-        <w:t xml:space="preserve">              height: 1.5,</w:t>
-      </w:r>
-    </w:p>
-    <w:p>
-      <w:pPr>
-        <w:spacing w:line="190" w:lineRule="exact" w:after="0"/>
-        <w:jc w:val="left"/>
-      </w:pPr>
-      <w:r>
-        <w:rPr>
-          <w:rFonts w:ascii="Cascadia Mono" w:hAnsi="Cascadia Mono" w:cs="Cascadia Mono"/>
-          <w:b w:val="0"/>
-          <w:sz w:val="19"/>
-        </w:rPr>
-        <w:t xml:space="preserve">              color: isUrgent ? Colors.white : textColor,</w:t>
-      </w:r>
-    </w:p>
-    <w:p>
-      <w:pPr>
-        <w:spacing w:line="190" w:lineRule="exact" w:after="0"/>
-        <w:jc w:val="left"/>
-      </w:pPr>
-      <w:r>
-        <w:rPr>
-          <w:rFonts w:ascii="Cascadia Mono" w:hAnsi="Cascadia Mono" w:cs="Cascadia Mono"/>
-          <w:b w:val="0"/>
-          <w:sz w:val="19"/>
-        </w:rPr>
-        <w:t xml:space="preserve">              fontWeight: isUrgent ? FontWeight.w500 : FontWeight.normal,</w:t>
-      </w:r>
-    </w:p>
-    <w:p>
-      <w:pPr>
-        <w:spacing w:line="190" w:lineRule="exact" w:after="0"/>
-        <w:jc w:val="left"/>
-      </w:pPr>
-      <w:r>
-        <w:rPr>
-          <w:rFonts w:ascii="Cascadia Mono" w:hAnsi="Cascadia Mono" w:cs="Cascadia Mono"/>
-          <w:b w:val="0"/>
-          <w:sz w:val="19"/>
-        </w:rPr>
-        <w:t xml:space="preserve">            ),</w:t>
-      </w:r>
-    </w:p>
-    <w:p>
-      <w:pPr>
-        <w:spacing w:line="190" w:lineRule="exact" w:after="0"/>
-        <w:jc w:val="left"/>
-      </w:pPr>
-      <w:r>
-        <w:rPr>
-          <w:rFonts w:ascii="Cascadia Mono" w:hAnsi="Cascadia Mono" w:cs="Cascadia Mono"/>
-          <w:b w:val="0"/>
-          <w:sz w:val="19"/>
-        </w:rPr>
-        <w:t xml:space="preserve">          ),</w:t>
-      </w:r>
-    </w:p>
-    <w:p>
-      <w:pPr>
-        <w:spacing w:line="190" w:lineRule="exact" w:after="0"/>
-        <w:jc w:val="left"/>
-      </w:pPr>
-      <w:r>
-        <w:rPr>
-          <w:rFonts w:ascii="Cascadia Mono" w:hAnsi="Cascadia Mono" w:cs="Cascadia Mono"/>
-          <w:b w:val="0"/>
-          <w:sz w:val="19"/>
-        </w:rPr>
-        <w:t xml:space="preserve">          if (isUrgent) ...[</w:t>
-      </w:r>
-    </w:p>
-    <w:p>
-      <w:pPr>
-        <w:spacing w:line="190" w:lineRule="exact" w:after="0"/>
-        <w:jc w:val="left"/>
-      </w:pPr>
-      <w:r>
-        <w:rPr>
-          <w:rFonts w:ascii="Cascadia Mono" w:hAnsi="Cascadia Mono" w:cs="Cascadia Mono"/>
-          <w:b w:val="0"/>
-          <w:sz w:val="19"/>
-        </w:rPr>
-        <w:t xml:space="preserve">            const SizedBox(height: 10),</w:t>
-      </w:r>
-    </w:p>
-    <w:p>
-      <w:pPr>
-        <w:spacing w:line="190" w:lineRule="exact" w:after="0"/>
-        <w:jc w:val="left"/>
-      </w:pPr>
-      <w:r>
-        <w:rPr>
-          <w:rFonts w:ascii="Cascadia Mono" w:hAnsi="Cascadia Mono" w:cs="Cascadia Mono"/>
-          <w:b w:val="0"/>
-          <w:sz w:val="19"/>
-        </w:rPr>
-        <w:t xml:space="preserve">            Container(</w:t>
-      </w:r>
-    </w:p>
-    <w:p>
-      <w:pPr>
-        <w:spacing w:line="190" w:lineRule="exact" w:after="0"/>
-        <w:jc w:val="left"/>
-      </w:pPr>
-      <w:r>
-        <w:rPr>
-          <w:rFonts w:ascii="Cascadia Mono" w:hAnsi="Cascadia Mono" w:cs="Cascadia Mono"/>
-          <w:b w:val="0"/>
-          <w:sz w:val="19"/>
-        </w:rPr>
-        <w:t xml:space="preserve">              padding: const EdgeInsets.all(8),</w:t>
-      </w:r>
-    </w:p>
-    <w:p>
-      <w:pPr>
-        <w:spacing w:line="190" w:lineRule="exact" w:after="0"/>
-        <w:jc w:val="left"/>
-      </w:pPr>
-      <w:r>
-        <w:rPr>
-          <w:rFonts w:ascii="Cascadia Mono" w:hAnsi="Cascadia Mono" w:cs="Cascadia Mono"/>
-          <w:b w:val="0"/>
-          <w:sz w:val="19"/>
-        </w:rPr>
-        <w:t xml:space="preserve">              decoration: BoxDecoration(</w:t>
-      </w:r>
-    </w:p>
-    <w:p>
-      <w:pPr>
-        <w:spacing w:line="190" w:lineRule="exact" w:after="0"/>
-        <w:jc w:val="left"/>
-      </w:pPr>
-      <w:r>
-        <w:rPr>
-          <w:rFonts w:ascii="Cascadia Mono" w:hAnsi="Cascadia Mono" w:cs="Cascadia Mono"/>
-          <w:b w:val="0"/>
-          <w:sz w:val="19"/>
-        </w:rPr>
-        <w:t xml:space="preserve">                color: const Color(0xFFFF6B6B).withValues(alpha: 0.15),</w:t>
-      </w:r>
-    </w:p>
-    <w:p>
-      <w:pPr>
-        <w:spacing w:line="190" w:lineRule="exact" w:after="0"/>
-        <w:jc w:val="left"/>
-      </w:pPr>
-      <w:r>
-        <w:rPr>
-          <w:rFonts w:ascii="Cascadia Mono" w:hAnsi="Cascadia Mono" w:cs="Cascadia Mono"/>
-          <w:b w:val="0"/>
-          <w:sz w:val="19"/>
-        </w:rPr>
-        <w:t xml:space="preserve">                borderRadius: BorderRadius.circular(8),</w:t>
-      </w:r>
-    </w:p>
-    <w:p>
-      <w:pPr>
-        <w:spacing w:line="190" w:lineRule="exact" w:after="0"/>
-        <w:jc w:val="left"/>
-      </w:pPr>
-      <w:r>
-        <w:rPr>
-          <w:rFonts w:ascii="Cascadia Mono" w:hAnsi="Cascadia Mono" w:cs="Cascadia Mono"/>
-          <w:b w:val="0"/>
-          <w:sz w:val="19"/>
-        </w:rPr>
-        <w:t xml:space="preserve">              ),</w:t>
-      </w:r>
-    </w:p>
-    <w:p>
-      <w:pPr>
-        <w:spacing w:line="190" w:lineRule="exact" w:after="0"/>
-        <w:jc w:val="left"/>
-      </w:pPr>
-      <w:r>
-        <w:rPr>
-          <w:rFonts w:ascii="Cascadia Mono" w:hAnsi="Cascadia Mono" w:cs="Cascadia Mono"/>
-          <w:b w:val="0"/>
-          <w:sz w:val="19"/>
-        </w:rPr>
-        <w:t xml:space="preserve">              child: const Row(</w:t>
-      </w:r>
-    </w:p>
-    <w:p>
-      <w:pPr>
-        <w:spacing w:line="190" w:lineRule="exact" w:after="0"/>
-        <w:jc w:val="left"/>
-      </w:pPr>
-      <w:r>
-        <w:rPr>
-          <w:rFonts w:ascii="Cascadia Mono" w:hAnsi="Cascadia Mono" w:cs="Cascadia Mono"/>
-          <w:b w:val="0"/>
-          <w:sz w:val="19"/>
-        </w:rPr>
-        <w:t xml:space="preserve">                children: [</w:t>
-      </w:r>
-    </w:p>
-    <w:p>
-      <w:pPr>
-        <w:spacing w:line="190" w:lineRule="exact" w:after="0"/>
-        <w:jc w:val="left"/>
-      </w:pPr>
-      <w:r>
-        <w:rPr>
-          <w:rFonts w:ascii="Cascadia Mono" w:hAnsi="Cascadia Mono" w:cs="Cascadia Mono"/>
-          <w:b w:val="0"/>
-          <w:sz w:val="19"/>
-        </w:rPr>
-        <w:t xml:space="preserve">                  Icon(</w:t>
-      </w:r>
-    </w:p>
-    <w:p>
-      <w:pPr>
-        <w:spacing w:line="190" w:lineRule="exact" w:after="0"/>
-        <w:jc w:val="left"/>
-      </w:pPr>
-      <w:r>
-        <w:rPr>
-          <w:rFonts w:ascii="Cascadia Mono" w:hAnsi="Cascadia Mono" w:cs="Cascadia Mono"/>
-          <w:b w:val="0"/>
-          <w:sz w:val="19"/>
-        </w:rPr>
-        <w:t xml:space="preserve">                    Icons.notification_important_rounded,</w:t>
-      </w:r>
-    </w:p>
-    <w:p>
-      <w:pPr>
-        <w:spacing w:line="190" w:lineRule="exact" w:after="0"/>
-        <w:jc w:val="left"/>
-      </w:pPr>
-      <w:r>
-        <w:rPr>
-          <w:rFonts w:ascii="Cascadia Mono" w:hAnsi="Cascadia Mono" w:cs="Cascadia Mono"/>
-          <w:b w:val="0"/>
-          <w:sz w:val="19"/>
-        </w:rPr>
-        <w:t xml:space="preserve">                    color: Color(0xFFFF6B6B),</w:t>
-      </w:r>
-    </w:p>
-    <w:p>
-      <w:pPr>
-        <w:spacing w:line="190" w:lineRule="exact" w:after="0"/>
-        <w:jc w:val="left"/>
-      </w:pPr>
-      <w:r>
-        <w:rPr>
-          <w:rFonts w:ascii="Cascadia Mono" w:hAnsi="Cascadia Mono" w:cs="Cascadia Mono"/>
-          <w:b w:val="0"/>
-          <w:sz w:val="19"/>
-        </w:rPr>
-        <w:t xml:space="preserve">                    size: 18,</w:t>
-      </w:r>
-    </w:p>
-    <w:p>
-      <w:pPr>
-        <w:spacing w:line="190" w:lineRule="exact" w:after="0"/>
-        <w:jc w:val="left"/>
-      </w:pPr>
-      <w:r>
-        <w:rPr>
-          <w:rFonts w:ascii="Cascadia Mono" w:hAnsi="Cascadia Mono" w:cs="Cascadia Mono"/>
-          <w:b w:val="0"/>
-          <w:sz w:val="19"/>
-        </w:rPr>
-        <w:t xml:space="preserve">                  ),</w:t>
-      </w:r>
-    </w:p>
-    <w:p>
-      <w:pPr>
-        <w:spacing w:line="190" w:lineRule="exact" w:after="0"/>
-        <w:jc w:val="left"/>
-      </w:pPr>
-      <w:r>
-        <w:rPr>
-          <w:rFonts w:ascii="Cascadia Mono" w:hAnsi="Cascadia Mono" w:cs="Cascadia Mono"/>
-          <w:b w:val="0"/>
-          <w:sz w:val="19"/>
-        </w:rPr>
-        <w:t xml:space="preserve">                  SizedBox(width: 8),</w:t>
-      </w:r>
-    </w:p>
-    <w:p>
-      <w:pPr>
-        <w:spacing w:line="190" w:lineRule="exact" w:after="0"/>
-        <w:jc w:val="left"/>
-      </w:pPr>
-      <w:r>
-        <w:rPr>
-          <w:rFonts w:ascii="Cascadia Mono" w:hAnsi="Cascadia Mono" w:cs="Cascadia Mono"/>
-          <w:b w:val="0"/>
-          <w:sz w:val="19"/>
-        </w:rPr>
-        <w:t xml:space="preserve">                  Expanded(</w:t>
-      </w:r>
-    </w:p>
-    <w:p>
-      <w:pPr>
-        <w:spacing w:line="190" w:lineRule="exact" w:after="0"/>
-        <w:jc w:val="left"/>
-      </w:pPr>
-      <w:r>
-        <w:rPr>
-          <w:rFonts w:ascii="Cascadia Mono" w:hAnsi="Cascadia Mono" w:cs="Cascadia Mono"/>
-          <w:b w:val="0"/>
-          <w:sz w:val="19"/>
-        </w:rPr>
-        <w:t xml:space="preserve">                    child: Text(</w:t>
-      </w:r>
-    </w:p>
-    <w:p>
-      <w:pPr>
-        <w:spacing w:line="190" w:lineRule="exact" w:after="0"/>
-        <w:jc w:val="left"/>
-      </w:pPr>
-      <w:r>
-        <w:rPr>
-          <w:rFonts w:ascii="Cascadia Mono" w:hAnsi="Cascadia Mono" w:cs="Cascadia Mono"/>
-          <w:b w:val="0"/>
-          <w:sz w:val="19"/>
-        </w:rPr>
-        <w:t xml:space="preserve">                      'Термінове завдання: вимагає першочергового закриття!',</w:t>
-      </w:r>
-    </w:p>
-    <w:p>
-      <w:pPr>
-        <w:spacing w:line="190" w:lineRule="exact" w:after="0"/>
-        <w:jc w:val="left"/>
-      </w:pPr>
-      <w:r>
-        <w:rPr>
-          <w:rFonts w:ascii="Cascadia Mono" w:hAnsi="Cascadia Mono" w:cs="Cascadia Mono"/>
-          <w:b w:val="0"/>
-          <w:sz w:val="19"/>
-        </w:rPr>
-        <w:t xml:space="preserve">                      style: TextStyle(</w:t>
-      </w:r>
-    </w:p>
-    <w:p>
-      <w:pPr>
-        <w:spacing w:line="190" w:lineRule="exact" w:after="0"/>
-        <w:jc w:val="left"/>
-      </w:pPr>
-      <w:r>
-        <w:rPr>
-          <w:rFonts w:ascii="Cascadia Mono" w:hAnsi="Cascadia Mono" w:cs="Cascadia Mono"/>
-          <w:b w:val="0"/>
-          <w:sz w:val="19"/>
-        </w:rPr>
-        <w:t xml:space="preserve">                        color: Color(0xFFFF8B8B),</w:t>
-      </w:r>
-    </w:p>
-    <w:p>
-      <w:pPr>
-        <w:spacing w:line="190" w:lineRule="exact" w:after="0"/>
-        <w:jc w:val="left"/>
-      </w:pPr>
-      <w:r>
-        <w:rPr>
-          <w:rFonts w:ascii="Cascadia Mono" w:hAnsi="Cascadia Mono" w:cs="Cascadia Mono"/>
-          <w:b w:val="0"/>
-          <w:sz w:val="19"/>
-        </w:rPr>
-        <w:t xml:space="preserve">                        fontSize: 12,</w:t>
-      </w:r>
-    </w:p>
-    <w:p>
-      <w:pPr>
-        <w:spacing w:line="190" w:lineRule="exact" w:after="0"/>
-        <w:jc w:val="left"/>
-      </w:pPr>
-      <w:r>
-        <w:rPr>
-          <w:rFonts w:ascii="Cascadia Mono" w:hAnsi="Cascadia Mono" w:cs="Cascadia Mono"/>
-          <w:b w:val="0"/>
-          <w:sz w:val="19"/>
-        </w:rPr>
-        <w:t xml:space="preserve">                        fontWeight: FontWeight.w600,</w:t>
-      </w:r>
-    </w:p>
-    <w:p>
-      <w:pPr>
-        <w:spacing w:line="190" w:lineRule="exact" w:after="0"/>
-        <w:jc w:val="left"/>
-      </w:pPr>
-      <w:r>
-        <w:rPr>
-          <w:rFonts w:ascii="Cascadia Mono" w:hAnsi="Cascadia Mono" w:cs="Cascadia Mono"/>
-          <w:b w:val="0"/>
-          <w:sz w:val="19"/>
-        </w:rPr>
-        <w:t xml:space="preserve">                      ),</w:t>
-      </w:r>
-    </w:p>
-    <w:p>
-      <w:pPr>
-        <w:spacing w:line="190" w:lineRule="exact" w:after="0"/>
-        <w:jc w:val="left"/>
-      </w:pPr>
-      <w:r>
-        <w:rPr>
-          <w:rFonts w:ascii="Cascadia Mono" w:hAnsi="Cascadia Mono" w:cs="Cascadia Mono"/>
-          <w:b w:val="0"/>
-          <w:sz w:val="19"/>
-        </w:rPr>
-        <w:t xml:space="preserve">                    ),</w:t>
-      </w:r>
-    </w:p>
-    <w:p>
-      <w:pPr>
-        <w:spacing w:line="190" w:lineRule="exact" w:after="0"/>
-        <w:jc w:val="left"/>
-      </w:pPr>
-      <w:r>
-        <w:rPr>
-          <w:rFonts w:ascii="Cascadia Mono" w:hAnsi="Cascadia Mono" w:cs="Cascadia Mono"/>
-          <w:b w:val="0"/>
-          <w:sz w:val="19"/>
-        </w:rPr>
-        <w:t xml:space="preserve">                  ),</w:t>
-      </w:r>
-    </w:p>
-    <w:p>
-      <w:pPr>
-        <w:spacing w:line="190" w:lineRule="exact" w:after="0"/>
-        <w:jc w:val="left"/>
-      </w:pPr>
-      <w:r>
-        <w:rPr>
-          <w:rFonts w:ascii="Cascadia Mono" w:hAnsi="Cascadia Mono" w:cs="Cascadia Mono"/>
-          <w:b w:val="0"/>
-          <w:sz w:val="19"/>
-        </w:rPr>
-        <w:t xml:space="preserve">                ],</w:t>
-      </w:r>
-    </w:p>
-    <w:p>
-      <w:pPr>
-        <w:spacing w:line="190" w:lineRule="exact" w:after="0"/>
-        <w:jc w:val="left"/>
-      </w:pPr>
-      <w:r>
-        <w:rPr>
-          <w:rFonts w:ascii="Cascadia Mono" w:hAnsi="Cascadia Mono" w:cs="Cascadia Mono"/>
-          <w:b w:val="0"/>
-          <w:sz w:val="19"/>
-        </w:rPr>
-        <w:t xml:space="preserve">              ),</w:t>
-      </w:r>
-    </w:p>
-    <w:p>
-      <w:pPr>
-        <w:spacing w:line="190" w:lineRule="exact" w:after="0"/>
-        <w:jc w:val="left"/>
-      </w:pPr>
-      <w:r>
-        <w:rPr>
-          <w:rFonts w:ascii="Cascadia Mono" w:hAnsi="Cascadia Mono" w:cs="Cascadia Mono"/>
-          <w:b w:val="0"/>
-          <w:sz w:val="19"/>
-        </w:rPr>
-        <w:t xml:space="preserve">            ),</w:t>
-      </w:r>
-    </w:p>
-    <w:p>
-      <w:pPr>
-        <w:spacing w:line="190" w:lineRule="exact" w:after="0"/>
-        <w:jc w:val="left"/>
-      </w:pPr>
-      <w:r>
-        <w:rPr>
-          <w:rFonts w:ascii="Cascadia Mono" w:hAnsi="Cascadia Mono" w:cs="Cascadia Mono"/>
-          <w:b w:val="0"/>
-          <w:sz w:val="19"/>
-        </w:rPr>
-        <w:t xml:space="preserve">          ],</w:t>
-      </w:r>
-    </w:p>
-    <w:p>
-      <w:pPr>
-        <w:spacing w:line="190" w:lineRule="exact" w:after="0"/>
-        <w:jc w:val="left"/>
-      </w:pPr>
-      <w:r>
-        <w:rPr>
-          <w:rFonts w:ascii="Cascadia Mono" w:hAnsi="Cascadia Mono" w:cs="Cascadia Mono"/>
-          <w:b w:val="0"/>
-          <w:sz w:val="19"/>
-        </w:rPr>
-        <w:t xml:space="preserve">        ],</w:t>
-      </w:r>
-    </w:p>
-    <w:p>
-      <w:pPr>
-        <w:spacing w:line="190" w:lineRule="exact" w:after="0"/>
-        <w:jc w:val="left"/>
-      </w:pPr>
-      <w:r>
-        <w:rPr>
-          <w:rFonts w:ascii="Cascadia Mono" w:hAnsi="Cascadia Mono" w:cs="Cascadia Mono"/>
-          <w:b w:val="0"/>
-          <w:sz w:val="19"/>
-        </w:rPr>
-        <w:t xml:space="preserve">      ),</w:t>
-      </w:r>
-    </w:p>
-    <w:p>
-      <w:pPr>
-        <w:spacing w:line="190" w:lineRule="exact" w:after="0"/>
-        <w:jc w:val="left"/>
-      </w:pPr>
-      <w:r>
-        <w:rPr>
-          <w:rFonts w:ascii="Cascadia Mono" w:hAnsi="Cascadia Mono" w:cs="Cascadia Mono"/>
-          <w:b w:val="0"/>
-          <w:sz w:val="19"/>
-        </w:rPr>
-        <w:t xml:space="preserve">    );</w:t>
-      </w:r>
-    </w:p>
-    <w:p>
-      <w:pPr>
-        <w:spacing w:line="190" w:lineRule="exact" w:after="0"/>
-        <w:jc w:val="left"/>
-      </w:pPr>
-      <w:r>
-        <w:rPr>
-          <w:rFonts w:ascii="Cascadia Mono" w:hAnsi="Cascadia Mono" w:cs="Cascadia Mono"/>
-          <w:b w:val="0"/>
-          <w:sz w:val="19"/>
-        </w:rPr>
-        <w:t xml:space="preserve">  }</w:t>
-      </w:r>
-    </w:p>
-    <w:p>
-      <w:pPr>
-        <w:spacing w:line="190" w:lineRule="exact" w:after="0"/>
-        <w:jc w:val="left"/>
-      </w:pPr>
-      <w:r>
-        <w:rPr>
-          <w:rFonts w:ascii="Cascadia Mono" w:hAnsi="Cascadia Mono" w:cs="Cascadia Mono"/>
-          <w:b w:val="0"/>
-          <w:sz w:val="19"/>
-        </w:rPr>
-        <w:t>}</w:t>
-      </w:r>
-    </w:p>
-    <w:p>
-      <w:pPr>
-        <w:spacing w:line="190" w:lineRule="exact" w:after="0"/>
-        <w:jc w:val="left"/>
-      </w:pPr>
-    </w:p>
-    <w:p>
-      <w:pPr>
-        <w:spacing w:line="190" w:lineRule="exact" w:after="0"/>
-        <w:jc w:val="left"/>
-      </w:pPr>
-      <w:r>
-        <w:rPr>
-          <w:rFonts w:ascii="Cascadia Mono" w:hAnsi="Cascadia Mono" w:cs="Cascadia Mono"/>
-          <w:b w:val="0"/>
-          <w:sz w:val="19"/>
-        </w:rPr>
-        <w:t>// === lib/widgets/priority_switch_card.dart ===</w:t>
-      </w:r>
-    </w:p>
-    <w:p>
-      <w:pPr>
-        <w:spacing w:line="190" w:lineRule="exact" w:after="0"/>
-        <w:jc w:val="left"/>
-      </w:pPr>
-      <w:r>
-        <w:rPr>
-          <w:rFonts w:ascii="Cascadia Mono" w:hAnsi="Cascadia Mono" w:cs="Cascadia Mono"/>
-          <w:b w:val="0"/>
-          <w:sz w:val="19"/>
-        </w:rPr>
-        <w:t>import 'package:flutter/material.dart';</w:t>
-      </w:r>
-    </w:p>
-    <w:p>
-      <w:pPr>
-        <w:spacing w:line="190" w:lineRule="exact" w:after="0"/>
-        <w:jc w:val="left"/>
-      </w:pPr>
-    </w:p>
-    <w:p>
-      <w:pPr>
-        <w:spacing w:line="190" w:lineRule="exact" w:after="0"/>
-        <w:jc w:val="left"/>
-      </w:pPr>
-      <w:r>
-        <w:rPr>
-          <w:rFonts w:ascii="Cascadia Mono" w:hAnsi="Cascadia Mono" w:cs="Cascadia Mono"/>
-          <w:b w:val="0"/>
-          <w:sz w:val="19"/>
-        </w:rPr>
-        <w:t>class PrioritySwitchCard extends StatelessWidget {</w:t>
-      </w:r>
-    </w:p>
-    <w:p>
-      <w:pPr>
-        <w:spacing w:line="190" w:lineRule="exact" w:after="0"/>
-        <w:jc w:val="left"/>
-      </w:pPr>
-      <w:r>
-        <w:rPr>
-          <w:rFonts w:ascii="Cascadia Mono" w:hAnsi="Cascadia Mono" w:cs="Cascadia Mono"/>
-          <w:b w:val="0"/>
-          <w:sz w:val="19"/>
-        </w:rPr>
-        <w:t xml:space="preserve">  final bool isUrgent;</w:t>
-      </w:r>
-    </w:p>
-    <w:p>
-      <w:pPr>
-        <w:spacing w:line="190" w:lineRule="exact" w:after="0"/>
-        <w:jc w:val="left"/>
-      </w:pPr>
-      <w:r>
-        <w:rPr>
-          <w:rFonts w:ascii="Cascadia Mono" w:hAnsi="Cascadia Mono" w:cs="Cascadia Mono"/>
-          <w:b w:val="0"/>
-          <w:sz w:val="19"/>
-        </w:rPr>
-        <w:t xml:space="preserve">  final ValueChanged&lt;bool&gt; onChanged;</w:t>
-      </w:r>
-    </w:p>
-    <w:p>
-      <w:pPr>
-        <w:spacing w:line="190" w:lineRule="exact" w:after="0"/>
-        <w:jc w:val="left"/>
-      </w:pPr>
-    </w:p>
-    <w:p>
-      <w:pPr>
-        <w:spacing w:line="190" w:lineRule="exact" w:after="0"/>
-        <w:jc w:val="left"/>
-      </w:pPr>
-      <w:r>
-        <w:rPr>
-          <w:rFonts w:ascii="Cascadia Mono" w:hAnsi="Cascadia Mono" w:cs="Cascadia Mono"/>
-          <w:b w:val="0"/>
-          <w:sz w:val="19"/>
-        </w:rPr>
-        <w:t xml:space="preserve">  const PrioritySwitchCard({</w:t>
-      </w:r>
-    </w:p>
-    <w:p>
-      <w:pPr>
-        <w:spacing w:line="190" w:lineRule="exact" w:after="0"/>
-        <w:jc w:val="left"/>
-      </w:pPr>
-      <w:r>
-        <w:rPr>
-          <w:rFonts w:ascii="Cascadia Mono" w:hAnsi="Cascadia Mono" w:cs="Cascadia Mono"/>
-          <w:b w:val="0"/>
-          <w:sz w:val="19"/>
-        </w:rPr>
-        <w:t xml:space="preserve">    super.key,</w:t>
-      </w:r>
-    </w:p>
-    <w:p>
-      <w:pPr>
-        <w:spacing w:line="190" w:lineRule="exact" w:after="0"/>
-        <w:jc w:val="left"/>
-      </w:pPr>
-      <w:r>
-        <w:rPr>
-          <w:rFonts w:ascii="Cascadia Mono" w:hAnsi="Cascadia Mono" w:cs="Cascadia Mono"/>
-          <w:b w:val="0"/>
-          <w:sz w:val="19"/>
-        </w:rPr>
-        <w:t xml:space="preserve">    required this.isUrgent,</w:t>
-      </w:r>
-    </w:p>
-    <w:p>
-      <w:pPr>
-        <w:spacing w:line="190" w:lineRule="exact" w:after="0"/>
-        <w:jc w:val="left"/>
-      </w:pPr>
-      <w:r>
-        <w:rPr>
-          <w:rFonts w:ascii="Cascadia Mono" w:hAnsi="Cascadia Mono" w:cs="Cascadia Mono"/>
-          <w:b w:val="0"/>
-          <w:sz w:val="19"/>
-        </w:rPr>
-        <w:t xml:space="preserve">    required this.onChanged,</w:t>
-      </w:r>
-    </w:p>
-    <w:p>
-      <w:pPr>
-        <w:spacing w:line="190" w:lineRule="exact" w:after="0"/>
-        <w:jc w:val="left"/>
-      </w:pPr>
-      <w:r>
-        <w:rPr>
-          <w:rFonts w:ascii="Cascadia Mono" w:hAnsi="Cascadia Mono" w:cs="Cascadia Mono"/>
-          <w:b w:val="0"/>
-          <w:sz w:val="19"/>
-        </w:rPr>
-        <w:t xml:space="preserve">  });</w:t>
-      </w:r>
-    </w:p>
-    <w:p>
-      <w:pPr>
-        <w:spacing w:line="190" w:lineRule="exact" w:after="0"/>
-        <w:jc w:val="left"/>
-      </w:pPr>
-    </w:p>
-    <w:p>
-      <w:pPr>
-        <w:spacing w:line="190" w:lineRule="exact" w:after="0"/>
-        <w:jc w:val="left"/>
-      </w:pPr>
-      <w:r>
-        <w:rPr>
-          <w:rFonts w:ascii="Cascadia Mono" w:hAnsi="Cascadia Mono" w:cs="Cascadia Mono"/>
-          <w:b w:val="0"/>
-          <w:sz w:val="19"/>
-        </w:rPr>
-        <w:t xml:space="preserve">  @override</w:t>
-      </w:r>
-    </w:p>
-    <w:p>
-      <w:pPr>
-        <w:spacing w:line="190" w:lineRule="exact" w:after="0"/>
-        <w:jc w:val="left"/>
-      </w:pPr>
-      <w:r>
-        <w:rPr>
-          <w:rFonts w:ascii="Cascadia Mono" w:hAnsi="Cascadia Mono" w:cs="Cascadia Mono"/>
-          <w:b w:val="0"/>
-          <w:sz w:val="19"/>
-        </w:rPr>
-        <w:t xml:space="preserve">  Widget build(BuildContext context) {</w:t>
-      </w:r>
-    </w:p>
-    <w:p>
-      <w:pPr>
-        <w:spacing w:line="190" w:lineRule="exact" w:after="0"/>
-        <w:jc w:val="left"/>
-      </w:pPr>
-      <w:r>
-        <w:rPr>
-          <w:rFonts w:ascii="Cascadia Mono" w:hAnsi="Cascadia Mono" w:cs="Cascadia Mono"/>
-          <w:b w:val="0"/>
-          <w:sz w:val="19"/>
-        </w:rPr>
-        <w:t xml:space="preserve">    return Material(</w:t>
-      </w:r>
-    </w:p>
-    <w:p>
-      <w:pPr>
-        <w:spacing w:line="190" w:lineRule="exact" w:after="0"/>
-        <w:jc w:val="left"/>
-      </w:pPr>
-      <w:r>
-        <w:rPr>
-          <w:rFonts w:ascii="Cascadia Mono" w:hAnsi="Cascadia Mono" w:cs="Cascadia Mono"/>
-          <w:b w:val="0"/>
-          <w:sz w:val="19"/>
-        </w:rPr>
-        <w:t xml:space="preserve">      color: const Color(0xFF15181F),</w:t>
-      </w:r>
-    </w:p>
-    <w:p>
-      <w:pPr>
-        <w:spacing w:line="190" w:lineRule="exact" w:after="0"/>
-        <w:jc w:val="left"/>
-      </w:pPr>
-      <w:r>
-        <w:rPr>
-          <w:rFonts w:ascii="Cascadia Mono" w:hAnsi="Cascadia Mono" w:cs="Cascadia Mono"/>
-          <w:b w:val="0"/>
-          <w:sz w:val="19"/>
-        </w:rPr>
-        <w:t xml:space="preserve">      shape: RoundedRectangleBorder(</w:t>
-      </w:r>
-    </w:p>
-    <w:p>
-      <w:pPr>
-        <w:spacing w:line="190" w:lineRule="exact" w:after="0"/>
-        <w:jc w:val="left"/>
-      </w:pPr>
-      <w:r>
-        <w:rPr>
-          <w:rFonts w:ascii="Cascadia Mono" w:hAnsi="Cascadia Mono" w:cs="Cascadia Mono"/>
-          <w:b w:val="0"/>
-          <w:sz w:val="19"/>
-        </w:rPr>
-        <w:t xml:space="preserve">        borderRadius: BorderRadius.circular(12),</w:t>
-      </w:r>
-    </w:p>
-    <w:p>
-      <w:pPr>
-        <w:spacing w:line="190" w:lineRule="exact" w:after="0"/>
-        <w:jc w:val="left"/>
-      </w:pPr>
-      <w:r>
-        <w:rPr>
-          <w:rFonts w:ascii="Cascadia Mono" w:hAnsi="Cascadia Mono" w:cs="Cascadia Mono"/>
-          <w:b w:val="0"/>
-          <w:sz w:val="19"/>
-        </w:rPr>
-        <w:t xml:space="preserve">        side: const BorderSide(</w:t>
-      </w:r>
-    </w:p>
-    <w:p>
-      <w:pPr>
-        <w:spacing w:line="190" w:lineRule="exact" w:after="0"/>
-        <w:jc w:val="left"/>
-      </w:pPr>
-      <w:r>
-        <w:rPr>
-          <w:rFonts w:ascii="Cascadia Mono" w:hAnsi="Cascadia Mono" w:cs="Cascadia Mono"/>
-          <w:b w:val="0"/>
-          <w:sz w:val="19"/>
-        </w:rPr>
-        <w:t xml:space="preserve">          color: Color(0xFF2A3142),</w:t>
-      </w:r>
-    </w:p>
-    <w:p>
-      <w:pPr>
-        <w:spacing w:line="190" w:lineRule="exact" w:after="0"/>
-        <w:jc w:val="left"/>
-      </w:pPr>
-      <w:r>
-        <w:rPr>
-          <w:rFonts w:ascii="Cascadia Mono" w:hAnsi="Cascadia Mono" w:cs="Cascadia Mono"/>
-          <w:b w:val="0"/>
-          <w:sz w:val="19"/>
-        </w:rPr>
-        <w:t xml:space="preserve">          width: 1,</w:t>
-      </w:r>
-    </w:p>
-    <w:p>
-      <w:pPr>
-        <w:spacing w:line="190" w:lineRule="exact" w:after="0"/>
-        <w:jc w:val="left"/>
-      </w:pPr>
-      <w:r>
-        <w:rPr>
-          <w:rFonts w:ascii="Cascadia Mono" w:hAnsi="Cascadia Mono" w:cs="Cascadia Mono"/>
-          <w:b w:val="0"/>
-          <w:sz w:val="19"/>
-        </w:rPr>
-        <w:t xml:space="preserve">        ),</w:t>
-      </w:r>
-    </w:p>
-    <w:p>
-      <w:pPr>
-        <w:spacing w:line="190" w:lineRule="exact" w:after="0"/>
-        <w:jc w:val="left"/>
-      </w:pPr>
-      <w:r>
-        <w:rPr>
-          <w:rFonts w:ascii="Cascadia Mono" w:hAnsi="Cascadia Mono" w:cs="Cascadia Mono"/>
-          <w:b w:val="0"/>
-          <w:sz w:val="19"/>
-        </w:rPr>
-        <w:t xml:space="preserve">      ),</w:t>
-      </w:r>
-    </w:p>
-    <w:p>
-      <w:pPr>
-        <w:spacing w:line="190" w:lineRule="exact" w:after="0"/>
-        <w:jc w:val="left"/>
-      </w:pPr>
-      <w:r>
-        <w:rPr>
-          <w:rFonts w:ascii="Cascadia Mono" w:hAnsi="Cascadia Mono" w:cs="Cascadia Mono"/>
-          <w:b w:val="0"/>
-          <w:sz w:val="19"/>
-        </w:rPr>
-        <w:t xml:space="preserve">      child: SwitchListTile(</w:t>
-      </w:r>
-    </w:p>
-    <w:p>
-      <w:pPr>
-        <w:spacing w:line="190" w:lineRule="exact" w:after="0"/>
-        <w:jc w:val="left"/>
-      </w:pPr>
-      <w:r>
-        <w:rPr>
-          <w:rFonts w:ascii="Cascadia Mono" w:hAnsi="Cascadia Mono" w:cs="Cascadia Mono"/>
-          <w:b w:val="0"/>
-          <w:sz w:val="19"/>
-        </w:rPr>
-        <w:t xml:space="preserve">        title: const Text(</w:t>
-      </w:r>
-    </w:p>
-    <w:p>
-      <w:pPr>
-        <w:spacing w:line="190" w:lineRule="exact" w:after="0"/>
-        <w:jc w:val="left"/>
-      </w:pPr>
-      <w:r>
-        <w:rPr>
-          <w:rFonts w:ascii="Cascadia Mono" w:hAnsi="Cascadia Mono" w:cs="Cascadia Mono"/>
-          <w:b w:val="0"/>
-          <w:sz w:val="19"/>
-        </w:rPr>
-        <w:t xml:space="preserve">          'Терміновий статус',</w:t>
-      </w:r>
-    </w:p>
-    <w:p>
-      <w:pPr>
-        <w:spacing w:line="190" w:lineRule="exact" w:after="0"/>
-        <w:jc w:val="left"/>
-      </w:pPr>
-      <w:r>
-        <w:rPr>
-          <w:rFonts w:ascii="Cascadia Mono" w:hAnsi="Cascadia Mono" w:cs="Cascadia Mono"/>
-          <w:b w:val="0"/>
-          <w:sz w:val="19"/>
-        </w:rPr>
-        <w:t xml:space="preserve">          style: TextStyle(</w:t>
-      </w:r>
-    </w:p>
-    <w:p>
-      <w:pPr>
-        <w:spacing w:line="190" w:lineRule="exact" w:after="0"/>
-        <w:jc w:val="left"/>
-      </w:pPr>
-      <w:r>
-        <w:rPr>
-          <w:rFonts w:ascii="Cascadia Mono" w:hAnsi="Cascadia Mono" w:cs="Cascadia Mono"/>
-          <w:b w:val="0"/>
-          <w:sz w:val="19"/>
-        </w:rPr>
-        <w:t xml:space="preserve">            fontSize: 15,</w:t>
-      </w:r>
-    </w:p>
-    <w:p>
-      <w:pPr>
-        <w:spacing w:line="190" w:lineRule="exact" w:after="0"/>
-        <w:jc w:val="left"/>
-      </w:pPr>
-      <w:r>
-        <w:rPr>
-          <w:rFonts w:ascii="Cascadia Mono" w:hAnsi="Cascadia Mono" w:cs="Cascadia Mono"/>
-          <w:b w:val="0"/>
-          <w:sz w:val="19"/>
-        </w:rPr>
-        <w:t xml:space="preserve">            fontWeight: FontWeight.w600,</w:t>
-      </w:r>
-    </w:p>
-    <w:p>
-      <w:pPr>
-        <w:spacing w:line="190" w:lineRule="exact" w:after="0"/>
-        <w:jc w:val="left"/>
-      </w:pPr>
-      <w:r>
-        <w:rPr>
-          <w:rFonts w:ascii="Cascadia Mono" w:hAnsi="Cascadia Mono" w:cs="Cascadia Mono"/>
-          <w:b w:val="0"/>
-          <w:sz w:val="19"/>
-        </w:rPr>
-        <w:t xml:space="preserve">            color: Colors.white,</w:t>
-      </w:r>
-    </w:p>
-    <w:p>
-      <w:pPr>
-        <w:spacing w:line="190" w:lineRule="exact" w:after="0"/>
-        <w:jc w:val="left"/>
-      </w:pPr>
-      <w:r>
-        <w:rPr>
-          <w:rFonts w:ascii="Cascadia Mono" w:hAnsi="Cascadia Mono" w:cs="Cascadia Mono"/>
-          <w:b w:val="0"/>
-          <w:sz w:val="19"/>
-        </w:rPr>
-        <w:t xml:space="preserve">          ),</w:t>
-      </w:r>
-    </w:p>
-    <w:p>
-      <w:pPr>
-        <w:spacing w:line="190" w:lineRule="exact" w:after="0"/>
-        <w:jc w:val="left"/>
-      </w:pPr>
-      <w:r>
-        <w:rPr>
-          <w:rFonts w:ascii="Cascadia Mono" w:hAnsi="Cascadia Mono" w:cs="Cascadia Mono"/>
-          <w:b w:val="0"/>
-          <w:sz w:val="19"/>
-        </w:rPr>
-        <w:t xml:space="preserve">        ),</w:t>
-      </w:r>
-    </w:p>
-    <w:p>
-      <w:pPr>
-        <w:spacing w:line="190" w:lineRule="exact" w:after="0"/>
-        <w:jc w:val="left"/>
-      </w:pPr>
-      <w:r>
-        <w:rPr>
-          <w:rFonts w:ascii="Cascadia Mono" w:hAnsi="Cascadia Mono" w:cs="Cascadia Mono"/>
-          <w:b w:val="0"/>
-          <w:sz w:val="19"/>
-        </w:rPr>
-        <w:t xml:space="preserve">        subtitle: Text(</w:t>
-      </w:r>
-    </w:p>
-    <w:p>
-      <w:pPr>
-        <w:spacing w:line="190" w:lineRule="exact" w:after="0"/>
-        <w:jc w:val="left"/>
-      </w:pPr>
-      <w:r>
-        <w:rPr>
-          <w:rFonts w:ascii="Cascadia Mono" w:hAnsi="Cascadia Mono" w:cs="Cascadia Mono"/>
-          <w:b w:val="0"/>
-          <w:sz w:val="19"/>
-        </w:rPr>
-        <w:t xml:space="preserve">          isUrgent</w:t>
-      </w:r>
-    </w:p>
-    <w:p>
-      <w:pPr>
-        <w:spacing w:line="190" w:lineRule="exact" w:after="0"/>
-        <w:jc w:val="left"/>
-      </w:pPr>
-      <w:r>
-        <w:rPr>
-          <w:rFonts w:ascii="Cascadia Mono" w:hAnsi="Cascadia Mono" w:cs="Cascadia Mono"/>
-          <w:b w:val="0"/>
-          <w:sz w:val="19"/>
-        </w:rPr>
-        <w:t xml:space="preserve">              ? 'Активовано бейдж, змінено стиль та підсвічування'</w:t>
-      </w:r>
-    </w:p>
-    <w:p>
-      <w:pPr>
-        <w:spacing w:line="190" w:lineRule="exact" w:after="0"/>
-        <w:jc w:val="left"/>
-      </w:pPr>
-      <w:r>
-        <w:rPr>
-          <w:rFonts w:ascii="Cascadia Mono" w:hAnsi="Cascadia Mono" w:cs="Cascadia Mono"/>
-          <w:b w:val="0"/>
-          <w:sz w:val="19"/>
-        </w:rPr>
-        <w:t xml:space="preserve">              : 'Увімкніть для виділення терміновості завдання',</w:t>
-      </w:r>
-    </w:p>
-    <w:p>
-      <w:pPr>
-        <w:spacing w:line="190" w:lineRule="exact" w:after="0"/>
-        <w:jc w:val="left"/>
-      </w:pPr>
-      <w:r>
-        <w:rPr>
-          <w:rFonts w:ascii="Cascadia Mono" w:hAnsi="Cascadia Mono" w:cs="Cascadia Mono"/>
-          <w:b w:val="0"/>
-          <w:sz w:val="19"/>
-        </w:rPr>
-        <w:t xml:space="preserve">          style: TextStyle(</w:t>
-      </w:r>
-    </w:p>
-    <w:p>
-      <w:pPr>
-        <w:spacing w:line="190" w:lineRule="exact" w:after="0"/>
-        <w:jc w:val="left"/>
-      </w:pPr>
-      <w:r>
-        <w:rPr>
-          <w:rFonts w:ascii="Cascadia Mono" w:hAnsi="Cascadia Mono" w:cs="Cascadia Mono"/>
-          <w:b w:val="0"/>
-          <w:sz w:val="19"/>
-        </w:rPr>
-        <w:t xml:space="preserve">            fontSize: 12,</w:t>
-      </w:r>
-    </w:p>
-    <w:p>
-      <w:pPr>
-        <w:spacing w:line="190" w:lineRule="exact" w:after="0"/>
-        <w:jc w:val="left"/>
-      </w:pPr>
-      <w:r>
-        <w:rPr>
-          <w:rFonts w:ascii="Cascadia Mono" w:hAnsi="Cascadia Mono" w:cs="Cascadia Mono"/>
-          <w:b w:val="0"/>
-          <w:sz w:val="19"/>
-        </w:rPr>
-        <w:t xml:space="preserve">            color: isUrgent ? const Color(0xFFFF8B8B) : const Color(0xFF8B949E),</w:t>
-      </w:r>
-    </w:p>
-    <w:p>
-      <w:pPr>
-        <w:spacing w:line="190" w:lineRule="exact" w:after="0"/>
-        <w:jc w:val="left"/>
-      </w:pPr>
-      <w:r>
-        <w:rPr>
-          <w:rFonts w:ascii="Cascadia Mono" w:hAnsi="Cascadia Mono" w:cs="Cascadia Mono"/>
-          <w:b w:val="0"/>
-          <w:sz w:val="19"/>
-        </w:rPr>
-        <w:t xml:space="preserve">          ),</w:t>
-      </w:r>
-    </w:p>
-    <w:p>
-      <w:pPr>
-        <w:spacing w:line="190" w:lineRule="exact" w:after="0"/>
-        <w:jc w:val="left"/>
-      </w:pPr>
-      <w:r>
-        <w:rPr>
-          <w:rFonts w:ascii="Cascadia Mono" w:hAnsi="Cascadia Mono" w:cs="Cascadia Mono"/>
-          <w:b w:val="0"/>
-          <w:sz w:val="19"/>
-        </w:rPr>
-        <w:t xml:space="preserve">        ),</w:t>
-      </w:r>
-    </w:p>
-    <w:p>
-      <w:pPr>
-        <w:spacing w:line="190" w:lineRule="exact" w:after="0"/>
-        <w:jc w:val="left"/>
-      </w:pPr>
-      <w:r>
-        <w:rPr>
-          <w:rFonts w:ascii="Cascadia Mono" w:hAnsi="Cascadia Mono" w:cs="Cascadia Mono"/>
-          <w:b w:val="0"/>
-          <w:sz w:val="19"/>
-        </w:rPr>
-        <w:t xml:space="preserve">        secondary: Icon(</w:t>
-      </w:r>
-    </w:p>
-    <w:p>
-      <w:pPr>
-        <w:spacing w:line="190" w:lineRule="exact" w:after="0"/>
-        <w:jc w:val="left"/>
-      </w:pPr>
-      <w:r>
-        <w:rPr>
-          <w:rFonts w:ascii="Cascadia Mono" w:hAnsi="Cascadia Mono" w:cs="Cascadia Mono"/>
-          <w:b w:val="0"/>
-          <w:sz w:val="19"/>
-        </w:rPr>
-        <w:t xml:space="preserve">          Icons.bolt,</w:t>
-      </w:r>
-    </w:p>
-    <w:p>
-      <w:pPr>
-        <w:spacing w:line="190" w:lineRule="exact" w:after="0"/>
-        <w:jc w:val="left"/>
-      </w:pPr>
-      <w:r>
-        <w:rPr>
-          <w:rFonts w:ascii="Cascadia Mono" w:hAnsi="Cascadia Mono" w:cs="Cascadia Mono"/>
-          <w:b w:val="0"/>
-          <w:sz w:val="19"/>
-        </w:rPr>
-        <w:t xml:space="preserve">          color: isUrgent ? const Color(0xFFFF6B6B) : const Color(0xFF8B949E),</w:t>
-      </w:r>
-    </w:p>
-    <w:p>
-      <w:pPr>
-        <w:spacing w:line="190" w:lineRule="exact" w:after="0"/>
-        <w:jc w:val="left"/>
-      </w:pPr>
-      <w:r>
-        <w:rPr>
-          <w:rFonts w:ascii="Cascadia Mono" w:hAnsi="Cascadia Mono" w:cs="Cascadia Mono"/>
-          <w:b w:val="0"/>
-          <w:sz w:val="19"/>
-        </w:rPr>
-        <w:t xml:space="preserve">        ),</w:t>
-      </w:r>
-    </w:p>
-    <w:p>
-      <w:pPr>
-        <w:spacing w:line="190" w:lineRule="exact" w:after="0"/>
-        <w:jc w:val="left"/>
-      </w:pPr>
-      <w:r>
-        <w:rPr>
-          <w:rFonts w:ascii="Cascadia Mono" w:hAnsi="Cascadia Mono" w:cs="Cascadia Mono"/>
-          <w:b w:val="0"/>
-          <w:sz w:val="19"/>
-        </w:rPr>
         <w:t xml:space="preserve">        activeThumbColor: const Color(0xFFD4FF00),</w:t>
       </w:r>
     </w:p>
@@ -6300,3190 +3456,6 @@
           <w:sz w:val="19"/>
         </w:rPr>
         <w:t xml:space="preserve">      ),</w:t>
-      </w:r>
-    </w:p>
-    <w:p>
-      <w:pPr>
-        <w:spacing w:line="190" w:lineRule="exact" w:after="0"/>
-        <w:jc w:val="left"/>
-      </w:pPr>
-      <w:r>
-        <w:rPr>
-          <w:rFonts w:ascii="Cascadia Mono" w:hAnsi="Cascadia Mono" w:cs="Cascadia Mono"/>
-          <w:b w:val="0"/>
-          <w:sz w:val="19"/>
-        </w:rPr>
-        <w:t xml:space="preserve">    );</w:t>
-      </w:r>
-    </w:p>
-    <w:p>
-      <w:pPr>
-        <w:spacing w:line="190" w:lineRule="exact" w:after="0"/>
-        <w:jc w:val="left"/>
-      </w:pPr>
-      <w:r>
-        <w:rPr>
-          <w:rFonts w:ascii="Cascadia Mono" w:hAnsi="Cascadia Mono" w:cs="Cascadia Mono"/>
-          <w:b w:val="0"/>
-          <w:sz w:val="19"/>
-        </w:rPr>
-        <w:t xml:space="preserve">  }</w:t>
-      </w:r>
-    </w:p>
-    <w:p>
-      <w:pPr>
-        <w:spacing w:line="190" w:lineRule="exact" w:after="0"/>
-        <w:jc w:val="left"/>
-      </w:pPr>
-      <w:r>
-        <w:rPr>
-          <w:rFonts w:ascii="Cascadia Mono" w:hAnsi="Cascadia Mono" w:cs="Cascadia Mono"/>
-          <w:b w:val="0"/>
-          <w:sz w:val="19"/>
-        </w:rPr>
-        <w:t>}</w:t>
-      </w:r>
-    </w:p>
-    <w:p>
-      <w:pPr>
-        <w:spacing w:line="190" w:lineRule="exact" w:after="0"/>
-        <w:jc w:val="left"/>
-      </w:pPr>
-    </w:p>
-    <w:p>
-      <w:pPr>
-        <w:spacing w:line="190" w:lineRule="exact" w:after="0"/>
-        <w:jc w:val="left"/>
-      </w:pPr>
-      <w:r>
-        <w:rPr>
-          <w:rFonts w:ascii="Cascadia Mono" w:hAnsi="Cascadia Mono" w:cs="Cascadia Mono"/>
-          <w:b w:val="0"/>
-          <w:sz w:val="19"/>
-        </w:rPr>
-        <w:t>// === lib/widgets/note_input_card.dart ===</w:t>
-      </w:r>
-    </w:p>
-    <w:p>
-      <w:pPr>
-        <w:spacing w:line="190" w:lineRule="exact" w:after="0"/>
-        <w:jc w:val="left"/>
-      </w:pPr>
-      <w:r>
-        <w:rPr>
-          <w:rFonts w:ascii="Cascadia Mono" w:hAnsi="Cascadia Mono" w:cs="Cascadia Mono"/>
-          <w:b w:val="0"/>
-          <w:sz w:val="19"/>
-        </w:rPr>
-        <w:t>import 'package:flutter/material.dart';</w:t>
-      </w:r>
-    </w:p>
-    <w:p>
-      <w:pPr>
-        <w:spacing w:line="190" w:lineRule="exact" w:after="0"/>
-        <w:jc w:val="left"/>
-      </w:pPr>
-    </w:p>
-    <w:p>
-      <w:pPr>
-        <w:spacing w:line="190" w:lineRule="exact" w:after="0"/>
-        <w:jc w:val="left"/>
-      </w:pPr>
-      <w:r>
-        <w:rPr>
-          <w:rFonts w:ascii="Cascadia Mono" w:hAnsi="Cascadia Mono" w:cs="Cascadia Mono"/>
-          <w:b w:val="0"/>
-          <w:sz w:val="19"/>
-        </w:rPr>
-        <w:t>class NoteInputCard extends StatelessWidget {</w:t>
-      </w:r>
-    </w:p>
-    <w:p>
-      <w:pPr>
-        <w:spacing w:line="190" w:lineRule="exact" w:after="0"/>
-        <w:jc w:val="left"/>
-      </w:pPr>
-      <w:r>
-        <w:rPr>
-          <w:rFonts w:ascii="Cascadia Mono" w:hAnsi="Cascadia Mono" w:cs="Cascadia Mono"/>
-          <w:b w:val="0"/>
-          <w:sz w:val="19"/>
-        </w:rPr>
-        <w:t xml:space="preserve">  final String noteText;</w:t>
-      </w:r>
-    </w:p>
-    <w:p>
-      <w:pPr>
-        <w:spacing w:line="190" w:lineRule="exact" w:after="0"/>
-        <w:jc w:val="left"/>
-      </w:pPr>
-      <w:r>
-        <w:rPr>
-          <w:rFonts w:ascii="Cascadia Mono" w:hAnsi="Cascadia Mono" w:cs="Cascadia Mono"/>
-          <w:b w:val="0"/>
-          <w:sz w:val="19"/>
-        </w:rPr>
-        <w:t xml:space="preserve">  final TextEditingController controller;</w:t>
-      </w:r>
-    </w:p>
-    <w:p>
-      <w:pPr>
-        <w:spacing w:line="190" w:lineRule="exact" w:after="0"/>
-        <w:jc w:val="left"/>
-      </w:pPr>
-      <w:r>
-        <w:rPr>
-          <w:rFonts w:ascii="Cascadia Mono" w:hAnsi="Cascadia Mono" w:cs="Cascadia Mono"/>
-          <w:b w:val="0"/>
-          <w:sz w:val="19"/>
-        </w:rPr>
-        <w:t xml:space="preserve">  final ValueChanged&lt;String&gt; onChanged;</w:t>
-      </w:r>
-    </w:p>
-    <w:p>
-      <w:pPr>
-        <w:spacing w:line="190" w:lineRule="exact" w:after="0"/>
-        <w:jc w:val="left"/>
-      </w:pPr>
-      <w:r>
-        <w:rPr>
-          <w:rFonts w:ascii="Cascadia Mono" w:hAnsi="Cascadia Mono" w:cs="Cascadia Mono"/>
-          <w:b w:val="0"/>
-          <w:sz w:val="19"/>
-        </w:rPr>
-        <w:t xml:space="preserve">  final VoidCallback onClear;</w:t>
-      </w:r>
-    </w:p>
-    <w:p>
-      <w:pPr>
-        <w:spacing w:line="190" w:lineRule="exact" w:after="0"/>
-        <w:jc w:val="left"/>
-      </w:pPr>
-    </w:p>
-    <w:p>
-      <w:pPr>
-        <w:spacing w:line="190" w:lineRule="exact" w:after="0"/>
-        <w:jc w:val="left"/>
-      </w:pPr>
-      <w:r>
-        <w:rPr>
-          <w:rFonts w:ascii="Cascadia Mono" w:hAnsi="Cascadia Mono" w:cs="Cascadia Mono"/>
-          <w:b w:val="0"/>
-          <w:sz w:val="19"/>
-        </w:rPr>
-        <w:t xml:space="preserve">  const NoteInputCard({</w:t>
-      </w:r>
-    </w:p>
-    <w:p>
-      <w:pPr>
-        <w:spacing w:line="190" w:lineRule="exact" w:after="0"/>
-        <w:jc w:val="left"/>
-      </w:pPr>
-      <w:r>
-        <w:rPr>
-          <w:rFonts w:ascii="Cascadia Mono" w:hAnsi="Cascadia Mono" w:cs="Cascadia Mono"/>
-          <w:b w:val="0"/>
-          <w:sz w:val="19"/>
-        </w:rPr>
-        <w:t xml:space="preserve">    super.key,</w:t>
-      </w:r>
-    </w:p>
-    <w:p>
-      <w:pPr>
-        <w:spacing w:line="190" w:lineRule="exact" w:after="0"/>
-        <w:jc w:val="left"/>
-      </w:pPr>
-      <w:r>
-        <w:rPr>
-          <w:rFonts w:ascii="Cascadia Mono" w:hAnsi="Cascadia Mono" w:cs="Cascadia Mono"/>
-          <w:b w:val="0"/>
-          <w:sz w:val="19"/>
-        </w:rPr>
-        <w:t xml:space="preserve">    required this.noteText,</w:t>
-      </w:r>
-    </w:p>
-    <w:p>
-      <w:pPr>
-        <w:spacing w:line="190" w:lineRule="exact" w:after="0"/>
-        <w:jc w:val="left"/>
-      </w:pPr>
-      <w:r>
-        <w:rPr>
-          <w:rFonts w:ascii="Cascadia Mono" w:hAnsi="Cascadia Mono" w:cs="Cascadia Mono"/>
-          <w:b w:val="0"/>
-          <w:sz w:val="19"/>
-        </w:rPr>
-        <w:t xml:space="preserve">    required this.controller,</w:t>
-      </w:r>
-    </w:p>
-    <w:p>
-      <w:pPr>
-        <w:spacing w:line="190" w:lineRule="exact" w:after="0"/>
-        <w:jc w:val="left"/>
-      </w:pPr>
-      <w:r>
-        <w:rPr>
-          <w:rFonts w:ascii="Cascadia Mono" w:hAnsi="Cascadia Mono" w:cs="Cascadia Mono"/>
-          <w:b w:val="0"/>
-          <w:sz w:val="19"/>
-        </w:rPr>
-        <w:t xml:space="preserve">    required this.onChanged,</w:t>
-      </w:r>
-    </w:p>
-    <w:p>
-      <w:pPr>
-        <w:spacing w:line="190" w:lineRule="exact" w:after="0"/>
-        <w:jc w:val="left"/>
-      </w:pPr>
-      <w:r>
-        <w:rPr>
-          <w:rFonts w:ascii="Cascadia Mono" w:hAnsi="Cascadia Mono" w:cs="Cascadia Mono"/>
-          <w:b w:val="0"/>
-          <w:sz w:val="19"/>
-        </w:rPr>
-        <w:t xml:space="preserve">    required this.onClear,</w:t>
-      </w:r>
-    </w:p>
-    <w:p>
-      <w:pPr>
-        <w:spacing w:line="190" w:lineRule="exact" w:after="0"/>
-        <w:jc w:val="left"/>
-      </w:pPr>
-      <w:r>
-        <w:rPr>
-          <w:rFonts w:ascii="Cascadia Mono" w:hAnsi="Cascadia Mono" w:cs="Cascadia Mono"/>
-          <w:b w:val="0"/>
-          <w:sz w:val="19"/>
-        </w:rPr>
-        <w:t xml:space="preserve">  });</w:t>
-      </w:r>
-    </w:p>
-    <w:p>
-      <w:pPr>
-        <w:spacing w:line="190" w:lineRule="exact" w:after="0"/>
-        <w:jc w:val="left"/>
-      </w:pPr>
-    </w:p>
-    <w:p>
-      <w:pPr>
-        <w:spacing w:line="190" w:lineRule="exact" w:after="0"/>
-        <w:jc w:val="left"/>
-      </w:pPr>
-      <w:r>
-        <w:rPr>
-          <w:rFonts w:ascii="Cascadia Mono" w:hAnsi="Cascadia Mono" w:cs="Cascadia Mono"/>
-          <w:b w:val="0"/>
-          <w:sz w:val="19"/>
-        </w:rPr>
-        <w:t xml:space="preserve">  @override</w:t>
-      </w:r>
-    </w:p>
-    <w:p>
-      <w:pPr>
-        <w:spacing w:line="190" w:lineRule="exact" w:after="0"/>
-        <w:jc w:val="left"/>
-      </w:pPr>
-      <w:r>
-        <w:rPr>
-          <w:rFonts w:ascii="Cascadia Mono" w:hAnsi="Cascadia Mono" w:cs="Cascadia Mono"/>
-          <w:b w:val="0"/>
-          <w:sz w:val="19"/>
-        </w:rPr>
-        <w:t xml:space="preserve">  Widget build(BuildContext context) {</w:t>
-      </w:r>
-    </w:p>
-    <w:p>
-      <w:pPr>
-        <w:spacing w:line="190" w:lineRule="exact" w:after="0"/>
-        <w:jc w:val="left"/>
-      </w:pPr>
-      <w:r>
-        <w:rPr>
-          <w:rFonts w:ascii="Cascadia Mono" w:hAnsi="Cascadia Mono" w:cs="Cascadia Mono"/>
-          <w:b w:val="0"/>
-          <w:sz w:val="19"/>
-        </w:rPr>
-        <w:t xml:space="preserve">    return Container(</w:t>
-      </w:r>
-    </w:p>
-    <w:p>
-      <w:pPr>
-        <w:spacing w:line="190" w:lineRule="exact" w:after="0"/>
-        <w:jc w:val="left"/>
-      </w:pPr>
-      <w:r>
-        <w:rPr>
-          <w:rFonts w:ascii="Cascadia Mono" w:hAnsi="Cascadia Mono" w:cs="Cascadia Mono"/>
-          <w:b w:val="0"/>
-          <w:sz w:val="19"/>
-        </w:rPr>
-        <w:t xml:space="preserve">      padding: const EdgeInsets.all(14),</w:t>
-      </w:r>
-    </w:p>
-    <w:p>
-      <w:pPr>
-        <w:spacing w:line="190" w:lineRule="exact" w:after="0"/>
-        <w:jc w:val="left"/>
-      </w:pPr>
-      <w:r>
-        <w:rPr>
-          <w:rFonts w:ascii="Cascadia Mono" w:hAnsi="Cascadia Mono" w:cs="Cascadia Mono"/>
-          <w:b w:val="0"/>
-          <w:sz w:val="19"/>
-        </w:rPr>
-        <w:t xml:space="preserve">      decoration: BoxDecoration(</w:t>
-      </w:r>
-    </w:p>
-    <w:p>
-      <w:pPr>
-        <w:spacing w:line="190" w:lineRule="exact" w:after="0"/>
-        <w:jc w:val="left"/>
-      </w:pPr>
-      <w:r>
-        <w:rPr>
-          <w:rFonts w:ascii="Cascadia Mono" w:hAnsi="Cascadia Mono" w:cs="Cascadia Mono"/>
-          <w:b w:val="0"/>
-          <w:sz w:val="19"/>
-        </w:rPr>
-        <w:t xml:space="preserve">        color: const Color(0xFF15181F),</w:t>
-      </w:r>
-    </w:p>
-    <w:p>
-      <w:pPr>
-        <w:spacing w:line="190" w:lineRule="exact" w:after="0"/>
-        <w:jc w:val="left"/>
-      </w:pPr>
-      <w:r>
-        <w:rPr>
-          <w:rFonts w:ascii="Cascadia Mono" w:hAnsi="Cascadia Mono" w:cs="Cascadia Mono"/>
-          <w:b w:val="0"/>
-          <w:sz w:val="19"/>
-        </w:rPr>
-        <w:t xml:space="preserve">        borderRadius: BorderRadius.circular(12),</w:t>
-      </w:r>
-    </w:p>
-    <w:p>
-      <w:pPr>
-        <w:spacing w:line="190" w:lineRule="exact" w:after="0"/>
-        <w:jc w:val="left"/>
-      </w:pPr>
-      <w:r>
-        <w:rPr>
-          <w:rFonts w:ascii="Cascadia Mono" w:hAnsi="Cascadia Mono" w:cs="Cascadia Mono"/>
-          <w:b w:val="0"/>
-          <w:sz w:val="19"/>
-        </w:rPr>
-        <w:t xml:space="preserve">        border: Border.all(</w:t>
-      </w:r>
-    </w:p>
-    <w:p>
-      <w:pPr>
-        <w:spacing w:line="190" w:lineRule="exact" w:after="0"/>
-        <w:jc w:val="left"/>
-      </w:pPr>
-      <w:r>
-        <w:rPr>
-          <w:rFonts w:ascii="Cascadia Mono" w:hAnsi="Cascadia Mono" w:cs="Cascadia Mono"/>
-          <w:b w:val="0"/>
-          <w:sz w:val="19"/>
-        </w:rPr>
-        <w:t xml:space="preserve">          color: const Color(0xFF2A3142),</w:t>
-      </w:r>
-    </w:p>
-    <w:p>
-      <w:pPr>
-        <w:spacing w:line="190" w:lineRule="exact" w:after="0"/>
-        <w:jc w:val="left"/>
-      </w:pPr>
-      <w:r>
-        <w:rPr>
-          <w:rFonts w:ascii="Cascadia Mono" w:hAnsi="Cascadia Mono" w:cs="Cascadia Mono"/>
-          <w:b w:val="0"/>
-          <w:sz w:val="19"/>
-        </w:rPr>
-        <w:t xml:space="preserve">          width: 1,</w:t>
-      </w:r>
-    </w:p>
-    <w:p>
-      <w:pPr>
-        <w:spacing w:line="190" w:lineRule="exact" w:after="0"/>
-        <w:jc w:val="left"/>
-      </w:pPr>
-      <w:r>
-        <w:rPr>
-          <w:rFonts w:ascii="Cascadia Mono" w:hAnsi="Cascadia Mono" w:cs="Cascadia Mono"/>
-          <w:b w:val="0"/>
-          <w:sz w:val="19"/>
-        </w:rPr>
-        <w:t xml:space="preserve">        ),</w:t>
-      </w:r>
-    </w:p>
-    <w:p>
-      <w:pPr>
-        <w:spacing w:line="190" w:lineRule="exact" w:after="0"/>
-        <w:jc w:val="left"/>
-      </w:pPr>
-      <w:r>
-        <w:rPr>
-          <w:rFonts w:ascii="Cascadia Mono" w:hAnsi="Cascadia Mono" w:cs="Cascadia Mono"/>
-          <w:b w:val="0"/>
-          <w:sz w:val="19"/>
-        </w:rPr>
-        <w:t xml:space="preserve">      ),</w:t>
-      </w:r>
-    </w:p>
-    <w:p>
-      <w:pPr>
-        <w:spacing w:line="190" w:lineRule="exact" w:after="0"/>
-        <w:jc w:val="left"/>
-      </w:pPr>
-      <w:r>
-        <w:rPr>
-          <w:rFonts w:ascii="Cascadia Mono" w:hAnsi="Cascadia Mono" w:cs="Cascadia Mono"/>
-          <w:b w:val="0"/>
-          <w:sz w:val="19"/>
-        </w:rPr>
-        <w:t xml:space="preserve">      child: Column(</w:t>
-      </w:r>
-    </w:p>
-    <w:p>
-      <w:pPr>
-        <w:spacing w:line="190" w:lineRule="exact" w:after="0"/>
-        <w:jc w:val="left"/>
-      </w:pPr>
-      <w:r>
-        <w:rPr>
-          <w:rFonts w:ascii="Cascadia Mono" w:hAnsi="Cascadia Mono" w:cs="Cascadia Mono"/>
-          <w:b w:val="0"/>
-          <w:sz w:val="19"/>
-        </w:rPr>
-        <w:t xml:space="preserve">        crossAxisAlignment: CrossAxisAlignment.start,</w:t>
-      </w:r>
-    </w:p>
-    <w:p>
-      <w:pPr>
-        <w:spacing w:line="190" w:lineRule="exact" w:after="0"/>
-        <w:jc w:val="left"/>
-      </w:pPr>
-      <w:r>
-        <w:rPr>
-          <w:rFonts w:ascii="Cascadia Mono" w:hAnsi="Cascadia Mono" w:cs="Cascadia Mono"/>
-          <w:b w:val="0"/>
-          <w:sz w:val="19"/>
-        </w:rPr>
-        <w:t xml:space="preserve">        children: [</w:t>
-      </w:r>
-    </w:p>
-    <w:p>
-      <w:pPr>
-        <w:spacing w:line="190" w:lineRule="exact" w:after="0"/>
-        <w:jc w:val="left"/>
-      </w:pPr>
-      <w:r>
-        <w:rPr>
-          <w:rFonts w:ascii="Cascadia Mono" w:hAnsi="Cascadia Mono" w:cs="Cascadia Mono"/>
-          <w:b w:val="0"/>
-          <w:sz w:val="19"/>
-        </w:rPr>
-        <w:t xml:space="preserve">          TextField(</w:t>
-      </w:r>
-    </w:p>
-    <w:p>
-      <w:pPr>
-        <w:spacing w:line="190" w:lineRule="exact" w:after="0"/>
-        <w:jc w:val="left"/>
-      </w:pPr>
-      <w:r>
-        <w:rPr>
-          <w:rFonts w:ascii="Cascadia Mono" w:hAnsi="Cascadia Mono" w:cs="Cascadia Mono"/>
-          <w:b w:val="0"/>
-          <w:sz w:val="19"/>
-        </w:rPr>
-        <w:t xml:space="preserve">            controller: controller,</w:t>
-      </w:r>
-    </w:p>
-    <w:p>
-      <w:pPr>
-        <w:spacing w:line="190" w:lineRule="exact" w:after="0"/>
-        <w:jc w:val="left"/>
-      </w:pPr>
-      <w:r>
-        <w:rPr>
-          <w:rFonts w:ascii="Cascadia Mono" w:hAnsi="Cascadia Mono" w:cs="Cascadia Mono"/>
-          <w:b w:val="0"/>
-          <w:sz w:val="19"/>
-        </w:rPr>
-        <w:t xml:space="preserve">            onChanged: onChanged,</w:t>
-      </w:r>
-    </w:p>
-    <w:p>
-      <w:pPr>
-        <w:spacing w:line="190" w:lineRule="exact" w:after="0"/>
-        <w:jc w:val="left"/>
-      </w:pPr>
-      <w:r>
-        <w:rPr>
-          <w:rFonts w:ascii="Cascadia Mono" w:hAnsi="Cascadia Mono" w:cs="Cascadia Mono"/>
-          <w:b w:val="0"/>
-          <w:sz w:val="19"/>
-        </w:rPr>
-        <w:t xml:space="preserve">            style: const TextStyle(color: Colors.white, fontSize: 14),</w:t>
-      </w:r>
-    </w:p>
-    <w:p>
-      <w:pPr>
-        <w:spacing w:line="190" w:lineRule="exact" w:after="0"/>
-        <w:jc w:val="left"/>
-      </w:pPr>
-      <w:r>
-        <w:rPr>
-          <w:rFonts w:ascii="Cascadia Mono" w:hAnsi="Cascadia Mono" w:cs="Cascadia Mono"/>
-          <w:b w:val="0"/>
-          <w:sz w:val="19"/>
-        </w:rPr>
-        <w:t xml:space="preserve">            decoration: InputDecoration(</w:t>
-      </w:r>
-    </w:p>
-    <w:p>
-      <w:pPr>
-        <w:spacing w:line="190" w:lineRule="exact" w:after="0"/>
-        <w:jc w:val="left"/>
-      </w:pPr>
-      <w:r>
-        <w:rPr>
-          <w:rFonts w:ascii="Cascadia Mono" w:hAnsi="Cascadia Mono" w:cs="Cascadia Mono"/>
-          <w:b w:val="0"/>
-          <w:sz w:val="19"/>
-        </w:rPr>
-        <w:t xml:space="preserve">              labelText: 'Коментар або нотатка',</w:t>
-      </w:r>
-    </w:p>
-    <w:p>
-      <w:pPr>
-        <w:spacing w:line="190" w:lineRule="exact" w:after="0"/>
-        <w:jc w:val="left"/>
-      </w:pPr>
-      <w:r>
-        <w:rPr>
-          <w:rFonts w:ascii="Cascadia Mono" w:hAnsi="Cascadia Mono" w:cs="Cascadia Mono"/>
-          <w:b w:val="0"/>
-          <w:sz w:val="19"/>
-        </w:rPr>
-        <w:t xml:space="preserve">              labelStyle: const TextStyle(color: Color(0xFF8B949E)),</w:t>
-      </w:r>
-    </w:p>
-    <w:p>
-      <w:pPr>
-        <w:spacing w:line="190" w:lineRule="exact" w:after="0"/>
-        <w:jc w:val="left"/>
-      </w:pPr>
-      <w:r>
-        <w:rPr>
-          <w:rFonts w:ascii="Cascadia Mono" w:hAnsi="Cascadia Mono" w:cs="Cascadia Mono"/>
-          <w:b w:val="0"/>
-          <w:sz w:val="19"/>
-        </w:rPr>
-        <w:t xml:space="preserve">              hintText: 'Введіть деталі або оновлення...',</w:t>
-      </w:r>
-    </w:p>
-    <w:p>
-      <w:pPr>
-        <w:spacing w:line="190" w:lineRule="exact" w:after="0"/>
-        <w:jc w:val="left"/>
-      </w:pPr>
-      <w:r>
-        <w:rPr>
-          <w:rFonts w:ascii="Cascadia Mono" w:hAnsi="Cascadia Mono" w:cs="Cascadia Mono"/>
-          <w:b w:val="0"/>
-          <w:sz w:val="19"/>
-        </w:rPr>
-        <w:t xml:space="preserve">              hintStyle: const TextStyle(color: Color(0xFF555F70), fontSize: 13),</w:t>
-      </w:r>
-    </w:p>
-    <w:p>
-      <w:pPr>
-        <w:spacing w:line="190" w:lineRule="exact" w:after="0"/>
-        <w:jc w:val="left"/>
-      </w:pPr>
-      <w:r>
-        <w:rPr>
-          <w:rFonts w:ascii="Cascadia Mono" w:hAnsi="Cascadia Mono" w:cs="Cascadia Mono"/>
-          <w:b w:val="0"/>
-          <w:sz w:val="19"/>
-        </w:rPr>
-        <w:t xml:space="preserve">              prefixIcon: const Icon(</w:t>
-      </w:r>
-    </w:p>
-    <w:p>
-      <w:pPr>
-        <w:spacing w:line="190" w:lineRule="exact" w:after="0"/>
-        <w:jc w:val="left"/>
-      </w:pPr>
-      <w:r>
-        <w:rPr>
-          <w:rFonts w:ascii="Cascadia Mono" w:hAnsi="Cascadia Mono" w:cs="Cascadia Mono"/>
-          <w:b w:val="0"/>
-          <w:sz w:val="19"/>
-        </w:rPr>
-        <w:t xml:space="preserve">                Icons.edit_note,</w:t>
-      </w:r>
-    </w:p>
-    <w:p>
-      <w:pPr>
-        <w:spacing w:line="190" w:lineRule="exact" w:after="0"/>
-        <w:jc w:val="left"/>
-      </w:pPr>
-      <w:r>
-        <w:rPr>
-          <w:rFonts w:ascii="Cascadia Mono" w:hAnsi="Cascadia Mono" w:cs="Cascadia Mono"/>
-          <w:b w:val="0"/>
-          <w:sz w:val="19"/>
-        </w:rPr>
-        <w:t xml:space="preserve">                color: Color(0xFFD4FF00),</w:t>
-      </w:r>
-    </w:p>
-    <w:p>
-      <w:pPr>
-        <w:spacing w:line="190" w:lineRule="exact" w:after="0"/>
-        <w:jc w:val="left"/>
-      </w:pPr>
-      <w:r>
-        <w:rPr>
-          <w:rFonts w:ascii="Cascadia Mono" w:hAnsi="Cascadia Mono" w:cs="Cascadia Mono"/>
-          <w:b w:val="0"/>
-          <w:sz w:val="19"/>
-        </w:rPr>
-        <w:t xml:space="preserve">              ),</w:t>
-      </w:r>
-    </w:p>
-    <w:p>
-      <w:pPr>
-        <w:spacing w:line="190" w:lineRule="exact" w:after="0"/>
-        <w:jc w:val="left"/>
-      </w:pPr>
-      <w:r>
-        <w:rPr>
-          <w:rFonts w:ascii="Cascadia Mono" w:hAnsi="Cascadia Mono" w:cs="Cascadia Mono"/>
-          <w:b w:val="0"/>
-          <w:sz w:val="19"/>
-        </w:rPr>
-        <w:t xml:space="preserve">              suffixIcon: noteText.isNotEmpty</w:t>
-      </w:r>
-    </w:p>
-    <w:p>
-      <w:pPr>
-        <w:spacing w:line="190" w:lineRule="exact" w:after="0"/>
-        <w:jc w:val="left"/>
-      </w:pPr>
-      <w:r>
-        <w:rPr>
-          <w:rFonts w:ascii="Cascadia Mono" w:hAnsi="Cascadia Mono" w:cs="Cascadia Mono"/>
-          <w:b w:val="0"/>
-          <w:sz w:val="19"/>
-        </w:rPr>
-        <w:t xml:space="preserve">                  ? IconButton(</w:t>
-      </w:r>
-    </w:p>
-    <w:p>
-      <w:pPr>
-        <w:spacing w:line="190" w:lineRule="exact" w:after="0"/>
-        <w:jc w:val="left"/>
-      </w:pPr>
-      <w:r>
-        <w:rPr>
-          <w:rFonts w:ascii="Cascadia Mono" w:hAnsi="Cascadia Mono" w:cs="Cascadia Mono"/>
-          <w:b w:val="0"/>
-          <w:sz w:val="19"/>
-        </w:rPr>
-        <w:t xml:space="preserve">                      icon: const Icon(Icons.clear, color: Color(0xFF8B949E)),</w:t>
-      </w:r>
-    </w:p>
-    <w:p>
-      <w:pPr>
-        <w:spacing w:line="190" w:lineRule="exact" w:after="0"/>
-        <w:jc w:val="left"/>
-      </w:pPr>
-      <w:r>
-        <w:rPr>
-          <w:rFonts w:ascii="Cascadia Mono" w:hAnsi="Cascadia Mono" w:cs="Cascadia Mono"/>
-          <w:b w:val="0"/>
-          <w:sz w:val="19"/>
-        </w:rPr>
-        <w:t xml:space="preserve">                      onPressed: onClear,</w:t>
-      </w:r>
-    </w:p>
-    <w:p>
-      <w:pPr>
-        <w:spacing w:line="190" w:lineRule="exact" w:after="0"/>
-        <w:jc w:val="left"/>
-      </w:pPr>
-      <w:r>
-        <w:rPr>
-          <w:rFonts w:ascii="Cascadia Mono" w:hAnsi="Cascadia Mono" w:cs="Cascadia Mono"/>
-          <w:b w:val="0"/>
-          <w:sz w:val="19"/>
-        </w:rPr>
-        <w:t xml:space="preserve">                    )</w:t>
-      </w:r>
-    </w:p>
-    <w:p>
-      <w:pPr>
-        <w:spacing w:line="190" w:lineRule="exact" w:after="0"/>
-        <w:jc w:val="left"/>
-      </w:pPr>
-      <w:r>
-        <w:rPr>
-          <w:rFonts w:ascii="Cascadia Mono" w:hAnsi="Cascadia Mono" w:cs="Cascadia Mono"/>
-          <w:b w:val="0"/>
-          <w:sz w:val="19"/>
-        </w:rPr>
-        <w:t xml:space="preserve">                  : null,</w:t>
-      </w:r>
-    </w:p>
-    <w:p>
-      <w:pPr>
-        <w:spacing w:line="190" w:lineRule="exact" w:after="0"/>
-        <w:jc w:val="left"/>
-      </w:pPr>
-      <w:r>
-        <w:rPr>
-          <w:rFonts w:ascii="Cascadia Mono" w:hAnsi="Cascadia Mono" w:cs="Cascadia Mono"/>
-          <w:b w:val="0"/>
-          <w:sz w:val="19"/>
-        </w:rPr>
-        <w:t xml:space="preserve">              filled: true,</w:t>
-      </w:r>
-    </w:p>
-    <w:p>
-      <w:pPr>
-        <w:spacing w:line="190" w:lineRule="exact" w:after="0"/>
-        <w:jc w:val="left"/>
-      </w:pPr>
-      <w:r>
-        <w:rPr>
-          <w:rFonts w:ascii="Cascadia Mono" w:hAnsi="Cascadia Mono" w:cs="Cascadia Mono"/>
-          <w:b w:val="0"/>
-          <w:sz w:val="19"/>
-        </w:rPr>
-        <w:t xml:space="preserve">              fillColor: const Color(0xFF1F2430),</w:t>
-      </w:r>
-    </w:p>
-    <w:p>
-      <w:pPr>
-        <w:spacing w:line="190" w:lineRule="exact" w:after="0"/>
-        <w:jc w:val="left"/>
-      </w:pPr>
-      <w:r>
-        <w:rPr>
-          <w:rFonts w:ascii="Cascadia Mono" w:hAnsi="Cascadia Mono" w:cs="Cascadia Mono"/>
-          <w:b w:val="0"/>
-          <w:sz w:val="19"/>
-        </w:rPr>
-        <w:t xml:space="preserve">              border: OutlineInputBorder(</w:t>
-      </w:r>
-    </w:p>
-    <w:p>
-      <w:pPr>
-        <w:spacing w:line="190" w:lineRule="exact" w:after="0"/>
-        <w:jc w:val="left"/>
-      </w:pPr>
-      <w:r>
-        <w:rPr>
-          <w:rFonts w:ascii="Cascadia Mono" w:hAnsi="Cascadia Mono" w:cs="Cascadia Mono"/>
-          <w:b w:val="0"/>
-          <w:sz w:val="19"/>
-        </w:rPr>
-        <w:t xml:space="preserve">                borderRadius: BorderRadius.circular(8),</w:t>
-      </w:r>
-    </w:p>
-    <w:p>
-      <w:pPr>
-        <w:spacing w:line="190" w:lineRule="exact" w:after="0"/>
-        <w:jc w:val="left"/>
-      </w:pPr>
-      <w:r>
-        <w:rPr>
-          <w:rFonts w:ascii="Cascadia Mono" w:hAnsi="Cascadia Mono" w:cs="Cascadia Mono"/>
-          <w:b w:val="0"/>
-          <w:sz w:val="19"/>
-        </w:rPr>
-        <w:t xml:space="preserve">                borderSide: BorderSide.none,</w:t>
-      </w:r>
-    </w:p>
-    <w:p>
-      <w:pPr>
-        <w:spacing w:line="190" w:lineRule="exact" w:after="0"/>
-        <w:jc w:val="left"/>
-      </w:pPr>
-      <w:r>
-        <w:rPr>
-          <w:rFonts w:ascii="Cascadia Mono" w:hAnsi="Cascadia Mono" w:cs="Cascadia Mono"/>
-          <w:b w:val="0"/>
-          <w:sz w:val="19"/>
-        </w:rPr>
-        <w:t xml:space="preserve">              ),</w:t>
-      </w:r>
-    </w:p>
-    <w:p>
-      <w:pPr>
-        <w:spacing w:line="190" w:lineRule="exact" w:after="0"/>
-        <w:jc w:val="left"/>
-      </w:pPr>
-      <w:r>
-        <w:rPr>
-          <w:rFonts w:ascii="Cascadia Mono" w:hAnsi="Cascadia Mono" w:cs="Cascadia Mono"/>
-          <w:b w:val="0"/>
-          <w:sz w:val="19"/>
-        </w:rPr>
-        <w:t xml:space="preserve">              focusedBorder: OutlineInputBorder(</w:t>
-      </w:r>
-    </w:p>
-    <w:p>
-      <w:pPr>
-        <w:spacing w:line="190" w:lineRule="exact" w:after="0"/>
-        <w:jc w:val="left"/>
-      </w:pPr>
-      <w:r>
-        <w:rPr>
-          <w:rFonts w:ascii="Cascadia Mono" w:hAnsi="Cascadia Mono" w:cs="Cascadia Mono"/>
-          <w:b w:val="0"/>
-          <w:sz w:val="19"/>
-        </w:rPr>
-        <w:t xml:space="preserve">                borderRadius: BorderRadius.circular(8),</w:t>
-      </w:r>
-    </w:p>
-    <w:p>
-      <w:pPr>
-        <w:spacing w:line="190" w:lineRule="exact" w:after="0"/>
-        <w:jc w:val="left"/>
-      </w:pPr>
-      <w:r>
-        <w:rPr>
-          <w:rFonts w:ascii="Cascadia Mono" w:hAnsi="Cascadia Mono" w:cs="Cascadia Mono"/>
-          <w:b w:val="0"/>
-          <w:sz w:val="19"/>
-        </w:rPr>
-        <w:t xml:space="preserve">                borderSide: const BorderSide(</w:t>
-      </w:r>
-    </w:p>
-    <w:p>
-      <w:pPr>
-        <w:spacing w:line="190" w:lineRule="exact" w:after="0"/>
-        <w:jc w:val="left"/>
-      </w:pPr>
-      <w:r>
-        <w:rPr>
-          <w:rFonts w:ascii="Cascadia Mono" w:hAnsi="Cascadia Mono" w:cs="Cascadia Mono"/>
-          <w:b w:val="0"/>
-          <w:sz w:val="19"/>
-        </w:rPr>
-        <w:t xml:space="preserve">                  color: Color(0xFFD4FF00),</w:t>
-      </w:r>
-    </w:p>
-    <w:p>
-      <w:pPr>
-        <w:spacing w:line="190" w:lineRule="exact" w:after="0"/>
-        <w:jc w:val="left"/>
-      </w:pPr>
-      <w:r>
-        <w:rPr>
-          <w:rFonts w:ascii="Cascadia Mono" w:hAnsi="Cascadia Mono" w:cs="Cascadia Mono"/>
-          <w:b w:val="0"/>
-          <w:sz w:val="19"/>
-        </w:rPr>
-        <w:t xml:space="preserve">                  width: 1.5,</w:t>
-      </w:r>
-    </w:p>
-    <w:p>
-      <w:pPr>
-        <w:spacing w:line="190" w:lineRule="exact" w:after="0"/>
-        <w:jc w:val="left"/>
-      </w:pPr>
-      <w:r>
-        <w:rPr>
-          <w:rFonts w:ascii="Cascadia Mono" w:hAnsi="Cascadia Mono" w:cs="Cascadia Mono"/>
-          <w:b w:val="0"/>
-          <w:sz w:val="19"/>
-        </w:rPr>
-        <w:t xml:space="preserve">                ),</w:t>
-      </w:r>
-    </w:p>
-    <w:p>
-      <w:pPr>
-        <w:spacing w:line="190" w:lineRule="exact" w:after="0"/>
-        <w:jc w:val="left"/>
-      </w:pPr>
-      <w:r>
-        <w:rPr>
-          <w:rFonts w:ascii="Cascadia Mono" w:hAnsi="Cascadia Mono" w:cs="Cascadia Mono"/>
-          <w:b w:val="0"/>
-          <w:sz w:val="19"/>
-        </w:rPr>
-        <w:t xml:space="preserve">              ),</w:t>
-      </w:r>
-    </w:p>
-    <w:p>
-      <w:pPr>
-        <w:spacing w:line="190" w:lineRule="exact" w:after="0"/>
-        <w:jc w:val="left"/>
-      </w:pPr>
-      <w:r>
-        <w:rPr>
-          <w:rFonts w:ascii="Cascadia Mono" w:hAnsi="Cascadia Mono" w:cs="Cascadia Mono"/>
-          <w:b w:val="0"/>
-          <w:sz w:val="19"/>
-        </w:rPr>
-        <w:t xml:space="preserve">              contentPadding: const EdgeInsets.symmetric(</w:t>
-      </w:r>
-    </w:p>
-    <w:p>
-      <w:pPr>
-        <w:spacing w:line="190" w:lineRule="exact" w:after="0"/>
-        <w:jc w:val="left"/>
-      </w:pPr>
-      <w:r>
-        <w:rPr>
-          <w:rFonts w:ascii="Cascadia Mono" w:hAnsi="Cascadia Mono" w:cs="Cascadia Mono"/>
-          <w:b w:val="0"/>
-          <w:sz w:val="19"/>
-        </w:rPr>
-        <w:t xml:space="preserve">                horizontal: 12,</w:t>
-      </w:r>
-    </w:p>
-    <w:p>
-      <w:pPr>
-        <w:spacing w:line="190" w:lineRule="exact" w:after="0"/>
-        <w:jc w:val="left"/>
-      </w:pPr>
-      <w:r>
-        <w:rPr>
-          <w:rFonts w:ascii="Cascadia Mono" w:hAnsi="Cascadia Mono" w:cs="Cascadia Mono"/>
-          <w:b w:val="0"/>
-          <w:sz w:val="19"/>
-        </w:rPr>
-        <w:t xml:space="preserve">                vertical: 12,</w:t>
-      </w:r>
-    </w:p>
-    <w:p>
-      <w:pPr>
-        <w:spacing w:line="190" w:lineRule="exact" w:after="0"/>
-        <w:jc w:val="left"/>
-      </w:pPr>
-      <w:r>
-        <w:rPr>
-          <w:rFonts w:ascii="Cascadia Mono" w:hAnsi="Cascadia Mono" w:cs="Cascadia Mono"/>
-          <w:b w:val="0"/>
-          <w:sz w:val="19"/>
-        </w:rPr>
-        <w:t xml:space="preserve">              ),</w:t>
-      </w:r>
-    </w:p>
-    <w:p>
-      <w:pPr>
-        <w:spacing w:line="190" w:lineRule="exact" w:after="0"/>
-        <w:jc w:val="left"/>
-      </w:pPr>
-      <w:r>
-        <w:rPr>
-          <w:rFonts w:ascii="Cascadia Mono" w:hAnsi="Cascadia Mono" w:cs="Cascadia Mono"/>
-          <w:b w:val="0"/>
-          <w:sz w:val="19"/>
-        </w:rPr>
-        <w:t xml:space="preserve">            ),</w:t>
-      </w:r>
-    </w:p>
-    <w:p>
-      <w:pPr>
-        <w:spacing w:line="190" w:lineRule="exact" w:after="0"/>
-        <w:jc w:val="left"/>
-      </w:pPr>
-      <w:r>
-        <w:rPr>
-          <w:rFonts w:ascii="Cascadia Mono" w:hAnsi="Cascadia Mono" w:cs="Cascadia Mono"/>
-          <w:b w:val="0"/>
-          <w:sz w:val="19"/>
-        </w:rPr>
-        <w:t xml:space="preserve">          ),</w:t>
-      </w:r>
-    </w:p>
-    <w:p>
-      <w:pPr>
-        <w:spacing w:line="190" w:lineRule="exact" w:after="0"/>
-        <w:jc w:val="left"/>
-      </w:pPr>
-      <w:r>
-        <w:rPr>
-          <w:rFonts w:ascii="Cascadia Mono" w:hAnsi="Cascadia Mono" w:cs="Cascadia Mono"/>
-          <w:b w:val="0"/>
-          <w:sz w:val="19"/>
-        </w:rPr>
-        <w:t xml:space="preserve">          const SizedBox(height: 10),</w:t>
-      </w:r>
-    </w:p>
-    <w:p>
-      <w:pPr>
-        <w:spacing w:line="190" w:lineRule="exact" w:after="0"/>
-        <w:jc w:val="left"/>
-      </w:pPr>
-      <w:r>
-        <w:rPr>
-          <w:rFonts w:ascii="Cascadia Mono" w:hAnsi="Cascadia Mono" w:cs="Cascadia Mono"/>
-          <w:b w:val="0"/>
-          <w:sz w:val="19"/>
-        </w:rPr>
-        <w:t xml:space="preserve">          Row(</w:t>
-      </w:r>
-    </w:p>
-    <w:p>
-      <w:pPr>
-        <w:spacing w:line="190" w:lineRule="exact" w:after="0"/>
-        <w:jc w:val="left"/>
-      </w:pPr>
-      <w:r>
-        <w:rPr>
-          <w:rFonts w:ascii="Cascadia Mono" w:hAnsi="Cascadia Mono" w:cs="Cascadia Mono"/>
-          <w:b w:val="0"/>
-          <w:sz w:val="19"/>
-        </w:rPr>
-        <w:t xml:space="preserve">            crossAxisAlignment: CrossAxisAlignment.start,</w:t>
-      </w:r>
-    </w:p>
-    <w:p>
-      <w:pPr>
-        <w:spacing w:line="190" w:lineRule="exact" w:after="0"/>
-        <w:jc w:val="left"/>
-      </w:pPr>
-      <w:r>
-        <w:rPr>
-          <w:rFonts w:ascii="Cascadia Mono" w:hAnsi="Cascadia Mono" w:cs="Cascadia Mono"/>
-          <w:b w:val="0"/>
-          <w:sz w:val="19"/>
-        </w:rPr>
-        <w:t xml:space="preserve">            children: [</w:t>
-      </w:r>
-    </w:p>
-    <w:p>
-      <w:pPr>
-        <w:spacing w:line="190" w:lineRule="exact" w:after="0"/>
-        <w:jc w:val="left"/>
-      </w:pPr>
-      <w:r>
-        <w:rPr>
-          <w:rFonts w:ascii="Cascadia Mono" w:hAnsi="Cascadia Mono" w:cs="Cascadia Mono"/>
-          <w:b w:val="0"/>
-          <w:sz w:val="19"/>
-        </w:rPr>
-        <w:t xml:space="preserve">              const Text(</w:t>
-      </w:r>
-    </w:p>
-    <w:p>
-      <w:pPr>
-        <w:spacing w:line="190" w:lineRule="exact" w:after="0"/>
-        <w:jc w:val="left"/>
-      </w:pPr>
-      <w:r>
-        <w:rPr>
-          <w:rFonts w:ascii="Cascadia Mono" w:hAnsi="Cascadia Mono" w:cs="Cascadia Mono"/>
-          <w:b w:val="0"/>
-          <w:sz w:val="19"/>
-        </w:rPr>
-        <w:t xml:space="preserve">                'Введена нотатка: ',</w:t>
-      </w:r>
-    </w:p>
-    <w:p>
-      <w:pPr>
-        <w:spacing w:line="190" w:lineRule="exact" w:after="0"/>
-        <w:jc w:val="left"/>
-      </w:pPr>
-      <w:r>
-        <w:rPr>
-          <w:rFonts w:ascii="Cascadia Mono" w:hAnsi="Cascadia Mono" w:cs="Cascadia Mono"/>
-          <w:b w:val="0"/>
-          <w:sz w:val="19"/>
-        </w:rPr>
-        <w:t xml:space="preserve">                style: TextStyle(</w:t>
-      </w:r>
-    </w:p>
-    <w:p>
-      <w:pPr>
-        <w:spacing w:line="190" w:lineRule="exact" w:after="0"/>
-        <w:jc w:val="left"/>
-      </w:pPr>
-      <w:r>
-        <w:rPr>
-          <w:rFonts w:ascii="Cascadia Mono" w:hAnsi="Cascadia Mono" w:cs="Cascadia Mono"/>
-          <w:b w:val="0"/>
-          <w:sz w:val="19"/>
-        </w:rPr>
-        <w:t xml:space="preserve">                  fontSize: 13,</w:t>
-      </w:r>
-    </w:p>
-    <w:p>
-      <w:pPr>
-        <w:spacing w:line="190" w:lineRule="exact" w:after="0"/>
-        <w:jc w:val="left"/>
-      </w:pPr>
-      <w:r>
-        <w:rPr>
-          <w:rFonts w:ascii="Cascadia Mono" w:hAnsi="Cascadia Mono" w:cs="Cascadia Mono"/>
-          <w:b w:val="0"/>
-          <w:sz w:val="19"/>
-        </w:rPr>
-        <w:t xml:space="preserve">                  fontWeight: FontWeight.bold,</w:t>
-      </w:r>
-    </w:p>
-    <w:p>
-      <w:pPr>
-        <w:spacing w:line="190" w:lineRule="exact" w:after="0"/>
-        <w:jc w:val="left"/>
-      </w:pPr>
-      <w:r>
-        <w:rPr>
-          <w:rFonts w:ascii="Cascadia Mono" w:hAnsi="Cascadia Mono" w:cs="Cascadia Mono"/>
-          <w:b w:val="0"/>
-          <w:sz w:val="19"/>
-        </w:rPr>
-        <w:t xml:space="preserve">                  color: Color(0xFF8B949E),</w:t>
-      </w:r>
-    </w:p>
-    <w:p>
-      <w:pPr>
-        <w:spacing w:line="190" w:lineRule="exact" w:after="0"/>
-        <w:jc w:val="left"/>
-      </w:pPr>
-      <w:r>
-        <w:rPr>
-          <w:rFonts w:ascii="Cascadia Mono" w:hAnsi="Cascadia Mono" w:cs="Cascadia Mono"/>
-          <w:b w:val="0"/>
-          <w:sz w:val="19"/>
-        </w:rPr>
-        <w:t xml:space="preserve">                ),</w:t>
-      </w:r>
-    </w:p>
-    <w:p>
-      <w:pPr>
-        <w:spacing w:line="190" w:lineRule="exact" w:after="0"/>
-        <w:jc w:val="left"/>
-      </w:pPr>
-      <w:r>
-        <w:rPr>
-          <w:rFonts w:ascii="Cascadia Mono" w:hAnsi="Cascadia Mono" w:cs="Cascadia Mono"/>
-          <w:b w:val="0"/>
-          <w:sz w:val="19"/>
-        </w:rPr>
-        <w:t xml:space="preserve">              ),</w:t>
-      </w:r>
-    </w:p>
-    <w:p>
-      <w:pPr>
-        <w:spacing w:line="190" w:lineRule="exact" w:after="0"/>
-        <w:jc w:val="left"/>
-      </w:pPr>
-      <w:r>
-        <w:rPr>
-          <w:rFonts w:ascii="Cascadia Mono" w:hAnsi="Cascadia Mono" w:cs="Cascadia Mono"/>
-          <w:b w:val="0"/>
-          <w:sz w:val="19"/>
-        </w:rPr>
-        <w:t xml:space="preserve">              Expanded(</w:t>
-      </w:r>
-    </w:p>
-    <w:p>
-      <w:pPr>
-        <w:spacing w:line="190" w:lineRule="exact" w:after="0"/>
-        <w:jc w:val="left"/>
-      </w:pPr>
-      <w:r>
-        <w:rPr>
-          <w:rFonts w:ascii="Cascadia Mono" w:hAnsi="Cascadia Mono" w:cs="Cascadia Mono"/>
-          <w:b w:val="0"/>
-          <w:sz w:val="19"/>
-        </w:rPr>
-        <w:t xml:space="preserve">                child: Text(</w:t>
-      </w:r>
-    </w:p>
-    <w:p>
-      <w:pPr>
-        <w:spacing w:line="190" w:lineRule="exact" w:after="0"/>
-        <w:jc w:val="left"/>
-      </w:pPr>
-      <w:r>
-        <w:rPr>
-          <w:rFonts w:ascii="Cascadia Mono" w:hAnsi="Cascadia Mono" w:cs="Cascadia Mono"/>
-          <w:b w:val="0"/>
-          <w:sz w:val="19"/>
-        </w:rPr>
-        <w:t xml:space="preserve">                  noteText.isEmpty ? '— (поле порожнє)' : noteText,</w:t>
-      </w:r>
-    </w:p>
-    <w:p>
-      <w:pPr>
-        <w:spacing w:line="190" w:lineRule="exact" w:after="0"/>
-        <w:jc w:val="left"/>
-      </w:pPr>
-      <w:r>
-        <w:rPr>
-          <w:rFonts w:ascii="Cascadia Mono" w:hAnsi="Cascadia Mono" w:cs="Cascadia Mono"/>
-          <w:b w:val="0"/>
-          <w:sz w:val="19"/>
-        </w:rPr>
-        <w:t xml:space="preserve">                  style: TextStyle(</w:t>
-      </w:r>
-    </w:p>
-    <w:p>
-      <w:pPr>
-        <w:spacing w:line="190" w:lineRule="exact" w:after="0"/>
-        <w:jc w:val="left"/>
-      </w:pPr>
-      <w:r>
-        <w:rPr>
-          <w:rFonts w:ascii="Cascadia Mono" w:hAnsi="Cascadia Mono" w:cs="Cascadia Mono"/>
-          <w:b w:val="0"/>
-          <w:sz w:val="19"/>
-        </w:rPr>
-        <w:t xml:space="preserve">                    fontSize: 13,</w:t>
-      </w:r>
-    </w:p>
-    <w:p>
-      <w:pPr>
-        <w:spacing w:line="190" w:lineRule="exact" w:after="0"/>
-        <w:jc w:val="left"/>
-      </w:pPr>
-      <w:r>
-        <w:rPr>
-          <w:rFonts w:ascii="Cascadia Mono" w:hAnsi="Cascadia Mono" w:cs="Cascadia Mono"/>
-          <w:b w:val="0"/>
-          <w:sz w:val="19"/>
-        </w:rPr>
-        <w:t xml:space="preserve">                    fontStyle: noteText.isEmpty ? FontStyle.italic : FontStyle.normal,</w:t>
-      </w:r>
-    </w:p>
-    <w:p>
-      <w:pPr>
-        <w:spacing w:line="190" w:lineRule="exact" w:after="0"/>
-        <w:jc w:val="left"/>
-      </w:pPr>
-      <w:r>
-        <w:rPr>
-          <w:rFonts w:ascii="Cascadia Mono" w:hAnsi="Cascadia Mono" w:cs="Cascadia Mono"/>
-          <w:b w:val="0"/>
-          <w:sz w:val="19"/>
-        </w:rPr>
-        <w:t xml:space="preserve">                    color: noteText.isEmpty</w:t>
-      </w:r>
-    </w:p>
-    <w:p>
-      <w:pPr>
-        <w:spacing w:line="190" w:lineRule="exact" w:after="0"/>
-        <w:jc w:val="left"/>
-      </w:pPr>
-      <w:r>
-        <w:rPr>
-          <w:rFonts w:ascii="Cascadia Mono" w:hAnsi="Cascadia Mono" w:cs="Cascadia Mono"/>
-          <w:b w:val="0"/>
-          <w:sz w:val="19"/>
-        </w:rPr>
-        <w:t xml:space="preserve">                        ? const Color(0xFF555F70)</w:t>
-      </w:r>
-    </w:p>
-    <w:p>
-      <w:pPr>
-        <w:spacing w:line="190" w:lineRule="exact" w:after="0"/>
-        <w:jc w:val="left"/>
-      </w:pPr>
-      <w:r>
-        <w:rPr>
-          <w:rFonts w:ascii="Cascadia Mono" w:hAnsi="Cascadia Mono" w:cs="Cascadia Mono"/>
-          <w:b w:val="0"/>
-          <w:sz w:val="19"/>
-        </w:rPr>
-        <w:t xml:space="preserve">                        : const Color(0xFFD4FF00),</w:t>
-      </w:r>
-    </w:p>
-    <w:p>
-      <w:pPr>
-        <w:spacing w:line="190" w:lineRule="exact" w:after="0"/>
-        <w:jc w:val="left"/>
-      </w:pPr>
-      <w:r>
-        <w:rPr>
-          <w:rFonts w:ascii="Cascadia Mono" w:hAnsi="Cascadia Mono" w:cs="Cascadia Mono"/>
-          <w:b w:val="0"/>
-          <w:sz w:val="19"/>
-        </w:rPr>
-        <w:t xml:space="preserve">                    fontWeight: noteText.isEmpty ? FontWeight.normal : FontWeight.w600,</w:t>
-      </w:r>
-    </w:p>
-    <w:p>
-      <w:pPr>
-        <w:spacing w:line="190" w:lineRule="exact" w:after="0"/>
-        <w:jc w:val="left"/>
-      </w:pPr>
-      <w:r>
-        <w:rPr>
-          <w:rFonts w:ascii="Cascadia Mono" w:hAnsi="Cascadia Mono" w:cs="Cascadia Mono"/>
-          <w:b w:val="0"/>
-          <w:sz w:val="19"/>
-        </w:rPr>
-        <w:t xml:space="preserve">                  ),</w:t>
-      </w:r>
-    </w:p>
-    <w:p>
-      <w:pPr>
-        <w:spacing w:line="190" w:lineRule="exact" w:after="0"/>
-        <w:jc w:val="left"/>
-      </w:pPr>
-      <w:r>
-        <w:rPr>
-          <w:rFonts w:ascii="Cascadia Mono" w:hAnsi="Cascadia Mono" w:cs="Cascadia Mono"/>
-          <w:b w:val="0"/>
-          <w:sz w:val="19"/>
-        </w:rPr>
-        <w:t xml:space="preserve">                ),</w:t>
-      </w:r>
-    </w:p>
-    <w:p>
-      <w:pPr>
-        <w:spacing w:line="190" w:lineRule="exact" w:after="0"/>
-        <w:jc w:val="left"/>
-      </w:pPr>
-      <w:r>
-        <w:rPr>
-          <w:rFonts w:ascii="Cascadia Mono" w:hAnsi="Cascadia Mono" w:cs="Cascadia Mono"/>
-          <w:b w:val="0"/>
-          <w:sz w:val="19"/>
-        </w:rPr>
-        <w:t xml:space="preserve">              ),</w:t>
-      </w:r>
-    </w:p>
-    <w:p>
-      <w:pPr>
-        <w:spacing w:line="190" w:lineRule="exact" w:after="0"/>
-        <w:jc w:val="left"/>
-      </w:pPr>
-      <w:r>
-        <w:rPr>
-          <w:rFonts w:ascii="Cascadia Mono" w:hAnsi="Cascadia Mono" w:cs="Cascadia Mono"/>
-          <w:b w:val="0"/>
-          <w:sz w:val="19"/>
-        </w:rPr>
-        <w:t xml:space="preserve">            ],</w:t>
-      </w:r>
-    </w:p>
-    <w:p>
-      <w:pPr>
-        <w:spacing w:line="190" w:lineRule="exact" w:after="0"/>
-        <w:jc w:val="left"/>
-      </w:pPr>
-      <w:r>
-        <w:rPr>
-          <w:rFonts w:ascii="Cascadia Mono" w:hAnsi="Cascadia Mono" w:cs="Cascadia Mono"/>
-          <w:b w:val="0"/>
-          <w:sz w:val="19"/>
-        </w:rPr>
-        <w:t xml:space="preserve">          ),</w:t>
-      </w:r>
-    </w:p>
-    <w:p>
-      <w:pPr>
-        <w:spacing w:line="190" w:lineRule="exact" w:after="0"/>
-        <w:jc w:val="left"/>
-      </w:pPr>
-      <w:r>
-        <w:rPr>
-          <w:rFonts w:ascii="Cascadia Mono" w:hAnsi="Cascadia Mono" w:cs="Cascadia Mono"/>
-          <w:b w:val="0"/>
-          <w:sz w:val="19"/>
-        </w:rPr>
-        <w:t xml:space="preserve">        ],</w:t>
-      </w:r>
-    </w:p>
-    <w:p>
-      <w:pPr>
-        <w:spacing w:line="190" w:lineRule="exact" w:after="0"/>
-        <w:jc w:val="left"/>
-      </w:pPr>
-      <w:r>
-        <w:rPr>
-          <w:rFonts w:ascii="Cascadia Mono" w:hAnsi="Cascadia Mono" w:cs="Cascadia Mono"/>
-          <w:b w:val="0"/>
-          <w:sz w:val="19"/>
-        </w:rPr>
-        <w:t xml:space="preserve">      ),</w:t>
-      </w:r>
-    </w:p>
-    <w:p>
-      <w:pPr>
-        <w:spacing w:line="190" w:lineRule="exact" w:after="0"/>
-        <w:jc w:val="left"/>
-      </w:pPr>
-      <w:r>
-        <w:rPr>
-          <w:rFonts w:ascii="Cascadia Mono" w:hAnsi="Cascadia Mono" w:cs="Cascadia Mono"/>
-          <w:b w:val="0"/>
-          <w:sz w:val="19"/>
-        </w:rPr>
-        <w:t xml:space="preserve">    );</w:t>
-      </w:r>
-    </w:p>
-    <w:p>
-      <w:pPr>
-        <w:spacing w:line="190" w:lineRule="exact" w:after="0"/>
-        <w:jc w:val="left"/>
-      </w:pPr>
-      <w:r>
-        <w:rPr>
-          <w:rFonts w:ascii="Cascadia Mono" w:hAnsi="Cascadia Mono" w:cs="Cascadia Mono"/>
-          <w:b w:val="0"/>
-          <w:sz w:val="19"/>
-        </w:rPr>
-        <w:t xml:space="preserve">  }</w:t>
-      </w:r>
-    </w:p>
-    <w:p>
-      <w:pPr>
-        <w:spacing w:line="190" w:lineRule="exact" w:after="0"/>
-        <w:jc w:val="left"/>
-      </w:pPr>
-      <w:r>
-        <w:rPr>
-          <w:rFonts w:ascii="Cascadia Mono" w:hAnsi="Cascadia Mono" w:cs="Cascadia Mono"/>
-          <w:b w:val="0"/>
-          <w:sz w:val="19"/>
-        </w:rPr>
-        <w:t>}</w:t>
-      </w:r>
-    </w:p>
-    <w:p>
-      <w:pPr>
-        <w:spacing w:line="190" w:lineRule="exact" w:after="0"/>
-        <w:jc w:val="left"/>
-      </w:pPr>
-    </w:p>
-    <w:p>
-      <w:pPr>
-        <w:spacing w:line="190" w:lineRule="exact" w:after="0"/>
-        <w:jc w:val="left"/>
-      </w:pPr>
-      <w:r>
-        <w:rPr>
-          <w:rFonts w:ascii="Cascadia Mono" w:hAnsi="Cascadia Mono" w:cs="Cascadia Mono"/>
-          <w:b w:val="0"/>
-          <w:sz w:val="19"/>
-        </w:rPr>
-        <w:t>// === lib/widgets/action_buttons_row.dart ===</w:t>
-      </w:r>
-    </w:p>
-    <w:p>
-      <w:pPr>
-        <w:spacing w:line="190" w:lineRule="exact" w:after="0"/>
-        <w:jc w:val="left"/>
-      </w:pPr>
-      <w:r>
-        <w:rPr>
-          <w:rFonts w:ascii="Cascadia Mono" w:hAnsi="Cascadia Mono" w:cs="Cascadia Mono"/>
-          <w:b w:val="0"/>
-          <w:sz w:val="19"/>
-        </w:rPr>
-        <w:t>import 'package:flutter/material.dart';</w:t>
-      </w:r>
-    </w:p>
-    <w:p>
-      <w:pPr>
-        <w:spacing w:line="190" w:lineRule="exact" w:after="0"/>
-        <w:jc w:val="left"/>
-      </w:pPr>
-    </w:p>
-    <w:p>
-      <w:pPr>
-        <w:spacing w:line="190" w:lineRule="exact" w:after="0"/>
-        <w:jc w:val="left"/>
-      </w:pPr>
-      <w:r>
-        <w:rPr>
-          <w:rFonts w:ascii="Cascadia Mono" w:hAnsi="Cascadia Mono" w:cs="Cascadia Mono"/>
-          <w:b w:val="0"/>
-          <w:sz w:val="19"/>
-        </w:rPr>
-        <w:t>class ActionButtonsRow extends StatelessWidget {</w:t>
-      </w:r>
-    </w:p>
-    <w:p>
-      <w:pPr>
-        <w:spacing w:line="190" w:lineRule="exact" w:after="0"/>
-        <w:jc w:val="left"/>
-      </w:pPr>
-      <w:r>
-        <w:rPr>
-          <w:rFonts w:ascii="Cascadia Mono" w:hAnsi="Cascadia Mono" w:cs="Cascadia Mono"/>
-          <w:b w:val="0"/>
-          <w:sz w:val="19"/>
-        </w:rPr>
-        <w:t xml:space="preserve">  final int executionCount;</w:t>
-      </w:r>
-    </w:p>
-    <w:p>
-      <w:pPr>
-        <w:spacing w:line="190" w:lineRule="exact" w:after="0"/>
-        <w:jc w:val="left"/>
-      </w:pPr>
-      <w:r>
-        <w:rPr>
-          <w:rFonts w:ascii="Cascadia Mono" w:hAnsi="Cascadia Mono" w:cs="Cascadia Mono"/>
-          <w:b w:val="0"/>
-          <w:sz w:val="19"/>
-        </w:rPr>
-        <w:t xml:space="preserve">  final VoidCallback onExecute;</w:t>
-      </w:r>
-    </w:p>
-    <w:p>
-      <w:pPr>
-        <w:spacing w:line="190" w:lineRule="exact" w:after="0"/>
-        <w:jc w:val="left"/>
-      </w:pPr>
-      <w:r>
-        <w:rPr>
-          <w:rFonts w:ascii="Cascadia Mono" w:hAnsi="Cascadia Mono" w:cs="Cascadia Mono"/>
-          <w:b w:val="0"/>
-          <w:sz w:val="19"/>
-        </w:rPr>
-        <w:t xml:space="preserve">  final VoidCallback onReset;</w:t>
-      </w:r>
-    </w:p>
-    <w:p>
-      <w:pPr>
-        <w:spacing w:line="190" w:lineRule="exact" w:after="0"/>
-        <w:jc w:val="left"/>
-      </w:pPr>
-    </w:p>
-    <w:p>
-      <w:pPr>
-        <w:spacing w:line="190" w:lineRule="exact" w:after="0"/>
-        <w:jc w:val="left"/>
-      </w:pPr>
-      <w:r>
-        <w:rPr>
-          <w:rFonts w:ascii="Cascadia Mono" w:hAnsi="Cascadia Mono" w:cs="Cascadia Mono"/>
-          <w:b w:val="0"/>
-          <w:sz w:val="19"/>
-        </w:rPr>
-        <w:t xml:space="preserve">  const ActionButtonsRow({</w:t>
-      </w:r>
-    </w:p>
-    <w:p>
-      <w:pPr>
-        <w:spacing w:line="190" w:lineRule="exact" w:after="0"/>
-        <w:jc w:val="left"/>
-      </w:pPr>
-      <w:r>
-        <w:rPr>
-          <w:rFonts w:ascii="Cascadia Mono" w:hAnsi="Cascadia Mono" w:cs="Cascadia Mono"/>
-          <w:b w:val="0"/>
-          <w:sz w:val="19"/>
-        </w:rPr>
-        <w:t xml:space="preserve">    super.key,</w:t>
-      </w:r>
-    </w:p>
-    <w:p>
-      <w:pPr>
-        <w:spacing w:line="190" w:lineRule="exact" w:after="0"/>
-        <w:jc w:val="left"/>
-      </w:pPr>
-      <w:r>
-        <w:rPr>
-          <w:rFonts w:ascii="Cascadia Mono" w:hAnsi="Cascadia Mono" w:cs="Cascadia Mono"/>
-          <w:b w:val="0"/>
-          <w:sz w:val="19"/>
-        </w:rPr>
-        <w:t xml:space="preserve">    required this.executionCount,</w:t>
-      </w:r>
-    </w:p>
-    <w:p>
-      <w:pPr>
-        <w:spacing w:line="190" w:lineRule="exact" w:after="0"/>
-        <w:jc w:val="left"/>
-      </w:pPr>
-      <w:r>
-        <w:rPr>
-          <w:rFonts w:ascii="Cascadia Mono" w:hAnsi="Cascadia Mono" w:cs="Cascadia Mono"/>
-          <w:b w:val="0"/>
-          <w:sz w:val="19"/>
-        </w:rPr>
-        <w:t xml:space="preserve">    required this.onExecute,</w:t>
-      </w:r>
-    </w:p>
-    <w:p>
-      <w:pPr>
-        <w:spacing w:line="190" w:lineRule="exact" w:after="0"/>
-        <w:jc w:val="left"/>
-      </w:pPr>
-      <w:r>
-        <w:rPr>
-          <w:rFonts w:ascii="Cascadia Mono" w:hAnsi="Cascadia Mono" w:cs="Cascadia Mono"/>
-          <w:b w:val="0"/>
-          <w:sz w:val="19"/>
-        </w:rPr>
-        <w:t xml:space="preserve">    required this.onReset,</w:t>
-      </w:r>
-    </w:p>
-    <w:p>
-      <w:pPr>
-        <w:spacing w:line="190" w:lineRule="exact" w:after="0"/>
-        <w:jc w:val="left"/>
-      </w:pPr>
-      <w:r>
-        <w:rPr>
-          <w:rFonts w:ascii="Cascadia Mono" w:hAnsi="Cascadia Mono" w:cs="Cascadia Mono"/>
-          <w:b w:val="0"/>
-          <w:sz w:val="19"/>
-        </w:rPr>
-        <w:t xml:space="preserve">  });</w:t>
-      </w:r>
-    </w:p>
-    <w:p>
-      <w:pPr>
-        <w:spacing w:line="190" w:lineRule="exact" w:after="0"/>
-        <w:jc w:val="left"/>
-      </w:pPr>
-    </w:p>
-    <w:p>
-      <w:pPr>
-        <w:spacing w:line="190" w:lineRule="exact" w:after="0"/>
-        <w:jc w:val="left"/>
-      </w:pPr>
-      <w:r>
-        <w:rPr>
-          <w:rFonts w:ascii="Cascadia Mono" w:hAnsi="Cascadia Mono" w:cs="Cascadia Mono"/>
-          <w:b w:val="0"/>
-          <w:sz w:val="19"/>
-        </w:rPr>
-        <w:t xml:space="preserve">  @override</w:t>
-      </w:r>
-    </w:p>
-    <w:p>
-      <w:pPr>
-        <w:spacing w:line="190" w:lineRule="exact" w:after="0"/>
-        <w:jc w:val="left"/>
-      </w:pPr>
-      <w:r>
-        <w:rPr>
-          <w:rFonts w:ascii="Cascadia Mono" w:hAnsi="Cascadia Mono" w:cs="Cascadia Mono"/>
-          <w:b w:val="0"/>
-          <w:sz w:val="19"/>
-        </w:rPr>
-        <w:t xml:space="preserve">  Widget build(BuildContext context) {</w:t>
-      </w:r>
-    </w:p>
-    <w:p>
-      <w:pPr>
-        <w:spacing w:line="190" w:lineRule="exact" w:after="0"/>
-        <w:jc w:val="left"/>
-      </w:pPr>
-      <w:r>
-        <w:rPr>
-          <w:rFonts w:ascii="Cascadia Mono" w:hAnsi="Cascadia Mono" w:cs="Cascadia Mono"/>
-          <w:b w:val="0"/>
-          <w:sz w:val="19"/>
-        </w:rPr>
-        <w:t xml:space="preserve">    return Column(</w:t>
-      </w:r>
-    </w:p>
-    <w:p>
-      <w:pPr>
-        <w:spacing w:line="190" w:lineRule="exact" w:after="0"/>
-        <w:jc w:val="left"/>
-      </w:pPr>
-      <w:r>
-        <w:rPr>
-          <w:rFonts w:ascii="Cascadia Mono" w:hAnsi="Cascadia Mono" w:cs="Cascadia Mono"/>
-          <w:b w:val="0"/>
-          <w:sz w:val="19"/>
-        </w:rPr>
-        <w:t xml:space="preserve">      crossAxisAlignment: CrossAxisAlignment.stretch,</w:t>
-      </w:r>
-    </w:p>
-    <w:p>
-      <w:pPr>
-        <w:spacing w:line="190" w:lineRule="exact" w:after="0"/>
-        <w:jc w:val="left"/>
-      </w:pPr>
-      <w:r>
-        <w:rPr>
-          <w:rFonts w:ascii="Cascadia Mono" w:hAnsi="Cascadia Mono" w:cs="Cascadia Mono"/>
-          <w:b w:val="0"/>
-          <w:sz w:val="19"/>
-        </w:rPr>
-        <w:t xml:space="preserve">      children: [</w:t>
-      </w:r>
-    </w:p>
-    <w:p>
-      <w:pPr>
-        <w:spacing w:line="190" w:lineRule="exact" w:after="0"/>
-        <w:jc w:val="left"/>
-      </w:pPr>
-      <w:r>
-        <w:rPr>
-          <w:rFonts w:ascii="Cascadia Mono" w:hAnsi="Cascadia Mono" w:cs="Cascadia Mono"/>
-          <w:b w:val="0"/>
-          <w:sz w:val="19"/>
-        </w:rPr>
-        <w:t xml:space="preserve">        Container(</w:t>
-      </w:r>
-    </w:p>
-    <w:p>
-      <w:pPr>
-        <w:spacing w:line="190" w:lineRule="exact" w:after="0"/>
-        <w:jc w:val="left"/>
-      </w:pPr>
-      <w:r>
-        <w:rPr>
-          <w:rFonts w:ascii="Cascadia Mono" w:hAnsi="Cascadia Mono" w:cs="Cascadia Mono"/>
-          <w:b w:val="0"/>
-          <w:sz w:val="19"/>
-        </w:rPr>
-        <w:t xml:space="preserve">          padding: const EdgeInsets.symmetric(horizontal: 14, vertical: 8),</w:t>
-      </w:r>
-    </w:p>
-    <w:p>
-      <w:pPr>
-        <w:spacing w:line="190" w:lineRule="exact" w:after="0"/>
-        <w:jc w:val="left"/>
-      </w:pPr>
-      <w:r>
-        <w:rPr>
-          <w:rFonts w:ascii="Cascadia Mono" w:hAnsi="Cascadia Mono" w:cs="Cascadia Mono"/>
-          <w:b w:val="0"/>
-          <w:sz w:val="19"/>
-        </w:rPr>
-        <w:t xml:space="preserve">          decoration: BoxDecoration(</w:t>
-      </w:r>
-    </w:p>
-    <w:p>
-      <w:pPr>
-        <w:spacing w:line="190" w:lineRule="exact" w:after="0"/>
-        <w:jc w:val="left"/>
-      </w:pPr>
-      <w:r>
-        <w:rPr>
-          <w:rFonts w:ascii="Cascadia Mono" w:hAnsi="Cascadia Mono" w:cs="Cascadia Mono"/>
-          <w:b w:val="0"/>
-          <w:sz w:val="19"/>
-        </w:rPr>
-        <w:t xml:space="preserve">            color: const Color(0xFF15181F),</w:t>
-      </w:r>
-    </w:p>
-    <w:p>
-      <w:pPr>
-        <w:spacing w:line="190" w:lineRule="exact" w:after="0"/>
-        <w:jc w:val="left"/>
-      </w:pPr>
-      <w:r>
-        <w:rPr>
-          <w:rFonts w:ascii="Cascadia Mono" w:hAnsi="Cascadia Mono" w:cs="Cascadia Mono"/>
-          <w:b w:val="0"/>
-          <w:sz w:val="19"/>
-        </w:rPr>
-        <w:t xml:space="preserve">            borderRadius: BorderRadius.circular(10),</w:t>
-      </w:r>
-    </w:p>
-    <w:p>
-      <w:pPr>
-        <w:spacing w:line="190" w:lineRule="exact" w:after="0"/>
-        <w:jc w:val="left"/>
-      </w:pPr>
-      <w:r>
-        <w:rPr>
-          <w:rFonts w:ascii="Cascadia Mono" w:hAnsi="Cascadia Mono" w:cs="Cascadia Mono"/>
-          <w:b w:val="0"/>
-          <w:sz w:val="19"/>
-        </w:rPr>
-        <w:t xml:space="preserve">            border: Border.all(</w:t>
-      </w:r>
-    </w:p>
-    <w:p>
-      <w:pPr>
-        <w:spacing w:line="190" w:lineRule="exact" w:after="0"/>
-        <w:jc w:val="left"/>
-      </w:pPr>
-      <w:r>
-        <w:rPr>
-          <w:rFonts w:ascii="Cascadia Mono" w:hAnsi="Cascadia Mono" w:cs="Cascadia Mono"/>
-          <w:b w:val="0"/>
-          <w:sz w:val="19"/>
-        </w:rPr>
-        <w:t xml:space="preserve">              color: const Color(0xFF2A3142),</w:t>
-      </w:r>
-    </w:p>
-    <w:p>
-      <w:pPr>
-        <w:spacing w:line="190" w:lineRule="exact" w:after="0"/>
-        <w:jc w:val="left"/>
-      </w:pPr>
-      <w:r>
-        <w:rPr>
-          <w:rFonts w:ascii="Cascadia Mono" w:hAnsi="Cascadia Mono" w:cs="Cascadia Mono"/>
-          <w:b w:val="0"/>
-          <w:sz w:val="19"/>
-        </w:rPr>
-        <w:t xml:space="preserve">              width: 1,</w:t>
-      </w:r>
-    </w:p>
-    <w:p>
-      <w:pPr>
-        <w:spacing w:line="190" w:lineRule="exact" w:after="0"/>
-        <w:jc w:val="left"/>
-      </w:pPr>
-      <w:r>
-        <w:rPr>
-          <w:rFonts w:ascii="Cascadia Mono" w:hAnsi="Cascadia Mono" w:cs="Cascadia Mono"/>
-          <w:b w:val="0"/>
-          <w:sz w:val="19"/>
-        </w:rPr>
-        <w:t xml:space="preserve">            ),</w:t>
-      </w:r>
-    </w:p>
-    <w:p>
-      <w:pPr>
-        <w:spacing w:line="190" w:lineRule="exact" w:after="0"/>
-        <w:jc w:val="left"/>
-      </w:pPr>
-      <w:r>
-        <w:rPr>
-          <w:rFonts w:ascii="Cascadia Mono" w:hAnsi="Cascadia Mono" w:cs="Cascadia Mono"/>
-          <w:b w:val="0"/>
-          <w:sz w:val="19"/>
-        </w:rPr>
-        <w:t xml:space="preserve">          ),</w:t>
-      </w:r>
-    </w:p>
-    <w:p>
-      <w:pPr>
-        <w:spacing w:line="190" w:lineRule="exact" w:after="0"/>
-        <w:jc w:val="left"/>
-      </w:pPr>
-      <w:r>
-        <w:rPr>
-          <w:rFonts w:ascii="Cascadia Mono" w:hAnsi="Cascadia Mono" w:cs="Cascadia Mono"/>
-          <w:b w:val="0"/>
-          <w:sz w:val="19"/>
-        </w:rPr>
-        <w:t xml:space="preserve">          child: Row(</w:t>
-      </w:r>
-    </w:p>
-    <w:p>
-      <w:pPr>
-        <w:spacing w:line="190" w:lineRule="exact" w:after="0"/>
-        <w:jc w:val="left"/>
-      </w:pPr>
-      <w:r>
-        <w:rPr>
-          <w:rFonts w:ascii="Cascadia Mono" w:hAnsi="Cascadia Mono" w:cs="Cascadia Mono"/>
-          <w:b w:val="0"/>
-          <w:sz w:val="19"/>
-        </w:rPr>
-        <w:t xml:space="preserve">            mainAxisAlignment: MainAxisAlignment.spaceBetween,</w:t>
-      </w:r>
-    </w:p>
-    <w:p>
-      <w:pPr>
-        <w:spacing w:line="190" w:lineRule="exact" w:after="0"/>
-        <w:jc w:val="left"/>
-      </w:pPr>
-      <w:r>
-        <w:rPr>
-          <w:rFonts w:ascii="Cascadia Mono" w:hAnsi="Cascadia Mono" w:cs="Cascadia Mono"/>
-          <w:b w:val="0"/>
-          <w:sz w:val="19"/>
-        </w:rPr>
-        <w:t xml:space="preserve">            children: [</w:t>
-      </w:r>
-    </w:p>
-    <w:p>
-      <w:pPr>
-        <w:spacing w:line="190" w:lineRule="exact" w:after="0"/>
-        <w:jc w:val="left"/>
-      </w:pPr>
-      <w:r>
-        <w:rPr>
-          <w:rFonts w:ascii="Cascadia Mono" w:hAnsi="Cascadia Mono" w:cs="Cascadia Mono"/>
-          <w:b w:val="0"/>
-          <w:sz w:val="19"/>
-        </w:rPr>
-        <w:t xml:space="preserve">              const Row(</w:t>
-      </w:r>
-    </w:p>
-    <w:p>
-      <w:pPr>
-        <w:spacing w:line="190" w:lineRule="exact" w:after="0"/>
-        <w:jc w:val="left"/>
-      </w:pPr>
-      <w:r>
-        <w:rPr>
-          <w:rFonts w:ascii="Cascadia Mono" w:hAnsi="Cascadia Mono" w:cs="Cascadia Mono"/>
-          <w:b w:val="0"/>
-          <w:sz w:val="19"/>
-        </w:rPr>
-        <w:t xml:space="preserve">                children: [</w:t>
-      </w:r>
-    </w:p>
-    <w:p>
-      <w:pPr>
-        <w:spacing w:line="190" w:lineRule="exact" w:after="0"/>
-        <w:jc w:val="left"/>
-      </w:pPr>
-      <w:r>
-        <w:rPr>
-          <w:rFonts w:ascii="Cascadia Mono" w:hAnsi="Cascadia Mono" w:cs="Cascadia Mono"/>
-          <w:b w:val="0"/>
-          <w:sz w:val="19"/>
-        </w:rPr>
-        <w:t xml:space="preserve">                  Icon(</w:t>
-      </w:r>
-    </w:p>
-    <w:p>
-      <w:pPr>
-        <w:spacing w:line="190" w:lineRule="exact" w:after="0"/>
-        <w:jc w:val="left"/>
-      </w:pPr>
-      <w:r>
-        <w:rPr>
-          <w:rFonts w:ascii="Cascadia Mono" w:hAnsi="Cascadia Mono" w:cs="Cascadia Mono"/>
-          <w:b w:val="0"/>
-          <w:sz w:val="19"/>
-        </w:rPr>
-        <w:t xml:space="preserve">                    Icons.trending_up,</w:t>
-      </w:r>
-    </w:p>
-    <w:p>
-      <w:pPr>
-        <w:spacing w:line="190" w:lineRule="exact" w:after="0"/>
-        <w:jc w:val="left"/>
-      </w:pPr>
-      <w:r>
-        <w:rPr>
-          <w:rFonts w:ascii="Cascadia Mono" w:hAnsi="Cascadia Mono" w:cs="Cascadia Mono"/>
-          <w:b w:val="0"/>
-          <w:sz w:val="19"/>
-        </w:rPr>
-        <w:t xml:space="preserve">                    color: Color(0xFFD4FF00),</w:t>
-      </w:r>
-    </w:p>
-    <w:p>
-      <w:pPr>
-        <w:spacing w:line="190" w:lineRule="exact" w:after="0"/>
-        <w:jc w:val="left"/>
-      </w:pPr>
-      <w:r>
-        <w:rPr>
-          <w:rFonts w:ascii="Cascadia Mono" w:hAnsi="Cascadia Mono" w:cs="Cascadia Mono"/>
-          <w:b w:val="0"/>
-          <w:sz w:val="19"/>
-        </w:rPr>
-        <w:t xml:space="preserve">                    size: 18,</w:t>
-      </w:r>
-    </w:p>
-    <w:p>
-      <w:pPr>
-        <w:spacing w:line="190" w:lineRule="exact" w:after="0"/>
-        <w:jc w:val="left"/>
-      </w:pPr>
-      <w:r>
-        <w:rPr>
-          <w:rFonts w:ascii="Cascadia Mono" w:hAnsi="Cascadia Mono" w:cs="Cascadia Mono"/>
-          <w:b w:val="0"/>
-          <w:sz w:val="19"/>
-        </w:rPr>
-        <w:t xml:space="preserve">                  ),</w:t>
-      </w:r>
-    </w:p>
-    <w:p>
-      <w:pPr>
-        <w:spacing w:line="190" w:lineRule="exact" w:after="0"/>
-        <w:jc w:val="left"/>
-      </w:pPr>
-      <w:r>
-        <w:rPr>
-          <w:rFonts w:ascii="Cascadia Mono" w:hAnsi="Cascadia Mono" w:cs="Cascadia Mono"/>
-          <w:b w:val="0"/>
-          <w:sz w:val="19"/>
-        </w:rPr>
-        <w:t xml:space="preserve">                  SizedBox(width: 8),</w:t>
-      </w:r>
-    </w:p>
-    <w:p>
-      <w:pPr>
-        <w:spacing w:line="190" w:lineRule="exact" w:after="0"/>
-        <w:jc w:val="left"/>
-      </w:pPr>
-      <w:r>
-        <w:rPr>
-          <w:rFonts w:ascii="Cascadia Mono" w:hAnsi="Cascadia Mono" w:cs="Cascadia Mono"/>
-          <w:b w:val="0"/>
-          <w:sz w:val="19"/>
-        </w:rPr>
-        <w:t xml:space="preserve">                  Text(</w:t>
-      </w:r>
-    </w:p>
-    <w:p>
-      <w:pPr>
-        <w:spacing w:line="190" w:lineRule="exact" w:after="0"/>
-        <w:jc w:val="left"/>
-      </w:pPr>
-      <w:r>
-        <w:rPr>
-          <w:rFonts w:ascii="Cascadia Mono" w:hAnsi="Cascadia Mono" w:cs="Cascadia Mono"/>
-          <w:b w:val="0"/>
-          <w:sz w:val="19"/>
-        </w:rPr>
-        <w:t xml:space="preserve">                    'Кількість виконань:',</w:t>
-      </w:r>
-    </w:p>
-    <w:p>
-      <w:pPr>
-        <w:spacing w:line="190" w:lineRule="exact" w:after="0"/>
-        <w:jc w:val="left"/>
-      </w:pPr>
-      <w:r>
-        <w:rPr>
-          <w:rFonts w:ascii="Cascadia Mono" w:hAnsi="Cascadia Mono" w:cs="Cascadia Mono"/>
-          <w:b w:val="0"/>
-          <w:sz w:val="19"/>
-        </w:rPr>
-        <w:t xml:space="preserve">                    style: TextStyle(</w:t>
-      </w:r>
-    </w:p>
-    <w:p>
-      <w:pPr>
-        <w:spacing w:line="190" w:lineRule="exact" w:after="0"/>
-        <w:jc w:val="left"/>
-      </w:pPr>
-      <w:r>
-        <w:rPr>
-          <w:rFonts w:ascii="Cascadia Mono" w:hAnsi="Cascadia Mono" w:cs="Cascadia Mono"/>
-          <w:b w:val="0"/>
-          <w:sz w:val="19"/>
-        </w:rPr>
-        <w:t xml:space="preserve">                      color: Color(0xFF8B949E),</w:t>
-      </w:r>
-    </w:p>
-    <w:p>
-      <w:pPr>
-        <w:spacing w:line="190" w:lineRule="exact" w:after="0"/>
-        <w:jc w:val="left"/>
-      </w:pPr>
-      <w:r>
-        <w:rPr>
-          <w:rFonts w:ascii="Cascadia Mono" w:hAnsi="Cascadia Mono" w:cs="Cascadia Mono"/>
-          <w:b w:val="0"/>
-          <w:sz w:val="19"/>
-        </w:rPr>
-        <w:t xml:space="preserve">                      fontSize: 14,</w:t>
-      </w:r>
-    </w:p>
-    <w:p>
-      <w:pPr>
-        <w:spacing w:line="190" w:lineRule="exact" w:after="0"/>
-        <w:jc w:val="left"/>
-      </w:pPr>
-      <w:r>
-        <w:rPr>
-          <w:rFonts w:ascii="Cascadia Mono" w:hAnsi="Cascadia Mono" w:cs="Cascadia Mono"/>
-          <w:b w:val="0"/>
-          <w:sz w:val="19"/>
-        </w:rPr>
-        <w:t xml:space="preserve">                    ),</w:t>
-      </w:r>
-    </w:p>
-    <w:p>
-      <w:pPr>
-        <w:spacing w:line="190" w:lineRule="exact" w:after="0"/>
-        <w:jc w:val="left"/>
-      </w:pPr>
-      <w:r>
-        <w:rPr>
-          <w:rFonts w:ascii="Cascadia Mono" w:hAnsi="Cascadia Mono" w:cs="Cascadia Mono"/>
-          <w:b w:val="0"/>
-          <w:sz w:val="19"/>
-        </w:rPr>
-        <w:t xml:space="preserve">                  ),</w:t>
-      </w:r>
-    </w:p>
-    <w:p>
-      <w:pPr>
-        <w:spacing w:line="190" w:lineRule="exact" w:after="0"/>
-        <w:jc w:val="left"/>
-      </w:pPr>
-      <w:r>
-        <w:rPr>
-          <w:rFonts w:ascii="Cascadia Mono" w:hAnsi="Cascadia Mono" w:cs="Cascadia Mono"/>
-          <w:b w:val="0"/>
-          <w:sz w:val="19"/>
-        </w:rPr>
-        <w:t xml:space="preserve">                ],</w:t>
-      </w:r>
-    </w:p>
-    <w:p>
-      <w:pPr>
-        <w:spacing w:line="190" w:lineRule="exact" w:after="0"/>
-        <w:jc w:val="left"/>
-      </w:pPr>
-      <w:r>
-        <w:rPr>
-          <w:rFonts w:ascii="Cascadia Mono" w:hAnsi="Cascadia Mono" w:cs="Cascadia Mono"/>
-          <w:b w:val="0"/>
-          <w:sz w:val="19"/>
-        </w:rPr>
-        <w:t xml:space="preserve">              ),</w:t>
-      </w:r>
-    </w:p>
-    <w:p>
-      <w:pPr>
-        <w:spacing w:line="190" w:lineRule="exact" w:after="0"/>
-        <w:jc w:val="left"/>
-      </w:pPr>
-      <w:r>
-        <w:rPr>
-          <w:rFonts w:ascii="Cascadia Mono" w:hAnsi="Cascadia Mono" w:cs="Cascadia Mono"/>
-          <w:b w:val="0"/>
-          <w:sz w:val="19"/>
-        </w:rPr>
-        <w:t xml:space="preserve">              Container(</w:t>
-      </w:r>
-    </w:p>
-    <w:p>
-      <w:pPr>
-        <w:spacing w:line="190" w:lineRule="exact" w:after="0"/>
-        <w:jc w:val="left"/>
-      </w:pPr>
-      <w:r>
-        <w:rPr>
-          <w:rFonts w:ascii="Cascadia Mono" w:hAnsi="Cascadia Mono" w:cs="Cascadia Mono"/>
-          <w:b w:val="0"/>
-          <w:sz w:val="19"/>
-        </w:rPr>
-        <w:t xml:space="preserve">                padding: const EdgeInsets.symmetric(horizontal: 10, vertical: 4),</w:t>
-      </w:r>
-    </w:p>
-    <w:p>
-      <w:pPr>
-        <w:spacing w:line="190" w:lineRule="exact" w:after="0"/>
-        <w:jc w:val="left"/>
-      </w:pPr>
-      <w:r>
-        <w:rPr>
-          <w:rFonts w:ascii="Cascadia Mono" w:hAnsi="Cascadia Mono" w:cs="Cascadia Mono"/>
-          <w:b w:val="0"/>
-          <w:sz w:val="19"/>
-        </w:rPr>
-        <w:t xml:space="preserve">                decoration: BoxDecoration(</w:t>
-      </w:r>
-    </w:p>
-    <w:p>
-      <w:pPr>
-        <w:spacing w:line="190" w:lineRule="exact" w:after="0"/>
-        <w:jc w:val="left"/>
-      </w:pPr>
-      <w:r>
-        <w:rPr>
-          <w:rFonts w:ascii="Cascadia Mono" w:hAnsi="Cascadia Mono" w:cs="Cascadia Mono"/>
-          <w:b w:val="0"/>
-          <w:sz w:val="19"/>
-        </w:rPr>
-        <w:t xml:space="preserve">                  color: const Color(0xFFD4FF00).withValues(alpha: 0.15),</w:t>
-      </w:r>
-    </w:p>
-    <w:p>
-      <w:pPr>
-        <w:spacing w:line="190" w:lineRule="exact" w:after="0"/>
-        <w:jc w:val="left"/>
-      </w:pPr>
-      <w:r>
-        <w:rPr>
-          <w:rFonts w:ascii="Cascadia Mono" w:hAnsi="Cascadia Mono" w:cs="Cascadia Mono"/>
-          <w:b w:val="0"/>
-          <w:sz w:val="19"/>
-        </w:rPr>
-        <w:t xml:space="preserve">                  borderRadius: BorderRadius.circular(12),</w:t>
-      </w:r>
-    </w:p>
-    <w:p>
-      <w:pPr>
-        <w:spacing w:line="190" w:lineRule="exact" w:after="0"/>
-        <w:jc w:val="left"/>
-      </w:pPr>
-      <w:r>
-        <w:rPr>
-          <w:rFonts w:ascii="Cascadia Mono" w:hAnsi="Cascadia Mono" w:cs="Cascadia Mono"/>
-          <w:b w:val="0"/>
-          <w:sz w:val="19"/>
-        </w:rPr>
-        <w:t xml:space="preserve">                  border: Border.all(</w:t>
-      </w:r>
-    </w:p>
-    <w:p>
-      <w:pPr>
-        <w:spacing w:line="190" w:lineRule="exact" w:after="0"/>
-        <w:jc w:val="left"/>
-      </w:pPr>
-      <w:r>
-        <w:rPr>
-          <w:rFonts w:ascii="Cascadia Mono" w:hAnsi="Cascadia Mono" w:cs="Cascadia Mono"/>
-          <w:b w:val="0"/>
-          <w:sz w:val="19"/>
-        </w:rPr>
-        <w:t xml:space="preserve">                    color: const Color(0xFFD4FF00),</w:t>
-      </w:r>
-    </w:p>
-    <w:p>
-      <w:pPr>
-        <w:spacing w:line="190" w:lineRule="exact" w:after="0"/>
-        <w:jc w:val="left"/>
-      </w:pPr>
-      <w:r>
-        <w:rPr>
-          <w:rFonts w:ascii="Cascadia Mono" w:hAnsi="Cascadia Mono" w:cs="Cascadia Mono"/>
-          <w:b w:val="0"/>
-          <w:sz w:val="19"/>
-        </w:rPr>
-        <w:t xml:space="preserve">                    width: 1,</w:t>
-      </w:r>
-    </w:p>
-    <w:p>
-      <w:pPr>
-        <w:spacing w:line="190" w:lineRule="exact" w:after="0"/>
-        <w:jc w:val="left"/>
-      </w:pPr>
-      <w:r>
-        <w:rPr>
-          <w:rFonts w:ascii="Cascadia Mono" w:hAnsi="Cascadia Mono" w:cs="Cascadia Mono"/>
-          <w:b w:val="0"/>
-          <w:sz w:val="19"/>
-        </w:rPr>
-        <w:t xml:space="preserve">                  ),</w:t>
-      </w:r>
-    </w:p>
-    <w:p>
-      <w:pPr>
-        <w:spacing w:line="190" w:lineRule="exact" w:after="0"/>
-        <w:jc w:val="left"/>
-      </w:pPr>
-      <w:r>
-        <w:rPr>
-          <w:rFonts w:ascii="Cascadia Mono" w:hAnsi="Cascadia Mono" w:cs="Cascadia Mono"/>
-          <w:b w:val="0"/>
-          <w:sz w:val="19"/>
-        </w:rPr>
-        <w:t xml:space="preserve">                ),</w:t>
-      </w:r>
-    </w:p>
-    <w:p>
-      <w:pPr>
-        <w:spacing w:line="190" w:lineRule="exact" w:after="0"/>
-        <w:jc w:val="left"/>
-      </w:pPr>
-      <w:r>
-        <w:rPr>
-          <w:rFonts w:ascii="Cascadia Mono" w:hAnsi="Cascadia Mono" w:cs="Cascadia Mono"/>
-          <w:b w:val="0"/>
-          <w:sz w:val="19"/>
-        </w:rPr>
-        <w:t xml:space="preserve">                child: Text(</w:t>
-      </w:r>
-    </w:p>
-    <w:p>
-      <w:pPr>
-        <w:spacing w:line="190" w:lineRule="exact" w:after="0"/>
-        <w:jc w:val="left"/>
-      </w:pPr>
-      <w:r>
-        <w:rPr>
-          <w:rFonts w:ascii="Cascadia Mono" w:hAnsi="Cascadia Mono" w:cs="Cascadia Mono"/>
-          <w:b w:val="0"/>
-          <w:sz w:val="19"/>
-        </w:rPr>
-        <w:t xml:space="preserve">                  '$executionCount',</w:t>
-      </w:r>
-    </w:p>
-    <w:p>
-      <w:pPr>
-        <w:spacing w:line="190" w:lineRule="exact" w:after="0"/>
-        <w:jc w:val="left"/>
-      </w:pPr>
-      <w:r>
-        <w:rPr>
-          <w:rFonts w:ascii="Cascadia Mono" w:hAnsi="Cascadia Mono" w:cs="Cascadia Mono"/>
-          <w:b w:val="0"/>
-          <w:sz w:val="19"/>
-        </w:rPr>
-        <w:t xml:space="preserve">                  style: const TextStyle(</w:t>
-      </w:r>
-    </w:p>
-    <w:p>
-      <w:pPr>
-        <w:spacing w:line="190" w:lineRule="exact" w:after="0"/>
-        <w:jc w:val="left"/>
-      </w:pPr>
-      <w:r>
-        <w:rPr>
-          <w:rFonts w:ascii="Cascadia Mono" w:hAnsi="Cascadia Mono" w:cs="Cascadia Mono"/>
-          <w:b w:val="0"/>
-          <w:sz w:val="19"/>
-        </w:rPr>
-        <w:t xml:space="preserve">                    color: Color(0xFFD4FF00),</w:t>
-      </w:r>
-    </w:p>
-    <w:p>
-      <w:pPr>
-        <w:spacing w:line="190" w:lineRule="exact" w:after="0"/>
-        <w:jc w:val="left"/>
-      </w:pPr>
-      <w:r>
-        <w:rPr>
-          <w:rFonts w:ascii="Cascadia Mono" w:hAnsi="Cascadia Mono" w:cs="Cascadia Mono"/>
-          <w:b w:val="0"/>
-          <w:sz w:val="19"/>
-        </w:rPr>
-        <w:t xml:space="preserve">                    fontWeight: FontWeight.bold,</w:t>
-      </w:r>
-    </w:p>
-    <w:p>
-      <w:pPr>
-        <w:spacing w:line="190" w:lineRule="exact" w:after="0"/>
-        <w:jc w:val="left"/>
-      </w:pPr>
-      <w:r>
-        <w:rPr>
-          <w:rFonts w:ascii="Cascadia Mono" w:hAnsi="Cascadia Mono" w:cs="Cascadia Mono"/>
-          <w:b w:val="0"/>
-          <w:sz w:val="19"/>
-        </w:rPr>
-        <w:t xml:space="preserve">                    fontSize: 14,</w:t>
-      </w:r>
-    </w:p>
-    <w:p>
-      <w:pPr>
-        <w:spacing w:line="190" w:lineRule="exact" w:after="0"/>
-        <w:jc w:val="left"/>
-      </w:pPr>
-      <w:r>
-        <w:rPr>
-          <w:rFonts w:ascii="Cascadia Mono" w:hAnsi="Cascadia Mono" w:cs="Cascadia Mono"/>
-          <w:b w:val="0"/>
-          <w:sz w:val="19"/>
-        </w:rPr>
-        <w:t xml:space="preserve">                  ),</w:t>
-      </w:r>
-    </w:p>
-    <w:p>
-      <w:pPr>
-        <w:spacing w:line="190" w:lineRule="exact" w:after="0"/>
-        <w:jc w:val="left"/>
-      </w:pPr>
-      <w:r>
-        <w:rPr>
-          <w:rFonts w:ascii="Cascadia Mono" w:hAnsi="Cascadia Mono" w:cs="Cascadia Mono"/>
-          <w:b w:val="0"/>
-          <w:sz w:val="19"/>
-        </w:rPr>
-        <w:t xml:space="preserve">                ),</w:t>
-      </w:r>
-    </w:p>
-    <w:p>
-      <w:pPr>
-        <w:spacing w:line="190" w:lineRule="exact" w:after="0"/>
-        <w:jc w:val="left"/>
-      </w:pPr>
-      <w:r>
-        <w:rPr>
-          <w:rFonts w:ascii="Cascadia Mono" w:hAnsi="Cascadia Mono" w:cs="Cascadia Mono"/>
-          <w:b w:val="0"/>
-          <w:sz w:val="19"/>
-        </w:rPr>
-        <w:t xml:space="preserve">              ),</w:t>
-      </w:r>
-    </w:p>
-    <w:p>
-      <w:pPr>
-        <w:spacing w:line="190" w:lineRule="exact" w:after="0"/>
-        <w:jc w:val="left"/>
-      </w:pPr>
-      <w:r>
-        <w:rPr>
-          <w:rFonts w:ascii="Cascadia Mono" w:hAnsi="Cascadia Mono" w:cs="Cascadia Mono"/>
-          <w:b w:val="0"/>
-          <w:sz w:val="19"/>
-        </w:rPr>
-        <w:t xml:space="preserve">            ],</w:t>
-      </w:r>
-    </w:p>
-    <w:p>
-      <w:pPr>
-        <w:spacing w:line="190" w:lineRule="exact" w:after="0"/>
-        <w:jc w:val="left"/>
-      </w:pPr>
-      <w:r>
-        <w:rPr>
-          <w:rFonts w:ascii="Cascadia Mono" w:hAnsi="Cascadia Mono" w:cs="Cascadia Mono"/>
-          <w:b w:val="0"/>
-          <w:sz w:val="19"/>
-        </w:rPr>
-        <w:t xml:space="preserve">          ),</w:t>
-      </w:r>
-    </w:p>
-    <w:p>
-      <w:pPr>
-        <w:spacing w:line="190" w:lineRule="exact" w:after="0"/>
-        <w:jc w:val="left"/>
-      </w:pPr>
-      <w:r>
-        <w:rPr>
-          <w:rFonts w:ascii="Cascadia Mono" w:hAnsi="Cascadia Mono" w:cs="Cascadia Mono"/>
-          <w:b w:val="0"/>
-          <w:sz w:val="19"/>
-        </w:rPr>
-        <w:t xml:space="preserve">        ),</w:t>
-      </w:r>
-    </w:p>
-    <w:p>
-      <w:pPr>
-        <w:spacing w:line="190" w:lineRule="exact" w:after="0"/>
-        <w:jc w:val="left"/>
-      </w:pPr>
-      <w:r>
-        <w:rPr>
-          <w:rFonts w:ascii="Cascadia Mono" w:hAnsi="Cascadia Mono" w:cs="Cascadia Mono"/>
-          <w:b w:val="0"/>
-          <w:sz w:val="19"/>
-        </w:rPr>
-        <w:t xml:space="preserve">        const SizedBox(height: 12),</w:t>
-      </w:r>
-    </w:p>
-    <w:p>
-      <w:pPr>
-        <w:spacing w:line="190" w:lineRule="exact" w:after="0"/>
-        <w:jc w:val="left"/>
-      </w:pPr>
-      <w:r>
-        <w:rPr>
-          <w:rFonts w:ascii="Cascadia Mono" w:hAnsi="Cascadia Mono" w:cs="Cascadia Mono"/>
-          <w:b w:val="0"/>
-          <w:sz w:val="19"/>
-        </w:rPr>
-        <w:t xml:space="preserve">        Row(</w:t>
-      </w:r>
-    </w:p>
-    <w:p>
-      <w:pPr>
-        <w:spacing w:line="190" w:lineRule="exact" w:after="0"/>
-        <w:jc w:val="left"/>
-      </w:pPr>
-      <w:r>
-        <w:rPr>
-          <w:rFonts w:ascii="Cascadia Mono" w:hAnsi="Cascadia Mono" w:cs="Cascadia Mono"/>
-          <w:b w:val="0"/>
-          <w:sz w:val="19"/>
-        </w:rPr>
-        <w:t xml:space="preserve">          children: [</w:t>
-      </w:r>
-    </w:p>
-    <w:p>
-      <w:pPr>
-        <w:spacing w:line="190" w:lineRule="exact" w:after="0"/>
-        <w:jc w:val="left"/>
-      </w:pPr>
-      <w:r>
-        <w:rPr>
-          <w:rFonts w:ascii="Cascadia Mono" w:hAnsi="Cascadia Mono" w:cs="Cascadia Mono"/>
-          <w:b w:val="0"/>
-          <w:sz w:val="19"/>
-        </w:rPr>
-        <w:t xml:space="preserve">            Expanded(</w:t>
-      </w:r>
-    </w:p>
-    <w:p>
-      <w:pPr>
-        <w:spacing w:line="190" w:lineRule="exact" w:after="0"/>
-        <w:jc w:val="left"/>
-      </w:pPr>
-      <w:r>
-        <w:rPr>
-          <w:rFonts w:ascii="Cascadia Mono" w:hAnsi="Cascadia Mono" w:cs="Cascadia Mono"/>
-          <w:b w:val="0"/>
-          <w:sz w:val="19"/>
-        </w:rPr>
-        <w:t xml:space="preserve">              flex: 3,</w:t>
-      </w:r>
-    </w:p>
-    <w:p>
-      <w:pPr>
-        <w:spacing w:line="190" w:lineRule="exact" w:after="0"/>
-        <w:jc w:val="left"/>
-      </w:pPr>
-      <w:r>
-        <w:rPr>
-          <w:rFonts w:ascii="Cascadia Mono" w:hAnsi="Cascadia Mono" w:cs="Cascadia Mono"/>
-          <w:b w:val="0"/>
-          <w:sz w:val="19"/>
-        </w:rPr>
-        <w:t xml:space="preserve">              child: ElevatedButton.icon(</w:t>
-      </w:r>
-    </w:p>
-    <w:p>
-      <w:pPr>
-        <w:spacing w:line="190" w:lineRule="exact" w:after="0"/>
-        <w:jc w:val="left"/>
-      </w:pPr>
-      <w:r>
-        <w:rPr>
-          <w:rFonts w:ascii="Cascadia Mono" w:hAnsi="Cascadia Mono" w:cs="Cascadia Mono"/>
-          <w:b w:val="0"/>
-          <w:sz w:val="19"/>
-        </w:rPr>
-        <w:t xml:space="preserve">                onPressed: onExecute,</w:t>
-      </w:r>
-    </w:p>
-    <w:p>
-      <w:pPr>
-        <w:spacing w:line="190" w:lineRule="exact" w:after="0"/>
-        <w:jc w:val="left"/>
-      </w:pPr>
-      <w:r>
-        <w:rPr>
-          <w:rFonts w:ascii="Cascadia Mono" w:hAnsi="Cascadia Mono" w:cs="Cascadia Mono"/>
-          <w:b w:val="0"/>
-          <w:sz w:val="19"/>
-        </w:rPr>
-        <w:t xml:space="preserve">                icon: const Icon(Icons.check_circle_outline, size: 18),</w:t>
-      </w:r>
-    </w:p>
-    <w:p>
-      <w:pPr>
-        <w:spacing w:line="190" w:lineRule="exact" w:after="0"/>
-        <w:jc w:val="left"/>
-      </w:pPr>
-      <w:r>
-        <w:rPr>
-          <w:rFonts w:ascii="Cascadia Mono" w:hAnsi="Cascadia Mono" w:cs="Cascadia Mono"/>
-          <w:b w:val="0"/>
-          <w:sz w:val="19"/>
-        </w:rPr>
-        <w:t xml:space="preserve">                label: Text('Виконати (+1)'),</w:t>
-      </w:r>
-    </w:p>
-    <w:p>
-      <w:pPr>
-        <w:spacing w:line="190" w:lineRule="exact" w:after="0"/>
-        <w:jc w:val="left"/>
-      </w:pPr>
-      <w:r>
-        <w:rPr>
-          <w:rFonts w:ascii="Cascadia Mono" w:hAnsi="Cascadia Mono" w:cs="Cascadia Mono"/>
-          <w:b w:val="0"/>
-          <w:sz w:val="19"/>
-        </w:rPr>
-        <w:t xml:space="preserve">                style: ElevatedButton.styleFrom(</w:t>
-      </w:r>
-    </w:p>
-    <w:p>
-      <w:pPr>
-        <w:spacing w:line="190" w:lineRule="exact" w:after="0"/>
-        <w:jc w:val="left"/>
-      </w:pPr>
-      <w:r>
-        <w:rPr>
-          <w:rFonts w:ascii="Cascadia Mono" w:hAnsi="Cascadia Mono" w:cs="Cascadia Mono"/>
-          <w:b w:val="0"/>
-          <w:sz w:val="19"/>
-        </w:rPr>
-        <w:t xml:space="preserve">                  backgroundColor: const Color(0xFFD4FF00),</w:t>
-      </w:r>
-    </w:p>
-    <w:p>
-      <w:pPr>
-        <w:spacing w:line="190" w:lineRule="exact" w:after="0"/>
-        <w:jc w:val="left"/>
-      </w:pPr>
-      <w:r>
-        <w:rPr>
-          <w:rFonts w:ascii="Cascadia Mono" w:hAnsi="Cascadia Mono" w:cs="Cascadia Mono"/>
-          <w:b w:val="0"/>
-          <w:sz w:val="19"/>
-        </w:rPr>
-        <w:t xml:space="preserve">                  foregroundColor: const Color(0xFF0D0F13),</w:t>
-      </w:r>
-    </w:p>
-    <w:p>
-      <w:pPr>
-        <w:spacing w:line="190" w:lineRule="exact" w:after="0"/>
-        <w:jc w:val="left"/>
-      </w:pPr>
-      <w:r>
-        <w:rPr>
-          <w:rFonts w:ascii="Cascadia Mono" w:hAnsi="Cascadia Mono" w:cs="Cascadia Mono"/>
-          <w:b w:val="0"/>
-          <w:sz w:val="19"/>
-        </w:rPr>
-        <w:t xml:space="preserve">                  padding: const EdgeInsets.symmetric(vertical: 14),</w:t>
-      </w:r>
-    </w:p>
-    <w:p>
-      <w:pPr>
-        <w:spacing w:line="190" w:lineRule="exact" w:after="0"/>
-        <w:jc w:val="left"/>
-      </w:pPr>
-      <w:r>
-        <w:rPr>
-          <w:rFonts w:ascii="Cascadia Mono" w:hAnsi="Cascadia Mono" w:cs="Cascadia Mono"/>
-          <w:b w:val="0"/>
-          <w:sz w:val="19"/>
-        </w:rPr>
-        <w:t xml:space="preserve">                  shape: RoundedRectangleBorder(</w:t>
-      </w:r>
-    </w:p>
-    <w:p>
-      <w:pPr>
-        <w:spacing w:line="190" w:lineRule="exact" w:after="0"/>
-        <w:jc w:val="left"/>
-      </w:pPr>
-      <w:r>
-        <w:rPr>
-          <w:rFonts w:ascii="Cascadia Mono" w:hAnsi="Cascadia Mono" w:cs="Cascadia Mono"/>
-          <w:b w:val="0"/>
-          <w:sz w:val="19"/>
-        </w:rPr>
-        <w:t xml:space="preserve">                    borderRadius: BorderRadius.circular(12),</w:t>
-      </w:r>
-    </w:p>
-    <w:p>
-      <w:pPr>
-        <w:spacing w:line="190" w:lineRule="exact" w:after="0"/>
-        <w:jc w:val="left"/>
-      </w:pPr>
-      <w:r>
-        <w:rPr>
-          <w:rFonts w:ascii="Cascadia Mono" w:hAnsi="Cascadia Mono" w:cs="Cascadia Mono"/>
-          <w:b w:val="0"/>
-          <w:sz w:val="19"/>
-        </w:rPr>
-        <w:t xml:space="preserve">                  ),</w:t>
-      </w:r>
-    </w:p>
-    <w:p>
-      <w:pPr>
-        <w:spacing w:line="190" w:lineRule="exact" w:after="0"/>
-        <w:jc w:val="left"/>
-      </w:pPr>
-      <w:r>
-        <w:rPr>
-          <w:rFonts w:ascii="Cascadia Mono" w:hAnsi="Cascadia Mono" w:cs="Cascadia Mono"/>
-          <w:b w:val="0"/>
-          <w:sz w:val="19"/>
-        </w:rPr>
-        <w:t xml:space="preserve">                  textStyle: const TextStyle(</w:t>
-      </w:r>
-    </w:p>
-    <w:p>
-      <w:pPr>
-        <w:spacing w:line="190" w:lineRule="exact" w:after="0"/>
-        <w:jc w:val="left"/>
-      </w:pPr>
-      <w:r>
-        <w:rPr>
-          <w:rFonts w:ascii="Cascadia Mono" w:hAnsi="Cascadia Mono" w:cs="Cascadia Mono"/>
-          <w:b w:val="0"/>
-          <w:sz w:val="19"/>
-        </w:rPr>
-        <w:t xml:space="preserve">                    fontSize: 15,</w:t>
-      </w:r>
-    </w:p>
-    <w:p>
-      <w:pPr>
-        <w:spacing w:line="190" w:lineRule="exact" w:after="0"/>
-        <w:jc w:val="left"/>
-      </w:pPr>
-      <w:r>
-        <w:rPr>
-          <w:rFonts w:ascii="Cascadia Mono" w:hAnsi="Cascadia Mono" w:cs="Cascadia Mono"/>
-          <w:b w:val="0"/>
-          <w:sz w:val="19"/>
-        </w:rPr>
-        <w:t xml:space="preserve">                    fontWeight: FontWeight.bold,</w:t>
-      </w:r>
-    </w:p>
-    <w:p>
-      <w:pPr>
-        <w:spacing w:line="190" w:lineRule="exact" w:after="0"/>
-        <w:jc w:val="left"/>
-      </w:pPr>
-      <w:r>
-        <w:rPr>
-          <w:rFonts w:ascii="Cascadia Mono" w:hAnsi="Cascadia Mono" w:cs="Cascadia Mono"/>
-          <w:b w:val="0"/>
-          <w:sz w:val="19"/>
-        </w:rPr>
-        <w:t xml:space="preserve">                  ),</w:t>
-      </w:r>
-    </w:p>
-    <w:p>
-      <w:pPr>
-        <w:spacing w:line="190" w:lineRule="exact" w:after="0"/>
-        <w:jc w:val="left"/>
-      </w:pPr>
-      <w:r>
-        <w:rPr>
-          <w:rFonts w:ascii="Cascadia Mono" w:hAnsi="Cascadia Mono" w:cs="Cascadia Mono"/>
-          <w:b w:val="0"/>
-          <w:sz w:val="19"/>
-        </w:rPr>
-        <w:t xml:space="preserve">                ),</w:t>
-      </w:r>
-    </w:p>
-    <w:p>
-      <w:pPr>
-        <w:spacing w:line="190" w:lineRule="exact" w:after="0"/>
-        <w:jc w:val="left"/>
-      </w:pPr>
-      <w:r>
-        <w:rPr>
-          <w:rFonts w:ascii="Cascadia Mono" w:hAnsi="Cascadia Mono" w:cs="Cascadia Mono"/>
-          <w:b w:val="0"/>
-          <w:sz w:val="19"/>
-        </w:rPr>
-        <w:t xml:space="preserve">              ),</w:t>
-      </w:r>
-    </w:p>
-    <w:p>
-      <w:pPr>
-        <w:spacing w:line="190" w:lineRule="exact" w:after="0"/>
-        <w:jc w:val="left"/>
-      </w:pPr>
-      <w:r>
-        <w:rPr>
-          <w:rFonts w:ascii="Cascadia Mono" w:hAnsi="Cascadia Mono" w:cs="Cascadia Mono"/>
-          <w:b w:val="0"/>
-          <w:sz w:val="19"/>
-        </w:rPr>
-        <w:t xml:space="preserve">            ),</w:t>
-      </w:r>
-    </w:p>
-    <w:p>
-      <w:pPr>
-        <w:spacing w:line="190" w:lineRule="exact" w:after="0"/>
-        <w:jc w:val="left"/>
-      </w:pPr>
-      <w:r>
-        <w:rPr>
-          <w:rFonts w:ascii="Cascadia Mono" w:hAnsi="Cascadia Mono" w:cs="Cascadia Mono"/>
-          <w:b w:val="0"/>
-          <w:sz w:val="19"/>
-        </w:rPr>
-        <w:t xml:space="preserve">            const SizedBox(width: 10),</w:t>
-      </w:r>
-    </w:p>
-    <w:p>
-      <w:pPr>
-        <w:spacing w:line="190" w:lineRule="exact" w:after="0"/>
-        <w:jc w:val="left"/>
-      </w:pPr>
-      <w:r>
-        <w:rPr>
-          <w:rFonts w:ascii="Cascadia Mono" w:hAnsi="Cascadia Mono" w:cs="Cascadia Mono"/>
-          <w:b w:val="0"/>
-          <w:sz w:val="19"/>
-        </w:rPr>
-        <w:t xml:space="preserve">            Expanded(</w:t>
-      </w:r>
-    </w:p>
-    <w:p>
-      <w:pPr>
-        <w:spacing w:line="190" w:lineRule="exact" w:after="0"/>
-        <w:jc w:val="left"/>
-      </w:pPr>
-      <w:r>
-        <w:rPr>
-          <w:rFonts w:ascii="Cascadia Mono" w:hAnsi="Cascadia Mono" w:cs="Cascadia Mono"/>
-          <w:b w:val="0"/>
-          <w:sz w:val="19"/>
-        </w:rPr>
-        <w:t xml:space="preserve">              flex: 2,</w:t>
-      </w:r>
-    </w:p>
-    <w:p>
-      <w:pPr>
-        <w:spacing w:line="190" w:lineRule="exact" w:after="0"/>
-        <w:jc w:val="left"/>
-      </w:pPr>
-      <w:r>
-        <w:rPr>
-          <w:rFonts w:ascii="Cascadia Mono" w:hAnsi="Cascadia Mono" w:cs="Cascadia Mono"/>
-          <w:b w:val="0"/>
-          <w:sz w:val="19"/>
-        </w:rPr>
-        <w:t xml:space="preserve">              child: OutlinedButton.icon(</w:t>
-      </w:r>
-    </w:p>
-    <w:p>
-      <w:pPr>
-        <w:spacing w:line="190" w:lineRule="exact" w:after="0"/>
-        <w:jc w:val="left"/>
-      </w:pPr>
-      <w:r>
-        <w:rPr>
-          <w:rFonts w:ascii="Cascadia Mono" w:hAnsi="Cascadia Mono" w:cs="Cascadia Mono"/>
-          <w:b w:val="0"/>
-          <w:sz w:val="19"/>
-        </w:rPr>
-        <w:t xml:space="preserve">                onPressed: executionCount &gt; 0 ? onReset : null,</w:t>
-      </w:r>
-    </w:p>
-    <w:p>
-      <w:pPr>
-        <w:spacing w:line="190" w:lineRule="exact" w:after="0"/>
-        <w:jc w:val="left"/>
-      </w:pPr>
-      <w:r>
-        <w:rPr>
-          <w:rFonts w:ascii="Cascadia Mono" w:hAnsi="Cascadia Mono" w:cs="Cascadia Mono"/>
-          <w:b w:val="0"/>
-          <w:sz w:val="19"/>
-        </w:rPr>
-        <w:t xml:space="preserve">                icon: const Icon(Icons.restart_alt, size: 18),</w:t>
-      </w:r>
-    </w:p>
-    <w:p>
-      <w:pPr>
-        <w:spacing w:line="190" w:lineRule="exact" w:after="0"/>
-        <w:jc w:val="left"/>
-      </w:pPr>
-      <w:r>
-        <w:rPr>
-          <w:rFonts w:ascii="Cascadia Mono" w:hAnsi="Cascadia Mono" w:cs="Cascadia Mono"/>
-          <w:b w:val="0"/>
-          <w:sz w:val="19"/>
-        </w:rPr>
-        <w:t xml:space="preserve">                label: const Text('Скинути'),</w:t>
-      </w:r>
-    </w:p>
-    <w:p>
-      <w:pPr>
-        <w:spacing w:line="190" w:lineRule="exact" w:after="0"/>
-        <w:jc w:val="left"/>
-      </w:pPr>
-      <w:r>
-        <w:rPr>
-          <w:rFonts w:ascii="Cascadia Mono" w:hAnsi="Cascadia Mono" w:cs="Cascadia Mono"/>
-          <w:b w:val="0"/>
-          <w:sz w:val="19"/>
-        </w:rPr>
-        <w:t xml:space="preserve">                style: OutlinedButton.styleFrom(</w:t>
-      </w:r>
-    </w:p>
-    <w:p>
-      <w:pPr>
-        <w:spacing w:line="190" w:lineRule="exact" w:after="0"/>
-        <w:jc w:val="left"/>
-      </w:pPr>
-      <w:r>
-        <w:rPr>
-          <w:rFonts w:ascii="Cascadia Mono" w:hAnsi="Cascadia Mono" w:cs="Cascadia Mono"/>
-          <w:b w:val="0"/>
-          <w:sz w:val="19"/>
-        </w:rPr>
-        <w:t xml:space="preserve">                  foregroundColor: Colors.white,</w:t>
-      </w:r>
-    </w:p>
-    <w:p>
-      <w:pPr>
-        <w:spacing w:line="190" w:lineRule="exact" w:after="0"/>
-        <w:jc w:val="left"/>
-      </w:pPr>
-      <w:r>
-        <w:rPr>
-          <w:rFonts w:ascii="Cascadia Mono" w:hAnsi="Cascadia Mono" w:cs="Cascadia Mono"/>
-          <w:b w:val="0"/>
-          <w:sz w:val="19"/>
-        </w:rPr>
-        <w:t xml:space="preserve">                  disabledForegroundColor: const Color(0xFF555F70),</w:t>
-      </w:r>
-    </w:p>
-    <w:p>
-      <w:pPr>
-        <w:spacing w:line="190" w:lineRule="exact" w:after="0"/>
-        <w:jc w:val="left"/>
-      </w:pPr>
-      <w:r>
-        <w:rPr>
-          <w:rFonts w:ascii="Cascadia Mono" w:hAnsi="Cascadia Mono" w:cs="Cascadia Mono"/>
-          <w:b w:val="0"/>
-          <w:sz w:val="19"/>
-        </w:rPr>
-        <w:t xml:space="preserve">                  side: BorderSide(</w:t>
-      </w:r>
-    </w:p>
-    <w:p>
-      <w:pPr>
-        <w:spacing w:line="190" w:lineRule="exact" w:after="0"/>
-        <w:jc w:val="left"/>
-      </w:pPr>
-      <w:r>
-        <w:rPr>
-          <w:rFonts w:ascii="Cascadia Mono" w:hAnsi="Cascadia Mono" w:cs="Cascadia Mono"/>
-          <w:b w:val="0"/>
-          <w:sz w:val="19"/>
-        </w:rPr>
-        <w:t xml:space="preserve">                    color: executionCount &gt; 0</w:t>
-      </w:r>
-    </w:p>
-    <w:p>
-      <w:pPr>
-        <w:spacing w:line="190" w:lineRule="exact" w:after="0"/>
-        <w:jc w:val="left"/>
-      </w:pPr>
-      <w:r>
-        <w:rPr>
-          <w:rFonts w:ascii="Cascadia Mono" w:hAnsi="Cascadia Mono" w:cs="Cascadia Mono"/>
-          <w:b w:val="0"/>
-          <w:sz w:val="19"/>
-        </w:rPr>
-        <w:t xml:space="preserve">                        ? const Color(0xFF2A3142)</w:t>
-      </w:r>
-    </w:p>
-    <w:p>
-      <w:pPr>
-        <w:spacing w:line="190" w:lineRule="exact" w:after="0"/>
-        <w:jc w:val="left"/>
-      </w:pPr>
-      <w:r>
-        <w:rPr>
-          <w:rFonts w:ascii="Cascadia Mono" w:hAnsi="Cascadia Mono" w:cs="Cascadia Mono"/>
-          <w:b w:val="0"/>
-          <w:sz w:val="19"/>
-        </w:rPr>
-        <w:t xml:space="preserve">                        : const Color(0xFF1F2430),</w:t>
-      </w:r>
-    </w:p>
-    <w:p>
-      <w:pPr>
-        <w:spacing w:line="190" w:lineRule="exact" w:after="0"/>
-        <w:jc w:val="left"/>
-      </w:pPr>
-      <w:r>
-        <w:rPr>
-          <w:rFonts w:ascii="Cascadia Mono" w:hAnsi="Cascadia Mono" w:cs="Cascadia Mono"/>
-          <w:b w:val="0"/>
-          <w:sz w:val="19"/>
-        </w:rPr>
-        <w:t xml:space="preserve">                    width: 1.5,</w:t>
-      </w:r>
-    </w:p>
-    <w:p>
-      <w:pPr>
-        <w:spacing w:line="190" w:lineRule="exact" w:after="0"/>
-        <w:jc w:val="left"/>
-      </w:pPr>
-      <w:r>
-        <w:rPr>
-          <w:rFonts w:ascii="Cascadia Mono" w:hAnsi="Cascadia Mono" w:cs="Cascadia Mono"/>
-          <w:b w:val="0"/>
-          <w:sz w:val="19"/>
-        </w:rPr>
-        <w:t xml:space="preserve">                  ),</w:t>
-      </w:r>
-    </w:p>
-    <w:p>
-      <w:pPr>
-        <w:spacing w:line="190" w:lineRule="exact" w:after="0"/>
-        <w:jc w:val="left"/>
-      </w:pPr>
-      <w:r>
-        <w:rPr>
-          <w:rFonts w:ascii="Cascadia Mono" w:hAnsi="Cascadia Mono" w:cs="Cascadia Mono"/>
-          <w:b w:val="0"/>
-          <w:sz w:val="19"/>
-        </w:rPr>
-        <w:t xml:space="preserve">                  padding: const EdgeInsets.symmetric(vertical: 14),</w:t>
-      </w:r>
-    </w:p>
-    <w:p>
-      <w:pPr>
-        <w:spacing w:line="190" w:lineRule="exact" w:after="0"/>
-        <w:jc w:val="left"/>
-      </w:pPr>
-      <w:r>
-        <w:rPr>
-          <w:rFonts w:ascii="Cascadia Mono" w:hAnsi="Cascadia Mono" w:cs="Cascadia Mono"/>
-          <w:b w:val="0"/>
-          <w:sz w:val="19"/>
-        </w:rPr>
-        <w:t xml:space="preserve">                  shape: RoundedRectangleBorder(</w:t>
-      </w:r>
-    </w:p>
-    <w:p>
-      <w:pPr>
-        <w:spacing w:line="190" w:lineRule="exact" w:after="0"/>
-        <w:jc w:val="left"/>
-      </w:pPr>
-      <w:r>
-        <w:rPr>
-          <w:rFonts w:ascii="Cascadia Mono" w:hAnsi="Cascadia Mono" w:cs="Cascadia Mono"/>
-          <w:b w:val="0"/>
-          <w:sz w:val="19"/>
-        </w:rPr>
-        <w:t xml:space="preserve">                    borderRadius: BorderRadius.circular(12),</w:t>
-      </w:r>
-    </w:p>
-    <w:p>
-      <w:pPr>
-        <w:spacing w:line="190" w:lineRule="exact" w:after="0"/>
-        <w:jc w:val="left"/>
-      </w:pPr>
-      <w:r>
-        <w:rPr>
-          <w:rFonts w:ascii="Cascadia Mono" w:hAnsi="Cascadia Mono" w:cs="Cascadia Mono"/>
-          <w:b w:val="0"/>
-          <w:sz w:val="19"/>
-        </w:rPr>
-        <w:t xml:space="preserve">                  ),</w:t>
-      </w:r>
-    </w:p>
-    <w:p>
-      <w:pPr>
-        <w:spacing w:line="190" w:lineRule="exact" w:after="0"/>
-        <w:jc w:val="left"/>
-      </w:pPr>
-      <w:r>
-        <w:rPr>
-          <w:rFonts w:ascii="Cascadia Mono" w:hAnsi="Cascadia Mono" w:cs="Cascadia Mono"/>
-          <w:b w:val="0"/>
-          <w:sz w:val="19"/>
-        </w:rPr>
-        <w:t xml:space="preserve">                  textStyle: const TextStyle(</w:t>
-      </w:r>
-    </w:p>
-    <w:p>
-      <w:pPr>
-        <w:spacing w:line="190" w:lineRule="exact" w:after="0"/>
-        <w:jc w:val="left"/>
-      </w:pPr>
-      <w:r>
-        <w:rPr>
-          <w:rFonts w:ascii="Cascadia Mono" w:hAnsi="Cascadia Mono" w:cs="Cascadia Mono"/>
-          <w:b w:val="0"/>
-          <w:sz w:val="19"/>
-        </w:rPr>
-        <w:t xml:space="preserve">                    fontSize: 14,</w:t>
-      </w:r>
-    </w:p>
-    <w:p>
-      <w:pPr>
-        <w:spacing w:line="190" w:lineRule="exact" w:after="0"/>
-        <w:jc w:val="left"/>
-      </w:pPr>
-      <w:r>
-        <w:rPr>
-          <w:rFonts w:ascii="Cascadia Mono" w:hAnsi="Cascadia Mono" w:cs="Cascadia Mono"/>
-          <w:b w:val="0"/>
-          <w:sz w:val="19"/>
-        </w:rPr>
-        <w:t xml:space="preserve">                    fontWeight: FontWeight.w600,</w:t>
-      </w:r>
-    </w:p>
-    <w:p>
-      <w:pPr>
-        <w:spacing w:line="190" w:lineRule="exact" w:after="0"/>
-        <w:jc w:val="left"/>
-      </w:pPr>
-      <w:r>
-        <w:rPr>
-          <w:rFonts w:ascii="Cascadia Mono" w:hAnsi="Cascadia Mono" w:cs="Cascadia Mono"/>
-          <w:b w:val="0"/>
-          <w:sz w:val="19"/>
-        </w:rPr>
-        <w:t xml:space="preserve">                  ),</w:t>
-      </w:r>
-    </w:p>
-    <w:p>
-      <w:pPr>
-        <w:spacing w:line="190" w:lineRule="exact" w:after="0"/>
-        <w:jc w:val="left"/>
-      </w:pPr>
-      <w:r>
-        <w:rPr>
-          <w:rFonts w:ascii="Cascadia Mono" w:hAnsi="Cascadia Mono" w:cs="Cascadia Mono"/>
-          <w:b w:val="0"/>
-          <w:sz w:val="19"/>
-        </w:rPr>
-        <w:t xml:space="preserve">                ),</w:t>
-      </w:r>
-    </w:p>
-    <w:p>
-      <w:pPr>
-        <w:spacing w:line="190" w:lineRule="exact" w:after="0"/>
-        <w:jc w:val="left"/>
-      </w:pPr>
-      <w:r>
-        <w:rPr>
-          <w:rFonts w:ascii="Cascadia Mono" w:hAnsi="Cascadia Mono" w:cs="Cascadia Mono"/>
-          <w:b w:val="0"/>
-          <w:sz w:val="19"/>
-        </w:rPr>
-        <w:t xml:space="preserve">              ),</w:t>
-      </w:r>
-    </w:p>
-    <w:p>
-      <w:pPr>
-        <w:spacing w:line="190" w:lineRule="exact" w:after="0"/>
-        <w:jc w:val="left"/>
-      </w:pPr>
-      <w:r>
-        <w:rPr>
-          <w:rFonts w:ascii="Cascadia Mono" w:hAnsi="Cascadia Mono" w:cs="Cascadia Mono"/>
-          <w:b w:val="0"/>
-          <w:sz w:val="19"/>
-        </w:rPr>
-        <w:t xml:space="preserve">            ),</w:t>
-      </w:r>
-    </w:p>
-    <w:p>
-      <w:pPr>
-        <w:spacing w:line="190" w:lineRule="exact" w:after="0"/>
-        <w:jc w:val="left"/>
-      </w:pPr>
-      <w:r>
-        <w:rPr>
-          <w:rFonts w:ascii="Cascadia Mono" w:hAnsi="Cascadia Mono" w:cs="Cascadia Mono"/>
-          <w:b w:val="0"/>
-          <w:sz w:val="19"/>
-        </w:rPr>
-        <w:t xml:space="preserve">          ],</w:t>
-      </w:r>
-    </w:p>
-    <w:p>
-      <w:pPr>
-        <w:spacing w:line="190" w:lineRule="exact" w:after="0"/>
-        <w:jc w:val="left"/>
-      </w:pPr>
-      <w:r>
-        <w:rPr>
-          <w:rFonts w:ascii="Cascadia Mono" w:hAnsi="Cascadia Mono" w:cs="Cascadia Mono"/>
-          <w:b w:val="0"/>
-          <w:sz w:val="19"/>
-        </w:rPr>
-        <w:t xml:space="preserve">        ),</w:t>
-      </w:r>
-    </w:p>
-    <w:p>
-      <w:pPr>
-        <w:spacing w:line="190" w:lineRule="exact" w:after="0"/>
-        <w:jc w:val="left"/>
-      </w:pPr>
-      <w:r>
-        <w:rPr>
-          <w:rFonts w:ascii="Cascadia Mono" w:hAnsi="Cascadia Mono" w:cs="Cascadia Mono"/>
-          <w:b w:val="0"/>
-          <w:sz w:val="19"/>
-        </w:rPr>
-        <w:t xml:space="preserve">      ],</w:t>
       </w:r>
     </w:p>
     <w:p>

--- a/Lab_5/ПМД_КН-2327Б_Багрій-Белз_ЛР-5.docx
+++ b/Lab_5/ПМД_КН-2327Б_Багрій-Белз_ЛР-5.docx
@@ -1180,6 +1180,34 @@
     </w:p>
     <w:p>
       <w:pPr>
+        <w:spacing w:line="276" w:lineRule="auto" w:after="0"/>
+        <w:jc w:val="both"/>
+      </w:pPr>
+      <w:r>
+        <w:rPr>
+          <w:rFonts w:ascii="Times New Roman" w:hAnsi="Times New Roman" w:cs="Times New Roman"/>
+          <w:b w:val="0"/>
+          <w:sz w:val="28"/>
+        </w:rPr>
+        <w:t>Репозиторій з кодом лабораторних робіт: https://github.com/bahriibelzandrii/PMD</w:t>
+      </w:r>
+    </w:p>
+    <w:p>
+      <w:pPr>
+        <w:spacing w:line="276" w:lineRule="auto" w:after="0"/>
+        <w:jc w:val="both"/>
+      </w:pPr>
+      <w:r>
+        <w:rPr>
+          <w:rFonts w:ascii="Times New Roman" w:hAnsi="Times New Roman" w:cs="Times New Roman"/>
+          <w:b w:val="0"/>
+          <w:sz w:val="28"/>
+        </w:rPr>
+        <w:t>Код і матеріали цієї лабораторної роботи: https://github.com/bahriibelzandrii/PMD/tree/main/Lab_5</w:t>
+      </w:r>
+    </w:p>
+    <w:p>
+      <w:pPr>
         <w:spacing w:line="276" w:lineRule="auto"/>
         <w:jc w:val="both"/>
       </w:pPr>
